--- a/docs/기말프로젝트_제안서.docx
+++ b/docs/기말프로젝트_제안서.docx
@@ -2071,7 +2071,55 @@
           <w:sz w:val="20"/>
           <w:szCs w:val="20"/>
         </w:rPr>
-        <w:t xml:space="preserve">실제 구현은 두 개의 Solidity 스마트컨트랙트와 하나의 시연 스크립트로 이루어져 있으며, 코드 전문은 첨부 파일 및 깃허브 저장소로 함께 제출한다.</w:t>
+        <w:t xml:space="preserve">실제 구현은 두 개의 Solidity 스마트컨트랙트와 하나의 시연 스크립트로 이루어져 있으며, 코드 전문은 첨부 파일로 함께 제출한다. </w:t>
+      </w:r>
+      <w:r>
+        <w:rPr>
+          <w:rFonts w:ascii="NanumMyeongjo" w:cs="NanumMyeongjo" w:eastAsia="NanumMyeongjo" w:hAnsi="NanumMyeongjo"/>
+          <w:sz w:val="20"/>
+          <w:szCs w:val="20"/>
+        </w:rPr>
+        <w:t xml:space="preserve">아래 링크에서 지갑·설치 없이 컨트랙트 로직이 브라우저에서 즉시 실행되는 것을 클릭 몇 번으로 확인할 수 있다: </w:t>
+      </w:r>
+      <w:hyperlink w:history="1" r:id="rId5jdlqtimbohskc8ggzy73">
+        <w:r>
+          <w:rPr>
+            <w:rFonts w:ascii="NanumMyeongjo" w:cs="NanumMyeongjo" w:eastAsia="NanumMyeongjo" w:hAnsi="NanumMyeongjo"/>
+            <w:color w:val="1155CC"/>
+            <w:sz w:val="20"/>
+            <w:szCs w:val="20"/>
+            <w:u w:val="single"/>
+          </w:rPr>
+          <w:t xml:space="preserve">인터랙티브 데모 바로가기</w:t>
+        </w:r>
+      </w:hyperlink>
+      <w:r>
+        <w:rPr>
+          <w:rFonts w:ascii="NanumMyeongjo" w:cs="NanumMyeongjo" w:eastAsia="NanumMyeongjo" w:hAnsi="NanumMyeongjo"/>
+          <w:sz w:val="20"/>
+          <w:szCs w:val="20"/>
+        </w:rPr>
+        <w:t xml:space="preserve"> (소스: </w:t>
+      </w:r>
+      <w:hyperlink w:history="1" r:id="rId1cwrhu6w00gngumucyfob">
+        <w:r>
+          <w:rPr>
+            <w:rFonts w:ascii="NanumMyeongjo" w:cs="NanumMyeongjo" w:eastAsia="NanumMyeongjo" w:hAnsi="NanumMyeongjo"/>
+            <w:color w:val="1155CC"/>
+            <w:sz w:val="20"/>
+            <w:szCs w:val="20"/>
+            <w:u w:val="single"/>
+          </w:rPr>
+          <w:t xml:space="preserve">github.com/SNU-Project/fan-passport</w:t>
+        </w:r>
+      </w:hyperlink>
+      <w:r>
+        <w:rPr>
+          <w:rFonts w:ascii="NanumMyeongjo" w:cs="NanumMyeongjo" w:eastAsia="NanumMyeongjo" w:hAnsi="NanumMyeongjo"/>
+          <w:sz w:val="20"/>
+          <w:szCs w:val="20"/>
+        </w:rPr>
+        <w:t xml:space="preserve">)</w:t>
       </w:r>
     </w:p>
     <w:p>

--- a/docs/기말프로젝트_제안서.docx
+++ b/docs/기말프로젝트_제안서.docx
@@ -198,16 +198,246 @@
     </w:p>
     <w:p>
       <w:pPr>
+        <w:pStyle w:val="Heading2"/>
+      </w:pPr>
+      <w:r>
+        <w:rPr>
+          <w:rFonts w:ascii="NanumMyeongjo" w:cs="NanumMyeongjo" w:eastAsia="NanumMyeongjo" w:hAnsi="NanumMyeongjo"/>
+          <w:b/>
+          <w:bCs/>
+          <w:color w:val="1F1F1F"/>
+          <w:sz w:val="22"/>
+          <w:szCs w:val="22"/>
+        </w:rPr>
+        <w:t xml:space="preserve">제 1 절  구성 요소</w:t>
+      </w:r>
+    </w:p>
+    <w:p>
+      <w:pPr>
         <w:spacing w:after="60" w:line="232"/>
         <w:jc w:val="both"/>
       </w:pPr>
       <w:r>
         <w:rPr>
           <w:rFonts w:ascii="NanumMyeongjo" w:cs="NanumMyeongjo" w:eastAsia="NanumMyeongjo" w:hAnsi="NanumMyeongjo"/>
-          <w:sz w:val="20"/>
-          <w:szCs w:val="20"/>
-        </w:rPr>
-        <w:t xml:space="preserve">시스템은 두 계약으로 구성된다. 팬 1인당 발급되는 팬 여권(FanPassport)은 전송·승인이 항상 실패하는 소울바운드 토큰으로, 실제 입장 시점에만 기록되고 점수는 2년에 걸쳐 선형 감가한다(신규 팬 진입 여지 확보). 공연별로 배포되는 티켓함(TicketBox)의 표는 공식 반납 창구로만 전송되며, 좌석은 팬 점수 올페이 경매인 우선권 트랙과 무작위 추첨인 일반 트랙으로 배분한다. 반납은 정가 전액 환불 후 다음 라운드 우선권 트랙으로 재편입되고, 보증금은 입장·반납 시 환급되며 무단 노쇼에만 몰수돼 리워드 재원이 된다. 누적 참석 횟수는 계약 없이 제3자가 조회 가능해, 등급별 혜택 활용도 실현된다.</w:t>
+          <w:b/>
+          <w:bCs/>
+          <w:sz w:val="20"/>
+          <w:szCs w:val="20"/>
+        </w:rPr>
+        <w:t xml:space="preserve">팬 여권(FanPassport)</w:t>
+      </w:r>
+      <w:r>
+        <w:rPr>
+          <w:rFonts w:ascii="NanumMyeongjo" w:cs="NanumMyeongjo" w:eastAsia="NanumMyeongjo" w:hAnsi="NanumMyeongjo"/>
+          <w:sz w:val="20"/>
+          <w:szCs w:val="20"/>
+        </w:rPr>
+        <w:t xml:space="preserve">은 팬 1인당 하나씩 발급되어 아티스트·예매처와 무관하게 평생 공용으로 쓰이는 계약이다. 발급기관이 오프체인 실명 확인을 마친 사람에게만 발급하며, 전송·승인 함수는 호출 시 항상 실패한다. </w:t>
+      </w:r>
+      <w:r>
+        <w:rPr>
+          <w:rFonts w:ascii="NanumMyeongjo" w:cs="NanumMyeongjo" w:eastAsia="NanumMyeongjo" w:hAnsi="NanumMyeongjo"/>
+          <w:b/>
+          <w:bCs/>
+          <w:sz w:val="20"/>
+          <w:szCs w:val="20"/>
+        </w:rPr>
+        <w:t xml:space="preserve">티켓함(TicketBox)</w:t>
+      </w:r>
+      <w:r>
+        <w:rPr>
+          <w:rFonts w:ascii="NanumMyeongjo" w:cs="NanumMyeongjo" w:eastAsia="NanumMyeongjo" w:hAnsi="NanumMyeongjo"/>
+          <w:sz w:val="20"/>
+          <w:szCs w:val="20"/>
+        </w:rPr>
+        <w:t xml:space="preserve">은 공연 한 건마다 새로 배포되어 그 공연의 좌석 배분·발권·검표를 담당한다. 모든 티켓함이 동일한 팬 여권을 참조하므로, 어느 공연에서 쌓은 이력이든 하나의 여권에 누적된다. 참여 주체는 발급기관(실명 확인), 기획사(라운드 개설·정산), 현장 검표 단말, 그리고 팬이다.</w:t>
+      </w:r>
+    </w:p>
+    <w:p>
+      <w:pPr>
+        <w:pStyle w:val="Heading2"/>
+      </w:pPr>
+      <w:r>
+        <w:rPr>
+          <w:rFonts w:ascii="NanumMyeongjo" w:cs="NanumMyeongjo" w:eastAsia="NanumMyeongjo" w:hAnsi="NanumMyeongjo"/>
+          <w:b/>
+          <w:bCs/>
+          <w:color w:val="1F1F1F"/>
+          <w:sz w:val="22"/>
+          <w:szCs w:val="22"/>
+        </w:rPr>
+        <w:t xml:space="preserve">제 2 절  공연 한 건의 진행 흐름</w:t>
+      </w:r>
+    </w:p>
+    <w:p>
+      <w:pPr>
+        <w:pStyle w:val="ListParagraph"/>
+        <w:numPr>
+          <w:ilvl w:val="0"/>
+          <w:numId w:val="2"/>
+        </w:numPr>
+        <w:spacing w:after="40" w:line="232"/>
+      </w:pPr>
+      <w:r>
+        <w:rPr>
+          <w:rFonts w:ascii="NanumMyeongjo" w:cs="NanumMyeongjo" w:eastAsia="NanumMyeongjo" w:hAnsi="NanumMyeongjo"/>
+          <w:b/>
+          <w:bCs/>
+          <w:sz w:val="20"/>
+          <w:szCs w:val="20"/>
+        </w:rPr>
+        <w:t xml:space="preserve">라운드 개설. </w:t>
+      </w:r>
+      <w:r>
+        <w:rPr>
+          <w:rFonts w:ascii="NanumMyeongjo" w:cs="NanumMyeongjo" w:eastAsia="NanumMyeongjo" w:hAnsi="NanumMyeongjo"/>
+          <w:sz w:val="20"/>
+          <w:szCs w:val="20"/>
+        </w:rPr>
+        <w:t xml:space="preserve">기획사가 좌석을 우선권 N석·일반 M석으로 나누어 응모를 연다.</w:t>
+      </w:r>
+    </w:p>
+    <w:p>
+      <w:pPr>
+        <w:pStyle w:val="ListParagraph"/>
+        <w:numPr>
+          <w:ilvl w:val="0"/>
+          <w:numId w:val="2"/>
+        </w:numPr>
+        <w:spacing w:after="40" w:line="232"/>
+      </w:pPr>
+      <w:r>
+        <w:rPr>
+          <w:rFonts w:ascii="NanumMyeongjo" w:cs="NanumMyeongjo" w:eastAsia="NanumMyeongjo" w:hAnsi="NanumMyeongjo"/>
+          <w:b/>
+          <w:bCs/>
+          <w:sz w:val="20"/>
+          <w:szCs w:val="20"/>
+        </w:rPr>
+        <w:t xml:space="preserve">응모. </w:t>
+      </w:r>
+      <w:r>
+        <w:rPr>
+          <w:rFonts w:ascii="NanumMyeongjo" w:cs="NanumMyeongjo" w:eastAsia="NanumMyeongjo" w:hAnsi="NanumMyeongjo"/>
+          <w:sz w:val="20"/>
+          <w:szCs w:val="20"/>
+        </w:rPr>
+        <w:t xml:space="preserve">팬은 여권 점수를 걸어 입찰하거나(우선권 트랙), 0점으로 응모한다(추첨 트랙). 입찰 점수는 낙찰 여부와 무관하게 이 시점에 즉시 차감된다(올페이). 여권이 없거나 이미 표를 보유한 계정, 같은 라운드에 두 번 응모하는 계정은 거부된다.</w:t>
+      </w:r>
+    </w:p>
+    <w:p>
+      <w:pPr>
+        <w:pStyle w:val="ListParagraph"/>
+        <w:numPr>
+          <w:ilvl w:val="0"/>
+          <w:numId w:val="2"/>
+        </w:numPr>
+        <w:spacing w:after="40" w:line="232"/>
+      </w:pPr>
+      <w:r>
+        <w:rPr>
+          <w:rFonts w:ascii="NanumMyeongjo" w:cs="NanumMyeongjo" w:eastAsia="NanumMyeongjo" w:hAnsi="NanumMyeongjo"/>
+          <w:b/>
+          <w:bCs/>
+          <w:sz w:val="20"/>
+          <w:szCs w:val="20"/>
+        </w:rPr>
+        <w:t xml:space="preserve">배정. </w:t>
+      </w:r>
+      <w:r>
+        <w:rPr>
+          <w:rFonts w:ascii="NanumMyeongjo" w:cs="NanumMyeongjo" w:eastAsia="NanumMyeongjo" w:hAnsi="NanumMyeongjo"/>
+          <w:sz w:val="20"/>
+          <w:szCs w:val="20"/>
+        </w:rPr>
+        <w:t xml:space="preserve">우선권 좌석은 입찰 점수 상위순으로, 일반 좌석은 남은 응모자 중 무작위로 확정된다. 당첨자는 정가와 보증금을 함께 지불하고 표를 수령한다.</w:t>
+      </w:r>
+    </w:p>
+    <w:p>
+      <w:pPr>
+        <w:pStyle w:val="ListParagraph"/>
+        <w:numPr>
+          <w:ilvl w:val="0"/>
+          <w:numId w:val="2"/>
+        </w:numPr>
+        <w:spacing w:after="40" w:line="232"/>
+      </w:pPr>
+      <w:r>
+        <w:rPr>
+          <w:rFonts w:ascii="NanumMyeongjo" w:cs="NanumMyeongjo" w:eastAsia="NanumMyeongjo" w:hAnsi="NanumMyeongjo"/>
+          <w:b/>
+          <w:bCs/>
+          <w:sz w:val="20"/>
+          <w:szCs w:val="20"/>
+        </w:rPr>
+        <w:t xml:space="preserve">반납·재배분. </w:t>
+      </w:r>
+      <w:r>
+        <w:rPr>
+          <w:rFonts w:ascii="NanumMyeongjo" w:cs="NanumMyeongjo" w:eastAsia="NanumMyeongjo" w:hAnsi="NanumMyeongjo"/>
+          <w:sz w:val="20"/>
+          <w:szCs w:val="20"/>
+        </w:rPr>
+        <w:t xml:space="preserve">사정이 생긴 보유자는 정가와 보증금을 전액 환불받고 좌석을 반납한다. 반납분은 다음 라운드의 우선권 트랙으로 재편입되어 같은 절차를 다시 거친다.</w:t>
+      </w:r>
+    </w:p>
+    <w:p>
+      <w:pPr>
+        <w:pStyle w:val="ListParagraph"/>
+        <w:numPr>
+          <w:ilvl w:val="0"/>
+          <w:numId w:val="2"/>
+        </w:numPr>
+        <w:spacing w:after="40" w:line="232"/>
+      </w:pPr>
+      <w:r>
+        <w:rPr>
+          <w:rFonts w:ascii="NanumMyeongjo" w:cs="NanumMyeongjo" w:eastAsia="NanumMyeongjo" w:hAnsi="NanumMyeongjo"/>
+          <w:b/>
+          <w:bCs/>
+          <w:sz w:val="20"/>
+          <w:szCs w:val="20"/>
+        </w:rPr>
+        <w:t xml:space="preserve">입장·정산. </w:t>
+      </w:r>
+      <w:r>
+        <w:rPr>
+          <w:rFonts w:ascii="NanumMyeongjo" w:cs="NanumMyeongjo" w:eastAsia="NanumMyeongjo" w:hAnsi="NanumMyeongjo"/>
+          <w:sz w:val="20"/>
+          <w:szCs w:val="20"/>
+        </w:rPr>
+        <w:t xml:space="preserve">검표 단말이 표를 확인하면 그 순간 여권에 참여 기록이 남고 보증금이 환급된다. 반납도 입장도 하지 않은 좌석은 공연 종료 후 보증금이 몰수되어 다음 회차 리워드 재원이 된다.</w:t>
+      </w:r>
+    </w:p>
+    <w:p>
+      <w:pPr>
+        <w:pStyle w:val="Heading2"/>
+      </w:pPr>
+      <w:r>
+        <w:rPr>
+          <w:rFonts w:ascii="NanumMyeongjo" w:cs="NanumMyeongjo" w:eastAsia="NanumMyeongjo" w:hAnsi="NanumMyeongjo"/>
+          <w:b/>
+          <w:bCs/>
+          <w:color w:val="1F1F1F"/>
+          <w:sz w:val="22"/>
+          <w:szCs w:val="22"/>
+        </w:rPr>
+        <w:t xml:space="preserve">제 3 절  양도가 차단되는 지점과 점수 설계</w:t>
+      </w:r>
+    </w:p>
+    <w:p>
+      <w:pPr>
+        <w:spacing w:after="60" w:line="232"/>
+        <w:jc w:val="both"/>
+      </w:pPr>
+      <w:r>
+        <w:rPr>
+          <w:rFonts w:ascii="NanumMyeongjo" w:cs="NanumMyeongjo" w:eastAsia="NanumMyeongjo" w:hAnsi="NanumMyeongjo"/>
+          <w:sz w:val="20"/>
+          <w:szCs w:val="20"/>
+        </w:rPr>
+        <w:t xml:space="preserve">표의 전송 함수는 수신자가 티켓함 자신일 때만 통과하고 그 외에는 모두 실패하므로, 실질적으로 모든 이전 경로가 공식 반납 하나로 수렴한다. 현금이 오갔더라도 온체인 소유자가 바뀌지 않아 검표 단계에서 신분과 소유자가 불일치하게 된다. 점수는 입장 1회당 정액으로 적립되고 2년에 걸쳐 선형 감가하는데, 이때 적립분과 이미 소모한 점수를 반드시 같은 속도로 감가시켜야 한다(구현 검증 중 확인한 사항으로, 소모분만 명목값으로 고정하면 시간이 지날수록 모든 팬의 점수가 0으로 수렴한다). 한편 누적 참석 횟수는 별도 연동 계약 없이 제3자가 조회할 수 있는 공개 값이므로, 굿즈 선구매권 같은 등급별 혜택도 같은 여권 위에서 함께 구현된다.</w:t>
       </w:r>
     </w:p>
     <w:p>
@@ -373,14 +603,17 @@
         </w:tblBorders>
       </w:tblPr>
       <w:tblGrid>
-        <w:gridCol w:w="2400"/>
+        <w:gridCol w:w="2750"/>
         <w:gridCol w:w="800"/>
-        <w:gridCol w:w="5900"/>
+        <w:gridCol w:w="5550"/>
       </w:tblGrid>
       <w:tr>
-        <w:tc>
-          <w:tcPr>
-            <w:tcW w:type="dxa" w:w="2400"/>
+        <w:trPr>
+          <w:cantSplit/>
+        </w:trPr>
+        <w:tc>
+          <w:tcPr>
+            <w:tcW w:type="dxa" w:w="2750"/>
             <w:shd w:fill="1F1F1F" w:val="clear"/>
             <w:tcMar>
               <w:top w:type="dxa" w:w="40"/>
@@ -438,7 +671,7 @@
         </w:tc>
         <w:tc>
           <w:tcPr>
-            <w:tcW w:type="dxa" w:w="5900"/>
+            <w:tcW w:type="dxa" w:w="5550"/>
             <w:shd w:fill="1F1F1F" w:val="clear"/>
             <w:tcMar>
               <w:top w:type="dxa" w:w="40"/>
@@ -467,9 +700,12 @@
         </w:tc>
       </w:tr>
       <w:tr>
-        <w:tc>
-          <w:tcPr>
-            <w:tcW w:type="dxa" w:w="2400"/>
+        <w:trPr>
+          <w:cantSplit/>
+        </w:trPr>
+        <w:tc>
+          <w:tcPr>
+            <w:tcW w:type="dxa" w:w="2750"/>
             <w:tcMar>
               <w:top w:type="dxa" w:w="40"/>
               <w:left w:type="dxa" w:w="90"/>
@@ -525,7 +761,7 @@
         </w:tc>
         <w:tc>
           <w:tcPr>
-            <w:tcW w:type="dxa" w:w="5900"/>
+            <w:tcW w:type="dxa" w:w="5550"/>
             <w:tcMar>
               <w:top w:type="dxa" w:w="40"/>
               <w:left w:type="dxa" w:w="90"/>
@@ -553,9 +789,12 @@
         </w:tc>
       </w:tr>
       <w:tr>
-        <w:tc>
-          <w:tcPr>
-            <w:tcW w:type="dxa" w:w="2400"/>
+        <w:trPr>
+          <w:cantSplit/>
+        </w:trPr>
+        <w:tc>
+          <w:tcPr>
+            <w:tcW w:type="dxa" w:w="2750"/>
             <w:tcMar>
               <w:top w:type="dxa" w:w="40"/>
               <w:left w:type="dxa" w:w="90"/>
@@ -611,7 +850,7 @@
         </w:tc>
         <w:tc>
           <w:tcPr>
-            <w:tcW w:type="dxa" w:w="5900"/>
+            <w:tcW w:type="dxa" w:w="5550"/>
             <w:tcMar>
               <w:top w:type="dxa" w:w="40"/>
               <w:left w:type="dxa" w:w="90"/>
@@ -639,9 +878,12 @@
         </w:tc>
       </w:tr>
       <w:tr>
-        <w:tc>
-          <w:tcPr>
-            <w:tcW w:type="dxa" w:w="2400"/>
+        <w:trPr>
+          <w:cantSplit/>
+        </w:trPr>
+        <w:tc>
+          <w:tcPr>
+            <w:tcW w:type="dxa" w:w="2750"/>
             <w:tcMar>
               <w:top w:type="dxa" w:w="40"/>
               <w:left w:type="dxa" w:w="90"/>
@@ -697,7 +939,7 @@
         </w:tc>
         <w:tc>
           <w:tcPr>
-            <w:tcW w:type="dxa" w:w="5900"/>
+            <w:tcW w:type="dxa" w:w="5550"/>
             <w:tcMar>
               <w:top w:type="dxa" w:w="40"/>
               <w:left w:type="dxa" w:w="90"/>
@@ -725,9 +967,12 @@
         </w:tc>
       </w:tr>
       <w:tr>
-        <w:tc>
-          <w:tcPr>
-            <w:tcW w:type="dxa" w:w="2400"/>
+        <w:trPr>
+          <w:cantSplit/>
+        </w:trPr>
+        <w:tc>
+          <w:tcPr>
+            <w:tcW w:type="dxa" w:w="2750"/>
             <w:tcMar>
               <w:top w:type="dxa" w:w="40"/>
               <w:left w:type="dxa" w:w="90"/>
@@ -783,7 +1028,7 @@
         </w:tc>
         <w:tc>
           <w:tcPr>
-            <w:tcW w:type="dxa" w:w="5900"/>
+            <w:tcW w:type="dxa" w:w="5550"/>
             <w:tcMar>
               <w:top w:type="dxa" w:w="40"/>
               <w:left w:type="dxa" w:w="90"/>
@@ -811,9 +1056,12 @@
         </w:tc>
       </w:tr>
       <w:tr>
-        <w:tc>
-          <w:tcPr>
-            <w:tcW w:type="dxa" w:w="2400"/>
+        <w:trPr>
+          <w:cantSplit/>
+        </w:trPr>
+        <w:tc>
+          <w:tcPr>
+            <w:tcW w:type="dxa" w:w="2750"/>
             <w:tcMar>
               <w:top w:type="dxa" w:w="40"/>
               <w:left w:type="dxa" w:w="90"/>
@@ -869,7 +1117,7 @@
         </w:tc>
         <w:tc>
           <w:tcPr>
-            <w:tcW w:type="dxa" w:w="5900"/>
+            <w:tcW w:type="dxa" w:w="5550"/>
             <w:tcMar>
               <w:top w:type="dxa" w:w="40"/>
               <w:left w:type="dxa" w:w="90"/>
@@ -964,6 +1212,9 @@
         <w:gridCol w:w="4000"/>
       </w:tblGrid>
       <w:tr>
+        <w:trPr>
+          <w:cantSplit/>
+        </w:trPr>
         <w:tc>
           <w:tcPr>
             <w:tcW w:type="dxa" w:w="1800"/>
@@ -1053,6 +1304,9 @@
         </w:tc>
       </w:tr>
       <w:tr>
+        <w:trPr>
+          <w:cantSplit/>
+        </w:trPr>
         <w:tc>
           <w:tcPr>
             <w:tcW w:type="dxa" w:w="1800"/>
@@ -1139,6 +1393,9 @@
         </w:tc>
       </w:tr>
       <w:tr>
+        <w:trPr>
+          <w:cantSplit/>
+        </w:trPr>
         <w:tc>
           <w:tcPr>
             <w:tcW w:type="dxa" w:w="1800"/>
@@ -1225,6 +1482,9 @@
         </w:tc>
       </w:tr>
       <w:tr>
+        <w:trPr>
+          <w:cantSplit/>
+        </w:trPr>
         <w:tc>
           <w:tcPr>
             <w:tcW w:type="dxa" w:w="1800"/>
@@ -1311,6 +1571,9 @@
         </w:tc>
       </w:tr>
       <w:tr>
+        <w:trPr>
+          <w:cantSplit/>
+        </w:trPr>
         <w:tc>
           <w:tcPr>
             <w:tcW w:type="dxa" w:w="1800"/>
@@ -1397,6 +1660,9 @@
         </w:tc>
       </w:tr>
       <w:tr>
+        <w:trPr>
+          <w:cantSplit/>
+        </w:trPr>
         <w:tc>
           <w:tcPr>
             <w:tcW w:type="dxa" w:w="1800"/>
@@ -1483,6 +1749,9 @@
         </w:tc>
       </w:tr>
       <w:tr>
+        <w:trPr>
+          <w:cantSplit/>
+        </w:trPr>
         <w:tc>
           <w:tcPr>
             <w:tcW w:type="dxa" w:w="1800"/>
@@ -1614,134 +1883,6 @@
           <w:szCs w:val="22"/>
         </w:rPr>
         <w:t xml:space="preserve">제 2 절  단점 및 새로 발생하는 비용</w:t>
-      </w:r>
-    </w:p>
-    <w:p>
-      <w:pPr>
-        <w:pStyle w:val="ListParagraph"/>
-        <w:numPr>
-          <w:ilvl w:val="0"/>
-          <w:numId w:val="2"/>
-        </w:numPr>
-        <w:spacing w:after="40" w:line="232"/>
-      </w:pPr>
-      <w:r>
-        <w:rPr>
-          <w:rFonts w:ascii="NanumMyeongjo" w:cs="NanumMyeongjo" w:eastAsia="NanumMyeongjo" w:hAnsi="NanumMyeongjo"/>
-          <w:b/>
-          <w:bCs/>
-          <w:sz w:val="20"/>
-          <w:szCs w:val="20"/>
-        </w:rPr>
-        <w:t xml:space="preserve">거래 비용. </w:t>
-      </w:r>
-      <w:r>
-        <w:rPr>
-          <w:rFonts w:ascii="NanumMyeongjo" w:cs="NanumMyeongjo" w:eastAsia="NanumMyeongjo" w:hAnsi="NanumMyeongjo"/>
-          <w:sz w:val="20"/>
-          <w:szCs w:val="20"/>
-        </w:rPr>
-        <w:t xml:space="preserve">계약 실측 결과 이더리움 메인넷 기준(20 gwei, 1 ETH=500만원 가정) 응모 1회 약 8,700~10,500원, 발권 1회 약 12,200원의 수수료가 발생했다. 레이어2 도입으로 이 비용을 낮추는 것이 전제되어야 한다.</w:t>
-      </w:r>
-    </w:p>
-    <w:p>
-      <w:pPr>
-        <w:pStyle w:val="ListParagraph"/>
-        <w:numPr>
-          <w:ilvl w:val="0"/>
-          <w:numId w:val="2"/>
-        </w:numPr>
-        <w:spacing w:after="40" w:line="232"/>
-      </w:pPr>
-      <w:r>
-        <w:rPr>
-          <w:rFonts w:ascii="NanumMyeongjo" w:cs="NanumMyeongjo" w:eastAsia="NanumMyeongjo" w:hAnsi="NanumMyeongjo"/>
-          <w:b/>
-          <w:bCs/>
-          <w:sz w:val="20"/>
-          <w:szCs w:val="20"/>
-        </w:rPr>
-        <w:t xml:space="preserve">규칙의 경직성. </w:t>
-      </w:r>
-      <w:r>
-        <w:rPr>
-          <w:rFonts w:ascii="NanumMyeongjo" w:cs="NanumMyeongjo" w:eastAsia="NanumMyeongjo" w:hAnsi="NanumMyeongjo"/>
-          <w:sz w:val="20"/>
-          <w:szCs w:val="20"/>
-        </w:rPr>
-        <w:t xml:space="preserve">배포 후 코드 수정이 어려워 버그나 예외 상황(공연 취소 등)에 서버처럼 즉시 대응하기 어렵고, 업그레이드 구조를 두면 권한 귀속이라는 새 신뢰 문제가 생긴다.</w:t>
-      </w:r>
-    </w:p>
-    <w:p>
-      <w:pPr>
-        <w:pStyle w:val="ListParagraph"/>
-        <w:numPr>
-          <w:ilvl w:val="0"/>
-          <w:numId w:val="2"/>
-        </w:numPr>
-        <w:spacing w:after="40" w:line="232"/>
-      </w:pPr>
-      <w:r>
-        <w:rPr>
-          <w:rFonts w:ascii="NanumMyeongjo" w:cs="NanumMyeongjo" w:eastAsia="NanumMyeongjo" w:hAnsi="NanumMyeongjo"/>
-          <w:b/>
-          <w:bCs/>
-          <w:sz w:val="20"/>
-          <w:szCs w:val="20"/>
-        </w:rPr>
-        <w:t xml:space="preserve">지갑 관리 부담. </w:t>
-      </w:r>
-      <w:r>
-        <w:rPr>
-          <w:rFonts w:ascii="NanumMyeongjo" w:cs="NanumMyeongjo" w:eastAsia="NanumMyeongjo" w:hAnsi="NanumMyeongjo"/>
-          <w:sz w:val="20"/>
-          <w:szCs w:val="20"/>
-        </w:rPr>
-        <w:t xml:space="preserve">비밀키 분실 시 원칙적으로 복구 불가하다. 발급기관 이관 기능(3장)으로 일부 완화했으나, 이는 중앙화된 신뢰점의 부분적 재도입을 뜻한다.</w:t>
-      </w:r>
-    </w:p>
-    <w:p>
-      <w:pPr>
-        <w:pStyle w:val="ListParagraph"/>
-        <w:numPr>
-          <w:ilvl w:val="0"/>
-          <w:numId w:val="2"/>
-        </w:numPr>
-        <w:spacing w:after="40" w:line="232"/>
-      </w:pPr>
-      <w:r>
-        <w:rPr>
-          <w:rFonts w:ascii="NanumMyeongjo" w:cs="NanumMyeongjo" w:eastAsia="NanumMyeongjo" w:hAnsi="NanumMyeongjo"/>
-          <w:b/>
-          <w:bCs/>
-          <w:sz w:val="20"/>
-          <w:szCs w:val="20"/>
-        </w:rPr>
-        <w:t xml:space="preserve">개발·감사 난이도. </w:t>
-      </w:r>
-      <w:r>
-        <w:rPr>
-          <w:rFonts w:ascii="NanumMyeongjo" w:cs="NanumMyeongjo" w:eastAsia="NanumMyeongjo" w:hAnsi="NanumMyeongjo"/>
-          <w:sz w:val="20"/>
-          <w:szCs w:val="20"/>
-        </w:rPr>
-        <w:t xml:space="preserve">버그의 대가가 자금 손실로 직결될 수 있어 배포 전 보안 검증 비용과 기간이 늘어난다.</w:t>
-      </w:r>
-    </w:p>
-    <w:p>
-      <w:pPr>
-        <w:pStyle w:val="Heading2"/>
-      </w:pPr>
-      <w:r>
-        <w:rPr>
-          <w:rFonts w:ascii="NanumMyeongjo" w:cs="NanumMyeongjo" w:eastAsia="NanumMyeongjo" w:hAnsi="NanumMyeongjo"/>
-          <w:b/>
-          <w:bCs/>
-          <w:color w:val="1F1F1F"/>
-          <w:sz w:val="22"/>
-          <w:szCs w:val="22"/>
-        </w:rPr>
-        <w:t xml:space="preserve">제 3 절  잔존하는 한계</w:t>
       </w:r>
     </w:p>
     <w:p>
@@ -1756,10 +1897,20 @@
       <w:r>
         <w:rPr>
           <w:rFonts w:ascii="NanumMyeongjo" w:cs="NanumMyeongjo" w:eastAsia="NanumMyeongjo" w:hAnsi="NanumMyeongjo"/>
-          <w:sz w:val="20"/>
-          <w:szCs w:val="20"/>
-        </w:rPr>
-        <w:t xml:space="preserve">본인 확인은 오프체인 실명 확인에 의존하며, 신분 위조를 통한 복수 발급은 막지 못한다.</w:t>
+          <w:b/>
+          <w:bCs/>
+          <w:sz w:val="20"/>
+          <w:szCs w:val="20"/>
+        </w:rPr>
+        <w:t xml:space="preserve">거래 비용. </w:t>
+      </w:r>
+      <w:r>
+        <w:rPr>
+          <w:rFonts w:ascii="NanumMyeongjo" w:cs="NanumMyeongjo" w:eastAsia="NanumMyeongjo" w:hAnsi="NanumMyeongjo"/>
+          <w:sz w:val="20"/>
+          <w:szCs w:val="20"/>
+        </w:rPr>
+        <w:t xml:space="preserve">계약 실측 결과 이더리움 메인넷 기준(20 gwei, 1 ETH=500만원 가정) 응모 1회 약 8,700~10,500원, 발권 1회 약 12,200원의 수수료가 발생했다. 레이어2 도입으로 이 비용을 낮추는 것이 전제되어야 한다.</w:t>
       </w:r>
     </w:p>
     <w:p>
@@ -1774,10 +1925,20 @@
       <w:r>
         <w:rPr>
           <w:rFonts w:ascii="NanumMyeongjo" w:cs="NanumMyeongjo" w:eastAsia="NanumMyeongjo" w:hAnsi="NanumMyeongjo"/>
-          <w:sz w:val="20"/>
-          <w:szCs w:val="20"/>
-        </w:rPr>
-        <w:t xml:space="preserve">입구 검표 단말을 신뢰해야 하는 오라클 문제가 남는다.</w:t>
+          <w:b/>
+          <w:bCs/>
+          <w:sz w:val="20"/>
+          <w:szCs w:val="20"/>
+        </w:rPr>
+        <w:t xml:space="preserve">규칙의 경직성. </w:t>
+      </w:r>
+      <w:r>
+        <w:rPr>
+          <w:rFonts w:ascii="NanumMyeongjo" w:cs="NanumMyeongjo" w:eastAsia="NanumMyeongjo" w:hAnsi="NanumMyeongjo"/>
+          <w:sz w:val="20"/>
+          <w:szCs w:val="20"/>
+        </w:rPr>
+        <w:t xml:space="preserve">배포 후 코드 수정이 어려워 버그나 예외 상황(공연 취소 등)에 서버처럼 즉시 대응하기 어렵고, 업그레이드 구조를 두면 권한 귀속이라는 새 신뢰 문제가 생긴다.</w:t>
       </w:r>
     </w:p>
     <w:p>
@@ -1792,10 +1953,20 @@
       <w:r>
         <w:rPr>
           <w:rFonts w:ascii="NanumMyeongjo" w:cs="NanumMyeongjo" w:eastAsia="NanumMyeongjo" w:hAnsi="NanumMyeongjo"/>
-          <w:sz w:val="20"/>
-          <w:szCs w:val="20"/>
-        </w:rPr>
-        <w:t xml:space="preserve">지갑 주소로 참석 이력이 노출되는 프라이버시 문제가 있어, 해시 커밋·영지식증명이 후속 과제다.</w:t>
+          <w:b/>
+          <w:bCs/>
+          <w:sz w:val="20"/>
+          <w:szCs w:val="20"/>
+        </w:rPr>
+        <w:t xml:space="preserve">지갑 관리 부담. </w:t>
+      </w:r>
+      <w:r>
+        <w:rPr>
+          <w:rFonts w:ascii="NanumMyeongjo" w:cs="NanumMyeongjo" w:eastAsia="NanumMyeongjo" w:hAnsi="NanumMyeongjo"/>
+          <w:sz w:val="20"/>
+          <w:szCs w:val="20"/>
+        </w:rPr>
+        <w:t xml:space="preserve">비밀키 분실 시 원칙적으로 복구 불가하다. 발급기관 이관 기능(3장)으로 일부 완화했으나, 이는 중앙화된 신뢰점의 부분적 재도입을 뜻한다.</w:t>
       </w:r>
     </w:p>
     <w:p>
@@ -1810,10 +1981,36 @@
       <w:r>
         <w:rPr>
           <w:rFonts w:ascii="NanumMyeongjo" w:cs="NanumMyeongjo" w:eastAsia="NanumMyeongjo" w:hAnsi="NanumMyeongjo"/>
-          <w:sz w:val="20"/>
-          <w:szCs w:val="20"/>
-        </w:rPr>
-        <w:t xml:space="preserve">데모의 추첨 난수는 조작 가능하므로 실서비스는 체인링크 VRF 등이 필요하다.</w:t>
+          <w:b/>
+          <w:bCs/>
+          <w:sz w:val="20"/>
+          <w:szCs w:val="20"/>
+        </w:rPr>
+        <w:t xml:space="preserve">개발·감사 난이도. </w:t>
+      </w:r>
+      <w:r>
+        <w:rPr>
+          <w:rFonts w:ascii="NanumMyeongjo" w:cs="NanumMyeongjo" w:eastAsia="NanumMyeongjo" w:hAnsi="NanumMyeongjo"/>
+          <w:sz w:val="20"/>
+          <w:szCs w:val="20"/>
+        </w:rPr>
+        <w:t xml:space="preserve">버그의 대가가 자금 손실로 직결될 수 있어 배포 전 보안 검증 비용과 기간이 늘어난다.</w:t>
+      </w:r>
+    </w:p>
+    <w:p>
+      <w:pPr>
+        <w:pStyle w:val="Heading2"/>
+      </w:pPr>
+      <w:r>
+        <w:rPr>
+          <w:rFonts w:ascii="NanumMyeongjo" w:cs="NanumMyeongjo" w:eastAsia="NanumMyeongjo" w:hAnsi="NanumMyeongjo"/>
+          <w:b/>
+          <w:bCs/>
+          <w:color w:val="1F1F1F"/>
+          <w:sz w:val="22"/>
+          <w:szCs w:val="22"/>
+        </w:rPr>
+        <w:t xml:space="preserve">제 3 절  잔존하는 한계</w:t>
       </w:r>
     </w:p>
     <w:p>
@@ -1821,7 +2018,79 @@
         <w:pStyle w:val="ListParagraph"/>
         <w:numPr>
           <w:ilvl w:val="0"/>
-          <w:numId w:val="3"/>
+          <w:numId w:val="4"/>
+        </w:numPr>
+        <w:spacing w:after="40" w:line="232"/>
+      </w:pPr>
+      <w:r>
+        <w:rPr>
+          <w:rFonts w:ascii="NanumMyeongjo" w:cs="NanumMyeongjo" w:eastAsia="NanumMyeongjo" w:hAnsi="NanumMyeongjo"/>
+          <w:sz w:val="20"/>
+          <w:szCs w:val="20"/>
+        </w:rPr>
+        <w:t xml:space="preserve">본인 확인은 오프체인 실명 확인에 의존하며, 신분 위조를 통한 복수 발급은 막지 못한다.</w:t>
+      </w:r>
+    </w:p>
+    <w:p>
+      <w:pPr>
+        <w:pStyle w:val="ListParagraph"/>
+        <w:numPr>
+          <w:ilvl w:val="0"/>
+          <w:numId w:val="4"/>
+        </w:numPr>
+        <w:spacing w:after="40" w:line="232"/>
+      </w:pPr>
+      <w:r>
+        <w:rPr>
+          <w:rFonts w:ascii="NanumMyeongjo" w:cs="NanumMyeongjo" w:eastAsia="NanumMyeongjo" w:hAnsi="NanumMyeongjo"/>
+          <w:sz w:val="20"/>
+          <w:szCs w:val="20"/>
+        </w:rPr>
+        <w:t xml:space="preserve">입구 검표 단말을 신뢰해야 하는 오라클 문제가 남는다.</w:t>
+      </w:r>
+    </w:p>
+    <w:p>
+      <w:pPr>
+        <w:pStyle w:val="ListParagraph"/>
+        <w:numPr>
+          <w:ilvl w:val="0"/>
+          <w:numId w:val="4"/>
+        </w:numPr>
+        <w:spacing w:after="40" w:line="232"/>
+      </w:pPr>
+      <w:r>
+        <w:rPr>
+          <w:rFonts w:ascii="NanumMyeongjo" w:cs="NanumMyeongjo" w:eastAsia="NanumMyeongjo" w:hAnsi="NanumMyeongjo"/>
+          <w:sz w:val="20"/>
+          <w:szCs w:val="20"/>
+        </w:rPr>
+        <w:t xml:space="preserve">지갑 주소로 참석 이력이 노출되는 프라이버시 문제가 있어, 해시 커밋·영지식증명이 후속 과제다.</w:t>
+      </w:r>
+    </w:p>
+    <w:p>
+      <w:pPr>
+        <w:pStyle w:val="ListParagraph"/>
+        <w:numPr>
+          <w:ilvl w:val="0"/>
+          <w:numId w:val="4"/>
+        </w:numPr>
+        <w:spacing w:after="40" w:line="232"/>
+      </w:pPr>
+      <w:r>
+        <w:rPr>
+          <w:rFonts w:ascii="NanumMyeongjo" w:cs="NanumMyeongjo" w:eastAsia="NanumMyeongjo" w:hAnsi="NanumMyeongjo"/>
+          <w:sz w:val="20"/>
+          <w:szCs w:val="20"/>
+        </w:rPr>
+        <w:t xml:space="preserve">데모의 추첨 난수는 조작 가능하므로 실서비스는 체인링크 VRF 등이 필요하다.</w:t>
+      </w:r>
+    </w:p>
+    <w:p>
+      <w:pPr>
+        <w:pStyle w:val="ListParagraph"/>
+        <w:numPr>
+          <w:ilvl w:val="0"/>
+          <w:numId w:val="4"/>
         </w:numPr>
         <w:spacing w:after="40" w:line="232"/>
       </w:pPr>
@@ -2081,7 +2350,7 @@
         </w:rPr>
         <w:t xml:space="preserve">아래 링크에서 지갑·설치 없이 컨트랙트 로직이 브라우저에서 즉시 실행되는 것을 클릭 몇 번으로 확인할 수 있다: </w:t>
       </w:r>
-      <w:hyperlink w:history="1" r:id="rId5jdlqtimbohskc8ggzy73">
+      <w:hyperlink w:history="1" r:id="rIdmfsdyo2ek58ghldebng3e">
         <w:r>
           <w:rPr>
             <w:rFonts w:ascii="NanumMyeongjo" w:cs="NanumMyeongjo" w:eastAsia="NanumMyeongjo" w:hAnsi="NanumMyeongjo"/>
@@ -2101,7 +2370,7 @@
         </w:rPr>
         <w:t xml:space="preserve"> (소스: </w:t>
       </w:r>
-      <w:hyperlink w:history="1" r:id="rId1cwrhu6w00gngumucyfob">
+      <w:hyperlink w:history="1" r:id="rId84emwh86ltom4lxvu8ypd">
         <w:r>
           <w:rPr>
             <w:rFonts w:ascii="NanumMyeongjo" w:cs="NanumMyeongjo" w:eastAsia="NanumMyeongjo" w:hAnsi="NanumMyeongjo"/>
@@ -2246,6 +2515,9 @@
         <w:gridCol w:w="4600"/>
       </w:tblGrid>
       <w:tr>
+        <w:trPr>
+          <w:cantSplit/>
+        </w:trPr>
         <w:tc>
           <w:tcPr>
             <w:tcW w:type="dxa" w:w="500"/>
@@ -2335,6 +2607,9 @@
         </w:tc>
       </w:tr>
       <w:tr>
+        <w:trPr>
+          <w:cantSplit/>
+        </w:trPr>
         <w:tc>
           <w:tcPr>
             <w:tcW w:type="dxa" w:w="500"/>
@@ -2421,6 +2696,9 @@
         </w:tc>
       </w:tr>
       <w:tr>
+        <w:trPr>
+          <w:cantSplit/>
+        </w:trPr>
         <w:tc>
           <w:tcPr>
             <w:tcW w:type="dxa" w:w="500"/>
@@ -2507,6 +2785,9 @@
         </w:tc>
       </w:tr>
       <w:tr>
+        <w:trPr>
+          <w:cantSplit/>
+        </w:trPr>
         <w:tc>
           <w:tcPr>
             <w:tcW w:type="dxa" w:w="500"/>
@@ -2593,6 +2874,9 @@
         </w:tc>
       </w:tr>
       <w:tr>
+        <w:trPr>
+          <w:cantSplit/>
+        </w:trPr>
         <w:tc>
           <w:tcPr>
             <w:tcW w:type="dxa" w:w="500"/>
@@ -2679,6 +2963,9 @@
         </w:tc>
       </w:tr>
       <w:tr>
+        <w:trPr>
+          <w:cantSplit/>
+        </w:trPr>
         <w:tc>
           <w:tcPr>
             <w:tcW w:type="dxa" w:w="500"/>
@@ -2765,6 +3052,9 @@
         </w:tc>
       </w:tr>
       <w:tr>
+        <w:trPr>
+          <w:cantSplit/>
+        </w:trPr>
         <w:tc>
           <w:tcPr>
             <w:tcW w:type="dxa" w:w="500"/>
@@ -2851,6 +3141,9 @@
         </w:tc>
       </w:tr>
       <w:tr>
+        <w:trPr>
+          <w:cantSplit/>
+        </w:trPr>
         <w:tc>
           <w:tcPr>
             <w:tcW w:type="dxa" w:w="500"/>
@@ -2937,6 +3230,9 @@
         </w:tc>
       </w:tr>
       <w:tr>
+        <w:trPr>
+          <w:cantSplit/>
+        </w:trPr>
         <w:tc>
           <w:tcPr>
             <w:tcW w:type="dxa" w:w="500"/>
@@ -3023,6 +3319,9 @@
         </w:tc>
       </w:tr>
       <w:tr>
+        <w:trPr>
+          <w:cantSplit/>
+        </w:trPr>
         <w:tc>
           <w:tcPr>
             <w:tcW w:type="dxa" w:w="500"/>
@@ -3346,6 +3645,18 @@
       </w:pPr>
     </w:lvl>
   </w:abstractNum>
+  <w:abstractNum w:abstractNumId="4" w15:restartNumberingAfterBreak="0">
+    <w:multiLevelType w:val="hybridMultilevel"/>
+    <w:lvl w:ilvl="0" w15:tentative="1">
+      <w:start w:val="1"/>
+      <w:numFmt w:val="decimal"/>
+      <w:lvlText w:val="%1."/>
+      <w:lvlJc w:val="left"/>
+      <w:pPr>
+        <w:ind w:left="640" w:hanging="320"/>
+      </w:pPr>
+    </w:lvl>
+  </w:abstractNum>
   <w:num w:numId="1">
     <w:abstractNumId w:val="1"/>
     <w:lvlOverride w:ilvl="0">
@@ -3353,12 +3664,18 @@
     </w:lvlOverride>
   </w:num>
   <w:num w:numId="2">
+    <w:abstractNumId w:val="4"/>
+    <w:lvlOverride w:ilvl="0">
+      <w:startOverride w:val="1"/>
+    </w:lvlOverride>
+  </w:num>
+  <w:num w:numId="3">
     <w:abstractNumId w:val="2"/>
     <w:lvlOverride w:ilvl="0">
       <w:startOverride w:val="1"/>
     </w:lvlOverride>
   </w:num>
-  <w:num w:numId="3">
+  <w:num w:numId="4">
     <w:abstractNumId w:val="3"/>
     <w:lvlOverride w:ilvl="0">
       <w:startOverride w:val="1"/>

--- a/docs/기말프로젝트_제안서.docx
+++ b/docs/기말프로젝트_제안서.docx
@@ -52,7 +52,7 @@
     </w:p>
     <w:p>
       <w:pPr>
-        <w:spacing w:after="60" w:line="232"/>
+        <w:spacing w:after="60" w:line="222"/>
         <w:jc w:val="both"/>
       </w:pPr>
       <w:r>
@@ -61,21 +61,7 @@
           <w:sz w:val="20"/>
           <w:szCs w:val="20"/>
         </w:rPr>
-        <w:t xml:space="preserve">공연 분야 암표 신고는 2020년 359건에서 2022년 4,224건으로 급증했지만, 2023~2025년 8월 접수분 중 유효신고로 인정된 것은 약 5.6%(306건)에 그쳤다[7]. 매크로 사용의 기술적 입증이 어렵고 '부정한 방법'의 법적 정의가 모호해, 지금의 대응은 전부 사후적이며 숫자로는 작동하지 않는다. 이와 별개로 팬의 관람 이력은 예매처마다 흩어져 탈퇴 시 사라지므로, 5년째 따라다닌 팬과 오늘 처음 온 관객이 예매창 앞에서 구별되지 않는다.</w:t>
-      </w:r>
-    </w:p>
-    <w:p>
-      <w:pPr>
-        <w:spacing w:after="60" w:line="232"/>
-        <w:jc w:val="both"/>
-      </w:pPr>
-      <w:r>
-        <w:rPr>
-          <w:rFonts w:ascii="NanumMyeongjo" w:cs="NanumMyeongjo" w:eastAsia="NanumMyeongjo" w:hAnsi="NanumMyeongjo"/>
-          <w:sz w:val="20"/>
-          <w:szCs w:val="20"/>
-        </w:rPr>
-        <w:t xml:space="preserve">본 제안서는 이 두 문제 — 암표 방지 실패와 팬 이력의 파편화 — 를 하나로 묶어 풀 수 있다는 관찰에서 출발한다. 참여 이력을 팬 본인이 소유하되 양도 불가능하게 만들면, 그 기록은 플랫폼 독립적인 통합 이력 증명이자 돈으로는 살 수 없는 티켓 배분 수단이 된다. 이어지는 장에서 이론적 근거, 시스템 설계, 구현·검증 결과를 차례로 제시한다.</w:t>
+        <w:t xml:space="preserve">공연 분야 암표 신고는 2020년 359건에서 2022년 4,224건으로 급증했으나, 2023~2025년 8월 접수분 중 유효신고로 인정된 것은 약 5.6%(306건)에 그쳤다[7]. 매크로 사용의 입증이 어렵고 '부정한 방법'의 정의가 모호해 현행 대응은 전부 사후적이다. 한편 팬의 관람 이력은 예매처마다 흩어져 탈퇴 시 소멸하므로, 5년째 따라다닌 팬과 오늘 처음 온 관객이 예매창 앞에서 구별되지 않는다. 본 제안서는 이 두 문제를 하나로 묶어 푼다. 참여 이력을 팬 본인이 소유하되 양도 불가능하게 만들면, 그 기록은 플랫폼 독립적인 이력 증명이자 돈으로는 살 수 없는 티켓 배분 수단이 된다.</w:t>
       </w:r>
     </w:p>
     <w:p>
@@ -96,7 +82,7 @@
     </w:p>
     <w:p>
       <w:pPr>
-        <w:spacing w:after="60" w:line="232"/>
+        <w:spacing w:after="60" w:line="222"/>
         <w:jc w:val="both"/>
       </w:pPr>
       <w:r>
@@ -107,20 +93,20 @@
           <w:sz w:val="20"/>
           <w:szCs w:val="20"/>
         </w:rPr>
-        <w:t xml:space="preserve">초과수요의 구조적 지속성. </w:t>
-      </w:r>
-      <w:r>
-        <w:rPr>
-          <w:rFonts w:ascii="NanumMyeongjo" w:cs="NanumMyeongjo" w:eastAsia="NanumMyeongjo" w:hAnsi="NanumMyeongjo"/>
-          <w:sz w:val="20"/>
-          <w:szCs w:val="20"/>
-        </w:rPr>
-        <w:t xml:space="preserve">맛집이 줄을 세우면서도 값을 안 올리는 현상을, 베커(Becker, 1991)는 수요의 사회적 상호의존성으로 설명한다. 매진 자체가 상품 가치의 일부라서 기획사는 값을 시장청산 수준까지 올리지 않고, 정가와 실제 지불의사의 격차(지대, rent)는 구조적으로 남는다. 문제는 이 격차의 소거가 아니라 귀속 주체다.</w:t>
-      </w:r>
-    </w:p>
-    <w:p>
-      <w:pPr>
-        <w:spacing w:after="60" w:line="232"/>
+        <w:t xml:space="preserve">지대는 소거되지 않는다. </w:t>
+      </w:r>
+      <w:r>
+        <w:rPr>
+          <w:rFonts w:ascii="NanumMyeongjo" w:cs="NanumMyeongjo" w:eastAsia="NanumMyeongjo" w:hAnsi="NanumMyeongjo"/>
+          <w:sz w:val="20"/>
+          <w:szCs w:val="20"/>
+        </w:rPr>
+        <w:t xml:space="preserve">매진 자체가 상품 가치의 일부여서 기획사는 값을 시장청산 수준까지 올리지 않는다(Becker, 1991). 따라서 정가와 지불의사의 격차(지대)는 구조적으로 남으며, 문제는 격차의 소거가 아니라 귀속 주체다.</w:t>
+      </w:r>
+    </w:p>
+    <w:p>
+      <w:pPr>
+        <w:spacing w:after="60" w:line="222"/>
         <w:jc w:val="both"/>
       </w:pPr>
       <w:r>
@@ -131,39 +117,15 @@
           <w:sz w:val="20"/>
           <w:szCs w:val="20"/>
         </w:rPr>
-        <w:t xml:space="preserve">재판매의 이중성. </w:t>
-      </w:r>
-      <w:r>
-        <w:rPr>
-          <w:rFonts w:ascii="NanumMyeongjo" w:cs="NanumMyeongjo" w:eastAsia="NanumMyeongjo" w:hAnsi="NanumMyeongjo"/>
-          <w:sz w:val="20"/>
-          <w:szCs w:val="20"/>
-        </w:rPr>
-        <w:t xml:space="preserve">레슬리·소렌슨(Leslie &amp; Sorensen, 2014)은 콘서트 1·2차 시장 자료로 재판매가 배분 효율을 평균 5% 높이지만 그 이득의 3분의 1이 1차 시장 사재기로 상쇄됨을 보였다(Courty, 2003). 본 제안의 목표는 재판매의 배분 기능은 남기고 사재기 유인만 제거하는 것이다.</w:t>
-      </w:r>
-    </w:p>
-    <w:p>
-      <w:pPr>
-        <w:spacing w:after="60" w:line="232"/>
-        <w:jc w:val="both"/>
-      </w:pPr>
-      <w:r>
-        <w:rPr>
-          <w:rFonts w:ascii="NanumMyeongjo" w:cs="NanumMyeongjo" w:eastAsia="NanumMyeongjo" w:hAnsi="NanumMyeongjo"/>
-          <w:b/>
-          <w:bCs/>
-          <w:sz w:val="20"/>
-          <w:szCs w:val="20"/>
-        </w:rPr>
-        <w:t xml:space="preserve">배분 메커니즘. </w:t>
-      </w:r>
-      <w:r>
-        <w:rPr>
-          <w:rFonts w:ascii="NanumMyeongjo" w:cs="NanumMyeongjo" w:eastAsia="NanumMyeongjo" w:hAnsi="NanumMyeongjo"/>
-          <w:sz w:val="20"/>
-          <w:szCs w:val="20"/>
-        </w:rPr>
-        <w:t xml:space="preserve">낙찰 여부와 무관하게 입찰액이 소모되는 올페이 경매는 지대추구 상황의 표준 모형이며(Baye, Kovenock &amp; de Vries, 1996), 이를 참여 이력 기반 배분에 적용한다. 양도 불가능한 소울바운드 토큰(SBT, Weyl, Ohlhaver &amp; Buterin, 2022)이 그 이력을 담는다.</w:t>
+        <w:t xml:space="preserve">재판매의 이중성과 배분 수단. </w:t>
+      </w:r>
+      <w:r>
+        <w:rPr>
+          <w:rFonts w:ascii="NanumMyeongjo" w:cs="NanumMyeongjo" w:eastAsia="NanumMyeongjo" w:hAnsi="NanumMyeongjo"/>
+          <w:sz w:val="20"/>
+          <w:szCs w:val="20"/>
+        </w:rPr>
+        <w:t xml:space="preserve">재판매는 배분 효율을 평균 5% 높이지만 그 이득의 3분의 1이 1차 시장 사재기로 상쇄된다(Leslie &amp; Sorensen, 2014; Courty, 2003). 본 제안은 배분 기능은 남기고 사재기 유인만 제거한다. 수단은 낙찰 여부와 무관하게 입찰액이 소모되는 올페이 경매이며(Baye, Kovenock &amp; de Vries, 1996), 그 지불수단이 되는 참여 이력은 양도 불가능한 소울바운드 토큰(SBT, Weyl, Ohlhaver &amp; Buterin, 2022)에 담는다.</w:t>
       </w:r>
     </w:p>
     <w:p>
@@ -184,7 +146,7 @@
     </w:p>
     <w:p>
       <w:pPr>
-        <w:spacing w:after="60" w:line="232"/>
+        <w:spacing w:after="60" w:line="222"/>
         <w:jc w:val="both"/>
       </w:pPr>
       <w:r>
@@ -193,7 +155,7 @@
           <w:sz w:val="20"/>
           <w:szCs w:val="20"/>
         </w:rPr>
-        <w:t xml:space="preserve">설계 초기의 두 방향 — 이력의 자기소유·증명, 그리고 양도 제한형 반납·재판매 — 은 각각 빈틈이 있다. 후자는 반납 표의 재배분 기준이 없어 선착순 운영 시 매크로 경쟁이 재현되고, 전자는 이력의 용도가 굿즈 선구매 수준에 머물러 암표 문제와 직결되지 않는다. 본 설계는 전자의 '양도 불가능한 이력'을 후자의 '반납 표 배분 기준'으로 사용해 두 빈틈을 상호 보완한다.</w:t>
+        <w:t xml:space="preserve">설계는 두 개의 계약으로 이루어진다. 하나는 팬이 공연에 실제로 다녀왔다는 사실을 쌓아 두는 팬 여권이고, 다른 하나는 그 기록을 근거로 좌석을 나눠 주는 티켓함이다. 둘 중 하나만으로는 문제가 풀리지 않는다. 여권만 있으면 기록의 쓸모가 굿즈 선구매 정도에 그쳐 암표와 연결되지 않고, 티켓함만 있으면 반납된 표를 누구에게 줄지 기준이 없어 결국 선착순, 즉 매크로 경쟁으로 되돌아간다. 여권의 기록을 티켓함의 배분 기준으로 쓸 때 비로소 두 문제가 함께 풀린다.</w:t>
       </w:r>
     </w:p>
     <w:p>
@@ -209,12 +171,12 @@
           <w:sz w:val="22"/>
           <w:szCs w:val="22"/>
         </w:rPr>
-        <w:t xml:space="preserve">제 1 절  구성 요소</w:t>
-      </w:r>
-    </w:p>
-    <w:p>
-      <w:pPr>
-        <w:spacing w:after="60" w:line="232"/>
+        <w:t xml:space="preserve">제 1 절  두 개의 계약</w:t>
+      </w:r>
+    </w:p>
+    <w:p>
+      <w:pPr>
+        <w:spacing w:after="60" w:line="222"/>
         <w:jc w:val="both"/>
       </w:pPr>
       <w:r>
@@ -233,8 +195,14 @@
           <w:sz w:val="20"/>
           <w:szCs w:val="20"/>
         </w:rPr>
-        <w:t xml:space="preserve">은 팬 1인당 하나씩 발급되어 아티스트·예매처와 무관하게 평생 공용으로 쓰이는 계약이다. 발급기관이 오프체인 실명 확인을 마친 사람에게만 발급하며, 전송·승인 함수는 호출 시 항상 실패한다. </w:t>
-      </w:r>
+        <w:t xml:space="preserve">은 사람 한 명당 하나씩 발급되어 평생 쓰는 계약이다. 실명 확인을 마친 사람에게만 발급되고, 어느 아티스트의 어느 공연이든 기록은 이 여권 하나에 모인다. 도장은 공연장에 실제로 입장한 순간에만 찍히므로, 표를 사 두기만 하고 가지 않으면 아무것도 남지 않는다. 그리고 이 도장은 남에게 넘길 수 없다. 전송 함수가 존재하기는 하지만, 호출하면 언제나 실패하도록 만들어 두었다.</w:t>
+      </w:r>
+    </w:p>
+    <w:p>
+      <w:pPr>
+        <w:spacing w:after="60" w:line="222"/>
+        <w:jc w:val="both"/>
+      </w:pPr>
       <w:r>
         <w:rPr>
           <w:rFonts w:ascii="NanumMyeongjo" w:cs="NanumMyeongjo" w:eastAsia="NanumMyeongjo" w:hAnsi="NanumMyeongjo"/>
@@ -251,7 +219,7 @@
           <w:sz w:val="20"/>
           <w:szCs w:val="20"/>
         </w:rPr>
-        <w:t xml:space="preserve">은 공연 한 건마다 새로 배포되어 그 공연의 좌석 배분·발권·검표를 담당한다. 모든 티켓함이 동일한 팬 여권을 참조하므로, 어느 공연에서 쌓은 이력이든 하나의 여권에 누적된다. 참여 주체는 발급기관(실명 확인), 기획사(라운드 개설·정산), 현장 검표 단말, 그리고 팬이다.</w:t>
+        <w:t xml:space="preserve">은 공연 한 건마다 새로 만들어져 그 공연의 좌석 배분·발권·검표를 맡는 계약이다. 좌석 수, 정가, 보증금, 공연 시각은 계약을 만들 때 정해지고 그 뒤로는 기획사조차 바꿀 수 없다. 모든 티켓함이 같은 팬 여권을 바라보기 때문에, 서로 다른 예매처에서 본 공연이라도 도장은 한 여권에 누적된다. 참여 주체는 여권을 발급하는 기관, 공연을 여는 기획사, 현장 검표 단말, 그리고 팬이다.</w:t>
       </w:r>
     </w:p>
     <w:p>
@@ -267,7 +235,7 @@
           <w:sz w:val="22"/>
           <w:szCs w:val="22"/>
         </w:rPr>
-        <w:t xml:space="preserve">제 2 절  공연 한 건의 진행 흐름</w:t>
+        <w:t xml:space="preserve">제 2 절  공연 한 건이 진행되는 순서</w:t>
       </w:r>
     </w:p>
     <w:p>
@@ -277,7 +245,7 @@
           <w:ilvl w:val="0"/>
           <w:numId w:val="2"/>
         </w:numPr>
-        <w:spacing w:after="40" w:line="232"/>
+        <w:spacing w:after="40" w:line="222"/>
       </w:pPr>
       <w:r>
         <w:rPr>
@@ -295,7 +263,7 @@
           <w:sz w:val="20"/>
           <w:szCs w:val="20"/>
         </w:rPr>
-        <w:t xml:space="preserve">기획사가 좌석을 우선권 N석·일반 M석으로 나누어 응모를 연다.</w:t>
+        <w:t xml:space="preserve">기획사가 좌석을 두 갈래로 나눠 응모를 연다. 예컨대 100석 중 60석은 점수로 겨루는 우선권 좌석, 40석은 점수와 무관한 추첨 좌석으로 연다.</w:t>
       </w:r>
     </w:p>
     <w:p>
@@ -305,7 +273,7 @@
           <w:ilvl w:val="0"/>
           <w:numId w:val="2"/>
         </w:numPr>
-        <w:spacing w:after="40" w:line="232"/>
+        <w:spacing w:after="40" w:line="222"/>
       </w:pPr>
       <w:r>
         <w:rPr>
@@ -323,7 +291,7 @@
           <w:sz w:val="20"/>
           <w:szCs w:val="20"/>
         </w:rPr>
-        <w:t xml:space="preserve">팬은 여권 점수를 걸어 입찰하거나(우선권 트랙), 0점으로 응모한다(추첨 트랙). 입찰 점수는 낙찰 여부와 무관하게 이 시점에 즉시 차감된다(올페이). 여권이 없거나 이미 표를 보유한 계정, 같은 라운드에 두 번 응모하는 계정은 거부된다.</w:t>
+        <w:t xml:space="preserve">팬은 가진 점수 중 얼마를 걸지 정한다. 5회 참석해 500점이 있는 팬은 300점을 걸 수도 있고, 신규 팬은 0점으로 추첨에만 참여할 수도 있다. 건 점수는 응모하는 순간 차감되며 떨어져도 돌려주지 않는다. 그래야 모두가 최대치를 지르지 않고 정말 가고 싶은 공연에만 점수를 쓰게 된다. 여권이 없거나 이미 표를 가진 계정, 같은 라운드에 두 번 응모하는 계정은 거부된다.</w:t>
       </w:r>
     </w:p>
     <w:p>
@@ -333,7 +301,7 @@
           <w:ilvl w:val="0"/>
           <w:numId w:val="2"/>
         </w:numPr>
-        <w:spacing w:after="40" w:line="232"/>
+        <w:spacing w:after="40" w:line="222"/>
       </w:pPr>
       <w:r>
         <w:rPr>
@@ -351,7 +319,7 @@
           <w:sz w:val="20"/>
           <w:szCs w:val="20"/>
         </w:rPr>
-        <w:t xml:space="preserve">우선권 좌석은 입찰 점수 상위순으로, 일반 좌석은 남은 응모자 중 무작위로 확정된다. 당첨자는 정가와 보증금을 함께 지불하고 표를 수령한다.</w:t>
+        <w:t xml:space="preserve">우선권 좌석은 건 점수가 높은 순으로, 추첨 좌석은 남은 응모자 중 무작위로 정해진다. 당첨자는 정가와 보증금을 함께 내고 표를 받는다.</w:t>
       </w:r>
     </w:p>
     <w:p>
@@ -361,7 +329,7 @@
           <w:ilvl w:val="0"/>
           <w:numId w:val="2"/>
         </w:numPr>
-        <w:spacing w:after="40" w:line="232"/>
+        <w:spacing w:after="40" w:line="222"/>
       </w:pPr>
       <w:r>
         <w:rPr>
@@ -379,7 +347,7 @@
           <w:sz w:val="20"/>
           <w:szCs w:val="20"/>
         </w:rPr>
-        <w:t xml:space="preserve">사정이 생긴 보유자는 정가와 보증금을 전액 환불받고 좌석을 반납한다. 반납분은 다음 라운드의 우선권 트랙으로 재편입되어 같은 절차를 다시 거친다.</w:t>
+        <w:t xml:space="preserve">못 가게 된 사람은 정가와 보증금을 전액 돌려받고 좌석을 반납한다. 손해도 이익도 없으므로 애초에 되팔 목적으로 사 둘 이유가 사라진다. 반납된 좌석은 다음 라운드로 넘어가 같은 절차로 다시 배분된다.</w:t>
       </w:r>
     </w:p>
     <w:p>
@@ -389,7 +357,7 @@
           <w:ilvl w:val="0"/>
           <w:numId w:val="2"/>
         </w:numPr>
-        <w:spacing w:after="40" w:line="232"/>
+        <w:spacing w:after="40" w:line="222"/>
       </w:pPr>
       <w:r>
         <w:rPr>
@@ -407,7 +375,7 @@
           <w:sz w:val="20"/>
           <w:szCs w:val="20"/>
         </w:rPr>
-        <w:t xml:space="preserve">검표 단말이 표를 확인하면 그 순간 여권에 참여 기록이 남고 보증금이 환급된다. 반납도 입장도 하지 않은 좌석은 공연 종료 후 보증금이 몰수되어 다음 회차 리워드 재원이 된다.</w:t>
+        <w:t xml:space="preserve">검표를 통과하는 순간 여권에 도장이 찍히고 보증금이 환급된다. 반납도 입장도 하지 않은 좌석은 공연 후 보증금이 몰수되어 다음 회차 리워드 재원이 된다. 반납에는 벌칙이 없고 무단 불참에만 손해가 있으므로, 빈 좌석 대신 반납하도록 유도된다.</w:t>
       </w:r>
     </w:p>
     <w:p>
@@ -423,12 +391,12 @@
           <w:sz w:val="22"/>
           <w:szCs w:val="22"/>
         </w:rPr>
-        <w:t xml:space="preserve">제 3 절  양도가 차단되는 지점과 점수 설계</w:t>
-      </w:r>
-    </w:p>
-    <w:p>
-      <w:pPr>
-        <w:spacing w:after="60" w:line="232"/>
+        <w:t xml:space="preserve">제 3 절  표가 넘어가지 않는 이유</w:t>
+      </w:r>
+    </w:p>
+    <w:p>
+      <w:pPr>
+        <w:spacing w:after="60" w:line="222"/>
         <w:jc w:val="both"/>
       </w:pPr>
       <w:r>
@@ -437,7 +405,37 @@
           <w:sz w:val="20"/>
           <w:szCs w:val="20"/>
         </w:rPr>
-        <w:t xml:space="preserve">표의 전송 함수는 수신자가 티켓함 자신일 때만 통과하고 그 외에는 모두 실패하므로, 실질적으로 모든 이전 경로가 공식 반납 하나로 수렴한다. 현금이 오갔더라도 온체인 소유자가 바뀌지 않아 검표 단계에서 신분과 소유자가 불일치하게 된다. 점수는 입장 1회당 정액으로 적립되고 2년에 걸쳐 선형 감가하는데, 이때 적립분과 이미 소모한 점수를 반드시 같은 속도로 감가시켜야 한다(구현 검증 중 확인한 사항으로, 소모분만 명목값으로 고정하면 시간이 지날수록 모든 팬의 점수가 0으로 수렴한다). 한편 누적 참석 횟수는 별도 연동 계약 없이 제3자가 조회할 수 있는 공개 값이므로, 굿즈 선구매권 같은 등급별 혜택도 같은 여권 위에서 함께 구현된다.</w:t>
+        <w:t xml:space="preserve">표를 보낼 수 있는 주소는 티켓함 자신뿐이다. 친구에게도 중고 거래 구매자에게도 보낼 수 없고 마켓플레이스 등록도 실패한다. 티켓함으로 보내는 것만 통과하는데 그것이 곧 반납이므로, 모든 이전 경로가 반납 하나로 수렴한다. 현금이 오갔더라도 표의 주인은 그대로 남아, 공연장에서 신분증과 대조하면 입장할 수 없다. 여기서 중요한 것은 구매 기록을 블록체인에 남긴다는 것이 아니라 표 자체가 블록체인 위에 있다는 점이다. 예매처 서버라면 관리자가 소유자 이름 한 줄만 고치면 그만이지만, 이 계약에는 그 한 줄을 고칠 수 있는 함수 자체가 존재하지 않는다.</w:t>
+      </w:r>
+    </w:p>
+    <w:p>
+      <w:pPr>
+        <w:pStyle w:val="Heading2"/>
+      </w:pPr>
+      <w:r>
+        <w:rPr>
+          <w:rFonts w:ascii="NanumMyeongjo" w:cs="NanumMyeongjo" w:eastAsia="NanumMyeongjo" w:hAnsi="NanumMyeongjo"/>
+          <w:b/>
+          <w:bCs/>
+          <w:color w:val="1F1F1F"/>
+          <w:sz w:val="22"/>
+          <w:szCs w:val="22"/>
+        </w:rPr>
+        <w:t xml:space="preserve">제 4 절  점수가 시간이 지나면 줄어드는 이유</w:t>
+      </w:r>
+    </w:p>
+    <w:p>
+      <w:pPr>
+        <w:spacing w:after="60" w:line="222"/>
+        <w:jc w:val="both"/>
+      </w:pPr>
+      <w:r>
+        <w:rPr>
+          <w:rFonts w:ascii="NanumMyeongjo" w:cs="NanumMyeongjo" w:eastAsia="NanumMyeongjo" w:hAnsi="NanumMyeongjo"/>
+          <w:sz w:val="20"/>
+          <w:szCs w:val="20"/>
+        </w:rPr>
+        <w:t xml:space="preserve">도장 하나는 100점이고 730일에 걸쳐 0점으로 줄어든다. 오래전에 한두 번 다녀온 사람이 영원히 1순위를 차지하는 것을 막고 새로 유입된 팬이 따라잡을 여지를 남기기 위해서다. 구현 과정에서 확인한 함정이 하나 있다. 쌓인 점수만 줄이고 이미 쓴 점수를 그대로 두면 시간이 지날수록 차감액이 상대적으로 커져 모든 팬의 점수가 0으로 수렴해 버린다. 따라서 쓴 점수도 같은 속도로 함께 줄어들도록 계산해야 한다. 한편 누적 참석 횟수는 누구나 조회할 수 있는 공개 값이어서, 굿즈 판매처가 별도의 데이터 연동 계약 없이 '5회 이상 참석' 같은 조건을 직접 확인할 수 있다.</w:t>
       </w:r>
     </w:p>
     <w:p>
@@ -458,7 +456,7 @@
     </w:p>
     <w:p>
       <w:pPr>
-        <w:spacing w:after="60" w:line="232"/>
+        <w:spacing w:after="60" w:line="222"/>
         <w:jc w:val="both"/>
       </w:pPr>
       <w:r>
@@ -488,7 +486,7 @@
     </w:p>
     <w:p>
       <w:pPr>
-        <w:spacing w:after="60" w:line="232"/>
+        <w:spacing w:after="60" w:line="222"/>
         <w:jc w:val="both"/>
       </w:pPr>
       <w:r>
@@ -518,7 +516,7 @@
     </w:p>
     <w:p>
       <w:pPr>
-        <w:spacing w:after="60" w:line="232"/>
+        <w:spacing w:after="60" w:line="222"/>
         <w:jc w:val="both"/>
       </w:pPr>
       <w:r>
@@ -548,7 +546,7 @@
     </w:p>
     <w:p>
       <w:pPr>
-        <w:spacing w:after="60" w:line="232"/>
+        <w:spacing w:after="60" w:line="222"/>
         <w:jc w:val="both"/>
       </w:pPr>
       <w:r>
@@ -578,7 +576,7 @@
     </w:p>
     <w:p>
       <w:pPr>
-        <w:spacing w:after="60" w:line="232"/>
+        <w:spacing w:after="60" w:line="222"/>
         <w:jc w:val="both"/>
       </w:pPr>
       <w:r>
@@ -1147,7 +1145,7 @@
     </w:tbl>
     <w:p>
       <w:pPr>
-        <w:spacing w:after="140" w:before="40"/>
+        <w:spacing w:after="110" w:before="30"/>
         <w:jc w:val="center"/>
       </w:pPr>
       <w:r>
@@ -1840,7 +1838,7 @@
     </w:tbl>
     <w:p>
       <w:pPr>
-        <w:spacing w:after="140" w:before="40"/>
+        <w:spacing w:after="110" w:before="30"/>
         <w:jc w:val="center"/>
       </w:pPr>
       <w:r>
@@ -1857,7 +1855,7 @@
     </w:p>
     <w:p>
       <w:pPr>
-        <w:spacing w:after="60" w:line="232"/>
+        <w:spacing w:after="60" w:line="222"/>
         <w:jc w:val="both"/>
       </w:pPr>
       <w:r>
@@ -1892,7 +1890,7 @@
           <w:ilvl w:val="0"/>
           <w:numId w:val="3"/>
         </w:numPr>
-        <w:spacing w:after="40" w:line="232"/>
+        <w:spacing w:after="40" w:line="222"/>
       </w:pPr>
       <w:r>
         <w:rPr>
@@ -1920,7 +1918,7 @@
           <w:ilvl w:val="0"/>
           <w:numId w:val="3"/>
         </w:numPr>
-        <w:spacing w:after="40" w:line="232"/>
+        <w:spacing w:after="40" w:line="222"/>
       </w:pPr>
       <w:r>
         <w:rPr>
@@ -1948,7 +1946,7 @@
           <w:ilvl w:val="0"/>
           <w:numId w:val="3"/>
         </w:numPr>
-        <w:spacing w:after="40" w:line="232"/>
+        <w:spacing w:after="40" w:line="222"/>
       </w:pPr>
       <w:r>
         <w:rPr>
@@ -1976,7 +1974,7 @@
           <w:ilvl w:val="0"/>
           <w:numId w:val="3"/>
         </w:numPr>
-        <w:spacing w:after="40" w:line="232"/>
+        <w:spacing w:after="40" w:line="222"/>
       </w:pPr>
       <w:r>
         <w:rPr>
@@ -2020,7 +2018,7 @@
           <w:ilvl w:val="0"/>
           <w:numId w:val="4"/>
         </w:numPr>
-        <w:spacing w:after="40" w:line="232"/>
+        <w:spacing w:after="40" w:line="222"/>
       </w:pPr>
       <w:r>
         <w:rPr>
@@ -2038,7 +2036,7 @@
           <w:ilvl w:val="0"/>
           <w:numId w:val="4"/>
         </w:numPr>
-        <w:spacing w:after="40" w:line="232"/>
+        <w:spacing w:after="40" w:line="222"/>
       </w:pPr>
       <w:r>
         <w:rPr>
@@ -2056,7 +2054,7 @@
           <w:ilvl w:val="0"/>
           <w:numId w:val="4"/>
         </w:numPr>
-        <w:spacing w:after="40" w:line="232"/>
+        <w:spacing w:after="40" w:line="222"/>
       </w:pPr>
       <w:r>
         <w:rPr>
@@ -2074,7 +2072,7 @@
           <w:ilvl w:val="0"/>
           <w:numId w:val="4"/>
         </w:numPr>
-        <w:spacing w:after="40" w:line="232"/>
+        <w:spacing w:after="40" w:line="222"/>
       </w:pPr>
       <w:r>
         <w:rPr>
@@ -2092,7 +2090,7 @@
           <w:ilvl w:val="0"/>
           <w:numId w:val="4"/>
         </w:numPr>
-        <w:spacing w:after="40" w:line="232"/>
+        <w:spacing w:after="40" w:line="222"/>
       </w:pPr>
       <w:r>
         <w:rPr>
@@ -2121,7 +2119,7 @@
     </w:p>
     <w:p>
       <w:pPr>
-        <w:spacing w:after="60" w:line="232"/>
+        <w:spacing w:after="60" w:line="222"/>
         <w:jc w:val="both"/>
       </w:pPr>
       <w:r>
@@ -2130,7 +2128,7 @@
           <w:sz w:val="20"/>
           <w:szCs w:val="20"/>
         </w:rPr>
-        <w:t xml:space="preserve">암표 방지 실패와 팬 이력의 파편화는 '양도 불가능한 참여 이력을 배분의 화폐로 쓴다'는 하나의 장치로 함께 해소된다. 표 부족분의 이득은 정책으로 소거할 수 없으므로 이를 암표상이 아닌 참여 팬에게 귀속시키는 것이 현실적 목표이며, 스마트컨트랙트로 구현해 9단계 시나리오·22개 검증 항목으로 확인했다(부록 A·B). 향후 프라이버시 보호, 검증가능 난수 생성, 실사용자 시범 운영을 통한 가스비·사용성 검증을 계획한다.</w:t>
+        <w:t xml:space="preserve">암표 방지 실패와 팬 이력의 파편화는 '양도 불가능한 참여 이력을 배분의 화폐로 쓴다'는 하나의 장치로 함께 해소된다. 표 부족분의 이득을 암표상이 아닌 참여 팬에게 귀속시키는 것이 현실적 목표이며, 스마트컨트랙트로 구현해 22개 항목으로 검증했다(부록 A·B). 프라이버시 보호와 검증가능 난수 생성이 후속 과제다.</w:t>
       </w:r>
     </w:p>
     <w:p>
@@ -2331,7 +2329,7 @@
     </w:p>
     <w:p>
       <w:pPr>
-        <w:spacing w:after="60" w:line="232"/>
+        <w:spacing w:after="60" w:line="222"/>
         <w:jc w:val="both"/>
       </w:pPr>
       <w:r>
@@ -2350,7 +2348,7 @@
         </w:rPr>
         <w:t xml:space="preserve">아래 링크에서 지갑·설치 없이 컨트랙트 로직이 브라우저에서 즉시 실행되는 것을 클릭 몇 번으로 확인할 수 있다: </w:t>
       </w:r>
-      <w:hyperlink w:history="1" r:id="rIdmfsdyo2ek58ghldebng3e">
+      <w:hyperlink w:history="1" r:id="rIda-qmhwvhagq35te6yj9eb">
         <w:r>
           <w:rPr>
             <w:rFonts w:ascii="NanumMyeongjo" w:cs="NanumMyeongjo" w:eastAsia="NanumMyeongjo" w:hAnsi="NanumMyeongjo"/>
@@ -2370,7 +2368,7 @@
         </w:rPr>
         <w:t xml:space="preserve"> (소스: </w:t>
       </w:r>
-      <w:hyperlink w:history="1" r:id="rId84emwh86ltom4lxvu8ypd">
+      <w:hyperlink w:history="1" r:id="rId-g6nknixwsprmqftae1ox">
         <w:r>
           <w:rPr>
             <w:rFonts w:ascii="NanumMyeongjo" w:cs="NanumMyeongjo" w:eastAsia="NanumMyeongjo" w:hAnsi="NanumMyeongjo"/>
@@ -2393,7 +2391,7 @@
     </w:p>
     <w:p>
       <w:pPr>
-        <w:spacing w:after="60" w:line="232"/>
+        <w:spacing w:after="60" w:line="222"/>
         <w:jc w:val="both"/>
       </w:pPr>
       <w:r>
@@ -2417,7 +2415,7 @@
     </w:p>
     <w:p>
       <w:pPr>
-        <w:spacing w:after="60" w:line="232"/>
+        <w:spacing w:after="60" w:line="222"/>
         <w:jc w:val="both"/>
       </w:pPr>
       <w:r>
@@ -2441,7 +2439,7 @@
     </w:p>
     <w:p>
       <w:pPr>
-        <w:spacing w:after="60" w:line="232"/>
+        <w:spacing w:after="60" w:line="222"/>
         <w:jc w:val="both"/>
       </w:pPr>
       <w:r>
@@ -3410,7 +3408,7 @@
     </w:tbl>
     <w:p>
       <w:pPr>
-        <w:spacing w:after="140" w:before="40"/>
+        <w:spacing w:after="110" w:before="30"/>
         <w:jc w:val="center"/>
       </w:pPr>
       <w:r>
@@ -3428,7 +3426,7 @@
     <w:sectPr>
       <w:footerReference w:type="default" r:id="rId7"/>
       <w:pgSz w:w="10772" w:h="14740" w:orient="portrait"/>
-      <w:pgMar w:top="780" w:right="780" w:bottom="780" w:left="780" w:header="400" w:footer="400" w:gutter="0"/>
+      <w:pgMar w:top="700" w:right="700" w:bottom="700" w:left="700" w:header="400" w:footer="400" w:gutter="0"/>
       <w:pgNumType w:start="1"/>
       <w:docGrid w:linePitch="360"/>
     </w:sectPr>
@@ -3712,7 +3710,7 @@
     <w:next w:val="Normal"/>
     <w:qFormat/>
     <w:pPr>
-      <w:spacing w:after="90" w:before="140"/>
+      <w:spacing w:after="70" w:before="110"/>
       <w:jc w:val="center"/>
     </w:pPr>
     <w:rPr>
@@ -3730,7 +3728,7 @@
     <w:next w:val="Normal"/>
     <w:qFormat/>
     <w:pPr>
-      <w:spacing w:after="50" w:before="90"/>
+      <w:spacing w:after="40" w:before="70"/>
     </w:pPr>
     <w:rPr>
       <w:rFonts w:ascii="NanumMyeongjo" w:cs="NanumMyeongjo" w:eastAsia="NanumMyeongjo" w:hAnsi="NanumMyeongjo"/>

--- a/docs/기말프로젝트_제안서.docx
+++ b/docs/기말프로젝트_제안서.docx
@@ -155,7 +155,7 @@
           <w:sz w:val="20"/>
           <w:szCs w:val="20"/>
         </w:rPr>
-        <w:t xml:space="preserve">설계는 두 개의 계약으로 이루어진다. 하나는 팬이 공연에 실제로 다녀왔다는 사실을 쌓아 두는 팬 여권이고, 다른 하나는 그 기록을 근거로 좌석을 나눠 주는 티켓함이다. 둘 중 하나만으로는 문제가 풀리지 않는다. 여권만 있으면 기록의 쓸모가 굿즈 선구매 정도에 그쳐 암표와 연결되지 않고, 티켓함만 있으면 반납된 표를 누구에게 줄지 기준이 없어 결국 선착순, 즉 매크로 경쟁으로 되돌아간다. 여권의 기록을 티켓함의 배분 기준으로 쓸 때 비로소 두 문제가 함께 풀린다.</w:t>
+        <w:t xml:space="preserve">설계는 세 개의 계약으로 이루어진다. 팬이 공연에 실제로 다녀왔다는 사실을 쌓아 두는 팬 여권, 그 기록을 근거로 좌석을 나눠 주는 티켓함, 그리고 예외적인 양도를 규칙 안에서만 허용하는 공식 양도 계약이다. 여권만 있으면 기록의 쓸모가 굿즈 선구매 정도에 그쳐 암표와 연결되지 않고, 티켓함만 있으면 반납된 표의 배분 기준이 없어 선착순, 즉 매크로 경쟁으로 되돌아간다. 여권의 기록을 티켓함의 배분 기준으로 쓸 때 비로소 두 문제가 함께 풀린다.</w:t>
       </w:r>
     </w:p>
     <w:p>
@@ -171,7 +171,7 @@
           <w:sz w:val="22"/>
           <w:szCs w:val="22"/>
         </w:rPr>
-        <w:t xml:space="preserve">제 1 절  두 개의 계약</w:t>
+        <w:t xml:space="preserve">제 1 절  시스템 구성요소</w:t>
       </w:r>
     </w:p>
     <w:p>
@@ -182,415 +182,15 @@
       <w:r>
         <w:rPr>
           <w:rFonts w:ascii="NanumMyeongjo" w:cs="NanumMyeongjo" w:eastAsia="NanumMyeongjo" w:hAnsi="NanumMyeongjo"/>
-          <w:b/>
-          <w:bCs/>
-          <w:sz w:val="20"/>
-          <w:szCs w:val="20"/>
-        </w:rPr>
-        <w:t xml:space="preserve">팬 여권(FanPassport)</w:t>
-      </w:r>
-      <w:r>
-        <w:rPr>
-          <w:rFonts w:ascii="NanumMyeongjo" w:cs="NanumMyeongjo" w:eastAsia="NanumMyeongjo" w:hAnsi="NanumMyeongjo"/>
-          <w:sz w:val="20"/>
-          <w:szCs w:val="20"/>
-        </w:rPr>
-        <w:t xml:space="preserve">은 사람 한 명당 하나씩 발급되어 평생 쓰는 계약이다. 실명 확인을 마친 사람에게만 발급되고, 어느 아티스트의 어느 공연이든 기록은 이 여권 하나에 모인다. 도장은 공연장에 실제로 입장한 순간에만 찍히므로, 표를 사 두기만 하고 가지 않으면 아무것도 남지 않는다. 그리고 이 도장은 남에게 넘길 수 없다. 전송 함수가 존재하기는 하지만, 호출하면 언제나 실패하도록 만들어 두었다.</w:t>
-      </w:r>
-    </w:p>
-    <w:p>
-      <w:pPr>
-        <w:spacing w:after="60" w:line="222"/>
-        <w:jc w:val="both"/>
-      </w:pPr>
-      <w:r>
-        <w:rPr>
-          <w:rFonts w:ascii="NanumMyeongjo" w:cs="NanumMyeongjo" w:eastAsia="NanumMyeongjo" w:hAnsi="NanumMyeongjo"/>
-          <w:b/>
-          <w:bCs/>
-          <w:sz w:val="20"/>
-          <w:szCs w:val="20"/>
-        </w:rPr>
-        <w:t xml:space="preserve">티켓함(TicketBox)</w:t>
-      </w:r>
-      <w:r>
-        <w:rPr>
-          <w:rFonts w:ascii="NanumMyeongjo" w:cs="NanumMyeongjo" w:eastAsia="NanumMyeongjo" w:hAnsi="NanumMyeongjo"/>
-          <w:sz w:val="20"/>
-          <w:szCs w:val="20"/>
-        </w:rPr>
-        <w:t xml:space="preserve">은 공연 한 건마다 새로 만들어져 그 공연의 좌석 배분·발권·검표를 맡는 계약이다. 좌석 수, 정가, 보증금, 공연 시각은 계약을 만들 때 정해지고 그 뒤로는 기획사조차 바꿀 수 없다. 모든 티켓함이 같은 팬 여권을 바라보기 때문에, 서로 다른 예매처에서 본 공연이라도 도장은 한 여권에 누적된다. 참여 주체는 여권을 발급하는 기관, 공연을 여는 기획사, 현장 검표 단말, 그리고 팬이다.</w:t>
-      </w:r>
-    </w:p>
-    <w:p>
-      <w:pPr>
-        <w:pStyle w:val="Heading2"/>
-      </w:pPr>
-      <w:r>
-        <w:rPr>
-          <w:rFonts w:ascii="NanumMyeongjo" w:cs="NanumMyeongjo" w:eastAsia="NanumMyeongjo" w:hAnsi="NanumMyeongjo"/>
-          <w:b/>
-          <w:bCs/>
-          <w:color w:val="1F1F1F"/>
-          <w:sz w:val="22"/>
-          <w:szCs w:val="22"/>
-        </w:rPr>
-        <w:t xml:space="preserve">제 2 절  공연 한 건이 진행되는 순서</w:t>
-      </w:r>
-    </w:p>
-    <w:p>
-      <w:pPr>
-        <w:pStyle w:val="ListParagraph"/>
-        <w:numPr>
-          <w:ilvl w:val="0"/>
-          <w:numId w:val="2"/>
-        </w:numPr>
-        <w:spacing w:after="40" w:line="222"/>
-      </w:pPr>
-      <w:r>
-        <w:rPr>
-          <w:rFonts w:ascii="NanumMyeongjo" w:cs="NanumMyeongjo" w:eastAsia="NanumMyeongjo" w:hAnsi="NanumMyeongjo"/>
-          <w:b/>
-          <w:bCs/>
-          <w:sz w:val="20"/>
-          <w:szCs w:val="20"/>
-        </w:rPr>
-        <w:t xml:space="preserve">라운드 개설. </w:t>
-      </w:r>
-      <w:r>
-        <w:rPr>
-          <w:rFonts w:ascii="NanumMyeongjo" w:cs="NanumMyeongjo" w:eastAsia="NanumMyeongjo" w:hAnsi="NanumMyeongjo"/>
-          <w:sz w:val="20"/>
-          <w:szCs w:val="20"/>
-        </w:rPr>
-        <w:t xml:space="preserve">기획사가 좌석을 두 갈래로 나눠 응모를 연다. 예컨대 100석 중 60석은 점수로 겨루는 우선권 좌석, 40석은 점수와 무관한 추첨 좌석으로 연다.</w:t>
-      </w:r>
-    </w:p>
-    <w:p>
-      <w:pPr>
-        <w:pStyle w:val="ListParagraph"/>
-        <w:numPr>
-          <w:ilvl w:val="0"/>
-          <w:numId w:val="2"/>
-        </w:numPr>
-        <w:spacing w:after="40" w:line="222"/>
-      </w:pPr>
-      <w:r>
-        <w:rPr>
-          <w:rFonts w:ascii="NanumMyeongjo" w:cs="NanumMyeongjo" w:eastAsia="NanumMyeongjo" w:hAnsi="NanumMyeongjo"/>
-          <w:b/>
-          <w:bCs/>
-          <w:sz w:val="20"/>
-          <w:szCs w:val="20"/>
-        </w:rPr>
-        <w:t xml:space="preserve">응모. </w:t>
-      </w:r>
-      <w:r>
-        <w:rPr>
-          <w:rFonts w:ascii="NanumMyeongjo" w:cs="NanumMyeongjo" w:eastAsia="NanumMyeongjo" w:hAnsi="NanumMyeongjo"/>
-          <w:sz w:val="20"/>
-          <w:szCs w:val="20"/>
-        </w:rPr>
-        <w:t xml:space="preserve">팬은 가진 점수 중 얼마를 걸지 정한다. 5회 참석해 500점이 있는 팬은 300점을 걸 수도 있고, 신규 팬은 0점으로 추첨에만 참여할 수도 있다. 건 점수는 응모하는 순간 차감되며 떨어져도 돌려주지 않는다. 그래야 모두가 최대치를 지르지 않고 정말 가고 싶은 공연에만 점수를 쓰게 된다. 여권이 없거나 이미 표를 가진 계정, 같은 라운드에 두 번 응모하는 계정은 거부된다.</w:t>
-      </w:r>
-    </w:p>
-    <w:p>
-      <w:pPr>
-        <w:pStyle w:val="ListParagraph"/>
-        <w:numPr>
-          <w:ilvl w:val="0"/>
-          <w:numId w:val="2"/>
-        </w:numPr>
-        <w:spacing w:after="40" w:line="222"/>
-      </w:pPr>
-      <w:r>
-        <w:rPr>
-          <w:rFonts w:ascii="NanumMyeongjo" w:cs="NanumMyeongjo" w:eastAsia="NanumMyeongjo" w:hAnsi="NanumMyeongjo"/>
-          <w:b/>
-          <w:bCs/>
-          <w:sz w:val="20"/>
-          <w:szCs w:val="20"/>
-        </w:rPr>
-        <w:t xml:space="preserve">배정. </w:t>
-      </w:r>
-      <w:r>
-        <w:rPr>
-          <w:rFonts w:ascii="NanumMyeongjo" w:cs="NanumMyeongjo" w:eastAsia="NanumMyeongjo" w:hAnsi="NanumMyeongjo"/>
-          <w:sz w:val="20"/>
-          <w:szCs w:val="20"/>
-        </w:rPr>
-        <w:t xml:space="preserve">우선권 좌석은 건 점수가 높은 순으로, 추첨 좌석은 남은 응모자 중 무작위로 정해진다. 당첨자는 정가와 보증금을 함께 내고 표를 받는다.</w:t>
-      </w:r>
-    </w:p>
-    <w:p>
-      <w:pPr>
-        <w:pStyle w:val="ListParagraph"/>
-        <w:numPr>
-          <w:ilvl w:val="0"/>
-          <w:numId w:val="2"/>
-        </w:numPr>
-        <w:spacing w:after="40" w:line="222"/>
-      </w:pPr>
-      <w:r>
-        <w:rPr>
-          <w:rFonts w:ascii="NanumMyeongjo" w:cs="NanumMyeongjo" w:eastAsia="NanumMyeongjo" w:hAnsi="NanumMyeongjo"/>
-          <w:b/>
-          <w:bCs/>
-          <w:sz w:val="20"/>
-          <w:szCs w:val="20"/>
-        </w:rPr>
-        <w:t xml:space="preserve">반납·재배분. </w:t>
-      </w:r>
-      <w:r>
-        <w:rPr>
-          <w:rFonts w:ascii="NanumMyeongjo" w:cs="NanumMyeongjo" w:eastAsia="NanumMyeongjo" w:hAnsi="NanumMyeongjo"/>
-          <w:sz w:val="20"/>
-          <w:szCs w:val="20"/>
-        </w:rPr>
-        <w:t xml:space="preserve">못 가게 된 사람은 정가와 보증금을 전액 돌려받고 좌석을 반납한다. 손해도 이익도 없으므로 애초에 되팔 목적으로 사 둘 이유가 사라진다. 반납된 좌석은 다음 라운드로 넘어가 같은 절차로 다시 배분된다.</w:t>
-      </w:r>
-    </w:p>
-    <w:p>
-      <w:pPr>
-        <w:pStyle w:val="ListParagraph"/>
-        <w:numPr>
-          <w:ilvl w:val="0"/>
-          <w:numId w:val="2"/>
-        </w:numPr>
-        <w:spacing w:after="40" w:line="222"/>
-      </w:pPr>
-      <w:r>
-        <w:rPr>
-          <w:rFonts w:ascii="NanumMyeongjo" w:cs="NanumMyeongjo" w:eastAsia="NanumMyeongjo" w:hAnsi="NanumMyeongjo"/>
-          <w:b/>
-          <w:bCs/>
-          <w:sz w:val="20"/>
-          <w:szCs w:val="20"/>
-        </w:rPr>
-        <w:t xml:space="preserve">입장·정산. </w:t>
-      </w:r>
-      <w:r>
-        <w:rPr>
-          <w:rFonts w:ascii="NanumMyeongjo" w:cs="NanumMyeongjo" w:eastAsia="NanumMyeongjo" w:hAnsi="NanumMyeongjo"/>
-          <w:sz w:val="20"/>
-          <w:szCs w:val="20"/>
-        </w:rPr>
-        <w:t xml:space="preserve">검표를 통과하는 순간 여권에 도장이 찍히고 보증금이 환급된다. 반납도 입장도 하지 않은 좌석은 공연 후 보증금이 몰수되어 다음 회차 리워드 재원이 된다. 반납에는 벌칙이 없고 무단 불참에만 손해가 있으므로, 빈 좌석 대신 반납하도록 유도된다.</w:t>
-      </w:r>
-    </w:p>
-    <w:p>
-      <w:pPr>
-        <w:pStyle w:val="Heading2"/>
-      </w:pPr>
-      <w:r>
-        <w:rPr>
-          <w:rFonts w:ascii="NanumMyeongjo" w:cs="NanumMyeongjo" w:eastAsia="NanumMyeongjo" w:hAnsi="NanumMyeongjo"/>
-          <w:b/>
-          <w:bCs/>
-          <w:color w:val="1F1F1F"/>
-          <w:sz w:val="22"/>
-          <w:szCs w:val="22"/>
-        </w:rPr>
-        <w:t xml:space="preserve">제 3 절  표가 넘어가지 않는 이유</w:t>
-      </w:r>
-    </w:p>
-    <w:p>
-      <w:pPr>
-        <w:spacing w:after="60" w:line="222"/>
-        <w:jc w:val="both"/>
-      </w:pPr>
-      <w:r>
-        <w:rPr>
-          <w:rFonts w:ascii="NanumMyeongjo" w:cs="NanumMyeongjo" w:eastAsia="NanumMyeongjo" w:hAnsi="NanumMyeongjo"/>
-          <w:sz w:val="20"/>
-          <w:szCs w:val="20"/>
-        </w:rPr>
-        <w:t xml:space="preserve">표를 보낼 수 있는 주소는 티켓함 자신뿐이다. 친구에게도 중고 거래 구매자에게도 보낼 수 없고 마켓플레이스 등록도 실패한다. 티켓함으로 보내는 것만 통과하는데 그것이 곧 반납이므로, 모든 이전 경로가 반납 하나로 수렴한다. 현금이 오갔더라도 표의 주인은 그대로 남아, 공연장에서 신분증과 대조하면 입장할 수 없다. 여기서 중요한 것은 구매 기록을 블록체인에 남긴다는 것이 아니라 표 자체가 블록체인 위에 있다는 점이다. 예매처 서버라면 관리자가 소유자 이름 한 줄만 고치면 그만이지만, 이 계약에는 그 한 줄을 고칠 수 있는 함수 자체가 존재하지 않는다.</w:t>
-      </w:r>
-    </w:p>
-    <w:p>
-      <w:pPr>
-        <w:pStyle w:val="Heading2"/>
-      </w:pPr>
-      <w:r>
-        <w:rPr>
-          <w:rFonts w:ascii="NanumMyeongjo" w:cs="NanumMyeongjo" w:eastAsia="NanumMyeongjo" w:hAnsi="NanumMyeongjo"/>
-          <w:b/>
-          <w:bCs/>
-          <w:color w:val="1F1F1F"/>
-          <w:sz w:val="22"/>
-          <w:szCs w:val="22"/>
-        </w:rPr>
-        <w:t xml:space="preserve">제 4 절  점수가 시간이 지나면 줄어드는 이유</w:t>
-      </w:r>
-    </w:p>
-    <w:p>
-      <w:pPr>
-        <w:spacing w:after="60" w:line="222"/>
-        <w:jc w:val="both"/>
-      </w:pPr>
-      <w:r>
-        <w:rPr>
-          <w:rFonts w:ascii="NanumMyeongjo" w:cs="NanumMyeongjo" w:eastAsia="NanumMyeongjo" w:hAnsi="NanumMyeongjo"/>
-          <w:sz w:val="20"/>
-          <w:szCs w:val="20"/>
-        </w:rPr>
-        <w:t xml:space="preserve">도장 하나는 100점이고 730일에 걸쳐 0점으로 줄어든다. 오래전에 한두 번 다녀온 사람이 영원히 1순위를 차지하는 것을 막고 새로 유입된 팬이 따라잡을 여지를 남기기 위해서다. 구현 과정에서 확인한 함정이 하나 있다. 쌓인 점수만 줄이고 이미 쓴 점수를 그대로 두면 시간이 지날수록 차감액이 상대적으로 커져 모든 팬의 점수가 0으로 수렴해 버린다. 따라서 쓴 점수도 같은 속도로 함께 줄어들도록 계산해야 한다. 한편 누적 참석 횟수는 누구나 조회할 수 있는 공개 값이어서, 굿즈 판매처가 별도의 데이터 연동 계약 없이 '5회 이상 참석' 같은 조건을 직접 확인할 수 있다.</w:t>
-      </w:r>
-    </w:p>
-    <w:p>
-      <w:pPr>
-        <w:pStyle w:val="Heading1"/>
-      </w:pPr>
-      <w:r>
-        <w:rPr>
-          <w:rFonts w:ascii="NanumMyeongjo" w:cs="NanumMyeongjo" w:eastAsia="NanumMyeongjo" w:hAnsi="NanumMyeongjo"/>
-          <w:b/>
-          <w:bCs/>
-          <w:color w:val="1F1F1F"/>
-          <w:sz w:val="26"/>
-          <w:szCs w:val="26"/>
-        </w:rPr>
-        <w:t xml:space="preserve">제 4 장  블록체인 도입의 필요성</w:t>
-      </w:r>
-    </w:p>
-    <w:p>
-      <w:pPr>
-        <w:spacing w:after="60" w:line="222"/>
-        <w:jc w:val="both"/>
-      </w:pPr>
-      <w:r>
-        <w:rPr>
-          <w:rFonts w:ascii="NanumMyeongjo" w:cs="NanumMyeongjo" w:eastAsia="NanumMyeongjo" w:hAnsi="NanumMyeongjo"/>
-          <w:sz w:val="20"/>
-          <w:szCs w:val="20"/>
-        </w:rPr>
-        <w:t xml:space="preserve">'예매처가 서버 DB로 관리하면 되지 않는가'라는 질문에 답하려면, 중앙화된 서버로는 원리적으로 풀리지 않는 지점을 짚어야 한다.</w:t>
-      </w:r>
-    </w:p>
-    <w:p>
-      <w:pPr>
-        <w:pStyle w:val="Heading2"/>
-      </w:pPr>
-      <w:r>
-        <w:rPr>
-          <w:rFonts w:ascii="NanumMyeongjo" w:cs="NanumMyeongjo" w:eastAsia="NanumMyeongjo" w:hAnsi="NanumMyeongjo"/>
-          <w:b/>
-          <w:bCs/>
-          <w:color w:val="1F1F1F"/>
-          <w:sz w:val="22"/>
-          <w:szCs w:val="22"/>
-        </w:rPr>
-        <w:t xml:space="preserve">제 1 절  경쟁 플랫폼 간 신뢰 문제</w:t>
-      </w:r>
-    </w:p>
-    <w:p>
-      <w:pPr>
-        <w:spacing w:after="60" w:line="222"/>
-        <w:jc w:val="both"/>
-      </w:pPr>
-      <w:r>
-        <w:rPr>
-          <w:rFonts w:ascii="NanumMyeongjo" w:cs="NanumMyeongjo" w:eastAsia="NanumMyeongjo" w:hAnsi="NanumMyeongjo"/>
-          <w:sz w:val="20"/>
-          <w:szCs w:val="20"/>
-        </w:rPr>
-        <w:t xml:space="preserve">인터파크·예스24·위버스 등 경쟁 플랫폼의 이력을 통합하려면 한 회사가 DB를 소유·운영해야 하고, 나머지는 그 서버 로그를 무조건 신뢰해야 한다. 이 때문에 예매처 간 이력 통합은 시도조차 되지 않았다. 블록체인은 이를 '특정 회사에 대한 신뢰'에서 '검증 가능한 규칙에 대한 신뢰'로 전환한다.</w:t>
-      </w:r>
-    </w:p>
-    <w:p>
-      <w:pPr>
-        <w:pStyle w:val="Heading2"/>
-      </w:pPr>
-      <w:r>
-        <w:rPr>
-          <w:rFonts w:ascii="NanumMyeongjo" w:cs="NanumMyeongjo" w:eastAsia="NanumMyeongjo" w:hAnsi="NanumMyeongjo"/>
-          <w:b/>
-          <w:bCs/>
-          <w:color w:val="1F1F1F"/>
-          <w:sz w:val="22"/>
-          <w:szCs w:val="22"/>
-        </w:rPr>
-        <w:t xml:space="preserve">제 2 절  위변조 불가능성</w:t>
-      </w:r>
-    </w:p>
-    <w:p>
-      <w:pPr>
-        <w:spacing w:after="60" w:line="222"/>
-        <w:jc w:val="both"/>
-      </w:pPr>
-      <w:r>
-        <w:rPr>
-          <w:rFonts w:ascii="NanumMyeongjo" w:cs="NanumMyeongjo" w:eastAsia="NanumMyeongjo" w:hAnsi="NanumMyeongjo"/>
-          <w:sz w:val="20"/>
-          <w:szCs w:val="20"/>
-        </w:rPr>
-        <w:t xml:space="preserve">중앙 DB의 관리자는 구조적으로 언제나 수정 권한을 갖는다. 발행 회사조차 특정 팬의 이력을 지우거나 당첨 확률을 조작할 가능성이 열려 있다. 블록체인은 기록이 해시체인으로 엮여 과거 기록 하나를 바꾸려면 이후 전체를 바꿔야 하므로 사실상 불가능하다. 이 성질은 팬 여권 기록이 발급기관 자신에 의해서도 조작될 수 없다는 것과, 경매 결과가 사후에 바뀔 수 없다는 것을 보장한다.</w:t>
-      </w:r>
-    </w:p>
-    <w:p>
-      <w:pPr>
-        <w:pStyle w:val="Heading2"/>
-      </w:pPr>
-      <w:r>
-        <w:rPr>
-          <w:rFonts w:ascii="NanumMyeongjo" w:cs="NanumMyeongjo" w:eastAsia="NanumMyeongjo" w:hAnsi="NanumMyeongjo"/>
-          <w:b/>
-          <w:bCs/>
-          <w:color w:val="1F1F1F"/>
-          <w:sz w:val="22"/>
-          <w:szCs w:val="22"/>
-        </w:rPr>
-        <w:t xml:space="preserve">제 3 절  배분 결과의 검증가능성</w:t>
-      </w:r>
-    </w:p>
-    <w:p>
-      <w:pPr>
-        <w:spacing w:after="60" w:line="222"/>
-        <w:jc w:val="both"/>
-      </w:pPr>
-      <w:r>
-        <w:rPr>
-          <w:rFonts w:ascii="NanumMyeongjo" w:cs="NanumMyeongjo" w:eastAsia="NanumMyeongjo" w:hAnsi="NanumMyeongjo"/>
-          <w:sz w:val="20"/>
-          <w:szCs w:val="20"/>
-        </w:rPr>
-        <w:t xml:space="preserve">티켓팅 불신의 뿌리는 암표 자체보다 배분 과정의 불투명성에 있다. 스마트컨트랙트로 규칙을 코드화하면 누구나 이를 읽고, 경매·추첨 결과를 온체인 입력값으로부터 동일하게 재계산해 검증할 수 있다. 중앙 서버는 로그를 공개해도 그 로그의 무결성까지는 증명하지 못한다는 점에서 근본적으로 다르다.</w:t>
-      </w:r>
-    </w:p>
-    <w:p>
-      <w:pPr>
-        <w:pStyle w:val="Heading2"/>
-      </w:pPr>
-      <w:r>
-        <w:rPr>
-          <w:rFonts w:ascii="NanumMyeongjo" w:cs="NanumMyeongjo" w:eastAsia="NanumMyeongjo" w:hAnsi="NanumMyeongjo"/>
-          <w:b/>
-          <w:bCs/>
-          <w:color w:val="1F1F1F"/>
-          <w:sz w:val="22"/>
-          <w:szCs w:val="22"/>
-        </w:rPr>
-        <w:t xml:space="preserve">제 4 절  규칙의 자동 집행</w:t>
-      </w:r>
-    </w:p>
-    <w:p>
-      <w:pPr>
-        <w:spacing w:after="60" w:line="222"/>
-        <w:jc w:val="both"/>
-      </w:pPr>
-      <w:r>
-        <w:rPr>
-          <w:rFonts w:ascii="NanumMyeongjo" w:cs="NanumMyeongjo" w:eastAsia="NanumMyeongjo" w:hAnsi="NanumMyeongjo"/>
-          <w:sz w:val="20"/>
-          <w:szCs w:val="20"/>
-        </w:rPr>
-        <w:t xml:space="preserve">현행법은 부정 예매와 웃돈 재판매를 모두 입증해야 처벌 가능한 사후 절차이며, 이 때문에 유효조치율이 5.6%에 그친다. 스마트컨트랙트는 전송 제한·반납·보증금 몰수를 조건 충족 시 즉시 실행하고 미충족 시 트랜잭션 자체를 거부해, 암표를 '사후 적발'에서 '사전 차단'으로 전환한다.</w:t>
+          <w:sz w:val="20"/>
+          <w:szCs w:val="20"/>
+        </w:rPr>
+        <w:t xml:space="preserve">시스템은 오프체인 본인확인 모듈과 세 개의 스마트컨트랙트로 구성된다. 본인확인은 실명, 중복 계정, 티켓 보유 제한을 확인하되 개인정보 원문은 블록체인에 저장하지 않으며, 체인에는 본인확인 완료 여부와 지갑 주소의 연결 상태만 기록한다.</w:t>
       </w:r>
     </w:p>
     <w:tbl>
       <w:tblPr>
-        <w:tblW w:type="dxa" w:w="9100"/>
+        <w:tblW w:type="dxa" w:w="9050"/>
         <w:tblBorders>
           <w:top w:val="single" w:color="auto" w:sz="4"/>
           <w:left w:val="single" w:color="auto" w:sz="4"/>
@@ -601,9 +201,9 @@
         </w:tblBorders>
       </w:tblPr>
       <w:tblGrid>
-        <w:gridCol w:w="2750"/>
-        <w:gridCol w:w="800"/>
-        <w:gridCol w:w="5550"/>
+        <w:gridCol w:w="1900"/>
+        <w:gridCol w:w="4600"/>
+        <w:gridCol w:w="2550"/>
       </w:tblGrid>
       <w:tr>
         <w:trPr>
@@ -611,7 +211,7 @@
         </w:trPr>
         <w:tc>
           <w:tcPr>
-            <w:tcW w:type="dxa" w:w="2750"/>
+            <w:tcW w:type="dxa" w:w="1900"/>
             <w:shd w:fill="1F1F1F" w:val="clear"/>
             <w:tcMar>
               <w:top w:type="dxa" w:w="40"/>
@@ -634,13 +234,13 @@
                 <w:sz w:val="16"/>
                 <w:szCs w:val="16"/>
               </w:rPr>
-              <w:t xml:space="preserve">필요한 것</w:t>
-            </w:r>
-          </w:p>
-        </w:tc>
-        <w:tc>
-          <w:tcPr>
-            <w:tcW w:type="dxa" w:w="800"/>
+              <w:t xml:space="preserve">구성요소</w:t>
+            </w:r>
+          </w:p>
+        </w:tc>
+        <w:tc>
+          <w:tcPr>
+            <w:tcW w:type="dxa" w:w="4600"/>
             <w:shd w:fill="1F1F1F" w:val="clear"/>
             <w:tcMar>
               <w:top w:type="dxa" w:w="40"/>
@@ -663,13 +263,13 @@
                 <w:sz w:val="16"/>
                 <w:szCs w:val="16"/>
               </w:rPr>
-              <w:t xml:space="preserve">중앙 DB</w:t>
-            </w:r>
-          </w:p>
-        </w:tc>
-        <w:tc>
-          <w:tcPr>
-            <w:tcW w:type="dxa" w:w="5550"/>
+              <w:t xml:space="preserve">역할</w:t>
+            </w:r>
+          </w:p>
+        </w:tc>
+        <w:tc>
+          <w:tcPr>
+            <w:tcW w:type="dxa" w:w="2550"/>
             <w:shd w:fill="1F1F1F" w:val="clear"/>
             <w:tcMar>
               <w:top w:type="dxa" w:w="40"/>
@@ -692,7 +292,7 @@
                 <w:sz w:val="16"/>
                 <w:szCs w:val="16"/>
               </w:rPr>
-              <w:t xml:space="preserve">왜 안 되는가</w:t>
+              <w:t xml:space="preserve">양도 여부</w:t>
             </w:r>
           </w:p>
         </w:tc>
@@ -703,85 +303,85 @@
         </w:trPr>
         <w:tc>
           <w:tcPr>
-            <w:tcW w:type="dxa" w:w="2750"/>
-            <w:tcMar>
-              <w:top w:type="dxa" w:w="40"/>
-              <w:left w:type="dxa" w:w="90"/>
-              <w:bottom w:type="dxa" w:w="40"/>
-              <w:right w:type="dxa" w:w="90"/>
-            </w:tcMar>
-            <w:vAlign w:val="center"/>
-          </w:tcPr>
-          <w:p>
-            <w:pPr>
-              <w:jc w:val="left"/>
-            </w:pPr>
-            <w:r>
-              <w:rPr>
-                <w:rFonts w:ascii="NanumMyeongjo" w:cs="NanumMyeongjo" w:eastAsia="NanumMyeongjo" w:hAnsi="NanumMyeongjo"/>
-                <w:b w:val="false"/>
-                <w:bCs w:val="false"/>
-                <w:color w:val="000000"/>
-                <w:sz w:val="16"/>
-                <w:szCs w:val="16"/>
-              </w:rPr>
-              <w:t xml:space="preserve">경쟁 예매처 간 이력 통합</w:t>
-            </w:r>
-          </w:p>
-        </w:tc>
-        <w:tc>
-          <w:tcPr>
-            <w:tcW w:type="dxa" w:w="800"/>
-            <w:tcMar>
-              <w:top w:type="dxa" w:w="40"/>
-              <w:left w:type="dxa" w:w="90"/>
-              <w:bottom w:type="dxa" w:w="40"/>
-              <w:right w:type="dxa" w:w="90"/>
-            </w:tcMar>
-            <w:vAlign w:val="center"/>
-          </w:tcPr>
-          <w:p>
-            <w:pPr>
-              <w:jc w:val="left"/>
-            </w:pPr>
-            <w:r>
-              <w:rPr>
-                <w:rFonts w:ascii="NanumMyeongjo" w:cs="NanumMyeongjo" w:eastAsia="NanumMyeongjo" w:hAnsi="NanumMyeongjo"/>
-                <w:b w:val="false"/>
-                <w:bCs w:val="false"/>
-                <w:color w:val="000000"/>
-                <w:sz w:val="16"/>
-                <w:szCs w:val="16"/>
-              </w:rPr>
-              <w:t xml:space="preserve">불가능</w:t>
-            </w:r>
-          </w:p>
-        </w:tc>
-        <w:tc>
-          <w:tcPr>
-            <w:tcW w:type="dxa" w:w="5550"/>
-            <w:tcMar>
-              <w:top w:type="dxa" w:w="40"/>
-              <w:left w:type="dxa" w:w="90"/>
-              <w:bottom w:type="dxa" w:w="40"/>
-              <w:right w:type="dxa" w:w="90"/>
-            </w:tcMar>
-            <w:vAlign w:val="center"/>
-          </w:tcPr>
-          <w:p>
-            <w:pPr>
-              <w:jc w:val="left"/>
-            </w:pPr>
-            <w:r>
-              <w:rPr>
-                <w:rFonts w:ascii="NanumMyeongjo" w:cs="NanumMyeongjo" w:eastAsia="NanumMyeongjo" w:hAnsi="NanumMyeongjo"/>
-                <w:b w:val="false"/>
-                <w:bCs w:val="false"/>
-                <w:color w:val="000000"/>
-                <w:sz w:val="16"/>
-                <w:szCs w:val="16"/>
-              </w:rPr>
-              <w:t xml:space="preserve">한 회사가 DB를 관리해야 하고, 경쟁사는 그 회사 서버를 무조건 신뢰해야 한다.</w:t>
+            <w:tcW w:type="dxa" w:w="1900"/>
+            <w:tcMar>
+              <w:top w:type="dxa" w:w="40"/>
+              <w:left w:type="dxa" w:w="90"/>
+              <w:bottom w:type="dxa" w:w="40"/>
+              <w:right w:type="dxa" w:w="90"/>
+            </w:tcMar>
+            <w:vAlign w:val="center"/>
+          </w:tcPr>
+          <w:p>
+            <w:pPr>
+              <w:jc w:val="left"/>
+            </w:pPr>
+            <w:r>
+              <w:rPr>
+                <w:rFonts w:ascii="NanumMyeongjo" w:cs="NanumMyeongjo" w:eastAsia="NanumMyeongjo" w:hAnsi="NanumMyeongjo"/>
+                <w:b w:val="false"/>
+                <w:bCs w:val="false"/>
+                <w:color w:val="000000"/>
+                <w:sz w:val="16"/>
+                <w:szCs w:val="16"/>
+              </w:rPr>
+              <w:t xml:space="preserve">FanPassport</w:t>
+            </w:r>
+          </w:p>
+        </w:tc>
+        <w:tc>
+          <w:tcPr>
+            <w:tcW w:type="dxa" w:w="4600"/>
+            <w:tcMar>
+              <w:top w:type="dxa" w:w="40"/>
+              <w:left w:type="dxa" w:w="90"/>
+              <w:bottom w:type="dxa" w:w="40"/>
+              <w:right w:type="dxa" w:w="90"/>
+            </w:tcMar>
+            <w:vAlign w:val="center"/>
+          </w:tcPr>
+          <w:p>
+            <w:pPr>
+              <w:jc w:val="left"/>
+            </w:pPr>
+            <w:r>
+              <w:rPr>
+                <w:rFonts w:ascii="NanumMyeongjo" w:cs="NanumMyeongjo" w:eastAsia="NanumMyeongjo" w:hAnsi="NanumMyeongjo"/>
+                <w:b w:val="false"/>
+                <w:bCs w:val="false"/>
+                <w:color w:val="000000"/>
+                <w:sz w:val="16"/>
+                <w:szCs w:val="16"/>
+              </w:rPr>
+              <w:t xml:space="preserve">실제 공연 참석 이력과 리워드 관리</w:t>
+            </w:r>
+          </w:p>
+        </w:tc>
+        <w:tc>
+          <w:tcPr>
+            <w:tcW w:type="dxa" w:w="2550"/>
+            <w:tcMar>
+              <w:top w:type="dxa" w:w="40"/>
+              <w:left w:type="dxa" w:w="90"/>
+              <w:bottom w:type="dxa" w:w="40"/>
+              <w:right w:type="dxa" w:w="90"/>
+            </w:tcMar>
+            <w:vAlign w:val="center"/>
+          </w:tcPr>
+          <w:p>
+            <w:pPr>
+              <w:jc w:val="left"/>
+            </w:pPr>
+            <w:r>
+              <w:rPr>
+                <w:rFonts w:ascii="NanumMyeongjo" w:cs="NanumMyeongjo" w:eastAsia="NanumMyeongjo" w:hAnsi="NanumMyeongjo"/>
+                <w:b w:val="false"/>
+                <w:bCs w:val="false"/>
+                <w:color w:val="000000"/>
+                <w:sz w:val="16"/>
+                <w:szCs w:val="16"/>
+              </w:rPr>
+              <w:t xml:space="preserve">불가</w:t>
             </w:r>
           </w:p>
         </w:tc>
@@ -792,85 +392,85 @@
         </w:trPr>
         <w:tc>
           <w:tcPr>
-            <w:tcW w:type="dxa" w:w="2750"/>
-            <w:tcMar>
-              <w:top w:type="dxa" w:w="40"/>
-              <w:left w:type="dxa" w:w="90"/>
-              <w:bottom w:type="dxa" w:w="40"/>
-              <w:right w:type="dxa" w:w="90"/>
-            </w:tcMar>
-            <w:vAlign w:val="center"/>
-          </w:tcPr>
-          <w:p>
-            <w:pPr>
-              <w:jc w:val="left"/>
-            </w:pPr>
-            <w:r>
-              <w:rPr>
-                <w:rFonts w:ascii="NanumMyeongjo" w:cs="NanumMyeongjo" w:eastAsia="NanumMyeongjo" w:hAnsi="NanumMyeongjo"/>
-                <w:b w:val="false"/>
-                <w:bCs w:val="false"/>
-                <w:color w:val="000000"/>
-                <w:sz w:val="16"/>
-                <w:szCs w:val="16"/>
-              </w:rPr>
-              <w:t xml:space="preserve">발행 주체도 못 고치는 기록</w:t>
-            </w:r>
-          </w:p>
-        </w:tc>
-        <w:tc>
-          <w:tcPr>
-            <w:tcW w:type="dxa" w:w="800"/>
-            <w:tcMar>
-              <w:top w:type="dxa" w:w="40"/>
-              <w:left w:type="dxa" w:w="90"/>
-              <w:bottom w:type="dxa" w:w="40"/>
-              <w:right w:type="dxa" w:w="90"/>
-            </w:tcMar>
-            <w:vAlign w:val="center"/>
-          </w:tcPr>
-          <w:p>
-            <w:pPr>
-              <w:jc w:val="left"/>
-            </w:pPr>
-            <w:r>
-              <w:rPr>
-                <w:rFonts w:ascii="NanumMyeongjo" w:cs="NanumMyeongjo" w:eastAsia="NanumMyeongjo" w:hAnsi="NanumMyeongjo"/>
-                <w:b w:val="false"/>
-                <w:bCs w:val="false"/>
-                <w:color w:val="000000"/>
-                <w:sz w:val="16"/>
-                <w:szCs w:val="16"/>
-              </w:rPr>
-              <w:t xml:space="preserve">불가능</w:t>
-            </w:r>
-          </w:p>
-        </w:tc>
-        <w:tc>
-          <w:tcPr>
-            <w:tcW w:type="dxa" w:w="5550"/>
-            <w:tcMar>
-              <w:top w:type="dxa" w:w="40"/>
-              <w:left w:type="dxa" w:w="90"/>
-              <w:bottom w:type="dxa" w:w="40"/>
-              <w:right w:type="dxa" w:w="90"/>
-            </w:tcMar>
-            <w:vAlign w:val="center"/>
-          </w:tcPr>
-          <w:p>
-            <w:pPr>
-              <w:jc w:val="left"/>
-            </w:pPr>
-            <w:r>
-              <w:rPr>
-                <w:rFonts w:ascii="NanumMyeongjo" w:cs="NanumMyeongjo" w:eastAsia="NanumMyeongjo" w:hAnsi="NanumMyeongjo"/>
-                <w:b w:val="false"/>
-                <w:bCs w:val="false"/>
-                <w:color w:val="000000"/>
-                <w:sz w:val="16"/>
-                <w:szCs w:val="16"/>
-              </w:rPr>
-              <w:t xml:space="preserve">관리자는 구조적으로 언제나 수정 권한을 갖는다.</w:t>
+            <w:tcW w:type="dxa" w:w="1900"/>
+            <w:tcMar>
+              <w:top w:type="dxa" w:w="40"/>
+              <w:left w:type="dxa" w:w="90"/>
+              <w:bottom w:type="dxa" w:w="40"/>
+              <w:right w:type="dxa" w:w="90"/>
+            </w:tcMar>
+            <w:vAlign w:val="center"/>
+          </w:tcPr>
+          <w:p>
+            <w:pPr>
+              <w:jc w:val="left"/>
+            </w:pPr>
+            <w:r>
+              <w:rPr>
+                <w:rFonts w:ascii="NanumMyeongjo" w:cs="NanumMyeongjo" w:eastAsia="NanumMyeongjo" w:hAnsi="NanumMyeongjo"/>
+                <w:b w:val="false"/>
+                <w:bCs w:val="false"/>
+                <w:color w:val="000000"/>
+                <w:sz w:val="16"/>
+                <w:szCs w:val="16"/>
+              </w:rPr>
+              <w:t xml:space="preserve">TicketBox</w:t>
+            </w:r>
+          </w:p>
+        </w:tc>
+        <w:tc>
+          <w:tcPr>
+            <w:tcW w:type="dxa" w:w="4600"/>
+            <w:tcMar>
+              <w:top w:type="dxa" w:w="40"/>
+              <w:left w:type="dxa" w:w="90"/>
+              <w:bottom w:type="dxa" w:w="40"/>
+              <w:right w:type="dxa" w:w="90"/>
+            </w:tcMar>
+            <w:vAlign w:val="center"/>
+          </w:tcPr>
+          <w:p>
+            <w:pPr>
+              <w:jc w:val="left"/>
+            </w:pPr>
+            <w:r>
+              <w:rPr>
+                <w:rFonts w:ascii="NanumMyeongjo" w:cs="NanumMyeongjo" w:eastAsia="NanumMyeongjo" w:hAnsi="NanumMyeongjo"/>
+                <w:b w:val="false"/>
+                <w:bCs w:val="false"/>
+                <w:color w:val="000000"/>
+                <w:sz w:val="16"/>
+                <w:szCs w:val="16"/>
+              </w:rPr>
+              <w:t xml:space="preserve">공연별 좌석·가격·보증금·티켓 상태 관리</w:t>
+            </w:r>
+          </w:p>
+        </w:tc>
+        <w:tc>
+          <w:tcPr>
+            <w:tcW w:type="dxa" w:w="2550"/>
+            <w:tcMar>
+              <w:top w:type="dxa" w:w="40"/>
+              <w:left w:type="dxa" w:w="90"/>
+              <w:bottom w:type="dxa" w:w="40"/>
+              <w:right w:type="dxa" w:w="90"/>
+            </w:tcMar>
+            <w:vAlign w:val="center"/>
+          </w:tcPr>
+          <w:p>
+            <w:pPr>
+              <w:jc w:val="left"/>
+            </w:pPr>
+            <w:r>
+              <w:rPr>
+                <w:rFonts w:ascii="NanumMyeongjo" w:cs="NanumMyeongjo" w:eastAsia="NanumMyeongjo" w:hAnsi="NanumMyeongjo"/>
+                <w:b w:val="false"/>
+                <w:bCs w:val="false"/>
+                <w:color w:val="000000"/>
+                <w:sz w:val="16"/>
+                <w:szCs w:val="16"/>
+              </w:rPr>
+              <w:t xml:space="preserve">공식 경로만 가능</w:t>
             </w:r>
           </w:p>
         </w:tc>
@@ -881,263 +481,85 @@
         </w:trPr>
         <w:tc>
           <w:tcPr>
-            <w:tcW w:type="dxa" w:w="2750"/>
-            <w:tcMar>
-              <w:top w:type="dxa" w:w="40"/>
-              <w:left w:type="dxa" w:w="90"/>
-              <w:bottom w:type="dxa" w:w="40"/>
-              <w:right w:type="dxa" w:w="90"/>
-            </w:tcMar>
-            <w:vAlign w:val="center"/>
-          </w:tcPr>
-          <w:p>
-            <w:pPr>
-              <w:jc w:val="left"/>
-            </w:pPr>
-            <w:r>
-              <w:rPr>
-                <w:rFonts w:ascii="NanumMyeongjo" w:cs="NanumMyeongjo" w:eastAsia="NanumMyeongjo" w:hAnsi="NanumMyeongjo"/>
-                <w:b w:val="false"/>
-                <w:bCs w:val="false"/>
-                <w:color w:val="000000"/>
-                <w:sz w:val="16"/>
-                <w:szCs w:val="16"/>
-              </w:rPr>
-              <w:t xml:space="preserve">결과를 발표가 아닌 재계산으로 검증</w:t>
-            </w:r>
-          </w:p>
-        </w:tc>
-        <w:tc>
-          <w:tcPr>
-            <w:tcW w:type="dxa" w:w="800"/>
-            <w:tcMar>
-              <w:top w:type="dxa" w:w="40"/>
-              <w:left w:type="dxa" w:w="90"/>
-              <w:bottom w:type="dxa" w:w="40"/>
-              <w:right w:type="dxa" w:w="90"/>
-            </w:tcMar>
-            <w:vAlign w:val="center"/>
-          </w:tcPr>
-          <w:p>
-            <w:pPr>
-              <w:jc w:val="left"/>
-            </w:pPr>
-            <w:r>
-              <w:rPr>
-                <w:rFonts w:ascii="NanumMyeongjo" w:cs="NanumMyeongjo" w:eastAsia="NanumMyeongjo" w:hAnsi="NanumMyeongjo"/>
-                <w:b w:val="false"/>
-                <w:bCs w:val="false"/>
-                <w:color w:val="000000"/>
-                <w:sz w:val="16"/>
-                <w:szCs w:val="16"/>
-              </w:rPr>
-              <w:t xml:space="preserve">불가능</w:t>
-            </w:r>
-          </w:p>
-        </w:tc>
-        <w:tc>
-          <w:tcPr>
-            <w:tcW w:type="dxa" w:w="5550"/>
-            <w:tcMar>
-              <w:top w:type="dxa" w:w="40"/>
-              <w:left w:type="dxa" w:w="90"/>
-              <w:bottom w:type="dxa" w:w="40"/>
-              <w:right w:type="dxa" w:w="90"/>
-            </w:tcMar>
-            <w:vAlign w:val="center"/>
-          </w:tcPr>
-          <w:p>
-            <w:pPr>
-              <w:jc w:val="left"/>
-            </w:pPr>
-            <w:r>
-              <w:rPr>
-                <w:rFonts w:ascii="NanumMyeongjo" w:cs="NanumMyeongjo" w:eastAsia="NanumMyeongjo" w:hAnsi="NanumMyeongjo"/>
-                <w:b w:val="false"/>
-                <w:bCs w:val="false"/>
-                <w:color w:val="000000"/>
-                <w:sz w:val="16"/>
-                <w:szCs w:val="16"/>
-              </w:rPr>
-              <w:t xml:space="preserve">로그를 공개해도 그 로그가 조작 안 됐음은 증명 못 한다.</w:t>
-            </w:r>
-          </w:p>
-        </w:tc>
-      </w:tr>
-      <w:tr>
-        <w:trPr>
-          <w:cantSplit/>
-        </w:trPr>
-        <w:tc>
-          <w:tcPr>
-            <w:tcW w:type="dxa" w:w="2750"/>
-            <w:tcMar>
-              <w:top w:type="dxa" w:w="40"/>
-              <w:left w:type="dxa" w:w="90"/>
-              <w:bottom w:type="dxa" w:w="40"/>
-              <w:right w:type="dxa" w:w="90"/>
-            </w:tcMar>
-            <w:vAlign w:val="center"/>
-          </w:tcPr>
-          <w:p>
-            <w:pPr>
-              <w:jc w:val="left"/>
-            </w:pPr>
-            <w:r>
-              <w:rPr>
-                <w:rFonts w:ascii="NanumMyeongjo" w:cs="NanumMyeongjo" w:eastAsia="NanumMyeongjo" w:hAnsi="NanumMyeongjo"/>
-                <w:b w:val="false"/>
-                <w:bCs w:val="false"/>
-                <w:color w:val="000000"/>
-                <w:sz w:val="16"/>
-                <w:szCs w:val="16"/>
-              </w:rPr>
-              <w:t xml:space="preserve">규칙을 심사 없이 즉시 자동 집행</w:t>
-            </w:r>
-          </w:p>
-        </w:tc>
-        <w:tc>
-          <w:tcPr>
-            <w:tcW w:type="dxa" w:w="800"/>
-            <w:tcMar>
-              <w:top w:type="dxa" w:w="40"/>
-              <w:left w:type="dxa" w:w="90"/>
-              <w:bottom w:type="dxa" w:w="40"/>
-              <w:right w:type="dxa" w:w="90"/>
-            </w:tcMar>
-            <w:vAlign w:val="center"/>
-          </w:tcPr>
-          <w:p>
-            <w:pPr>
-              <w:jc w:val="left"/>
-            </w:pPr>
-            <w:r>
-              <w:rPr>
-                <w:rFonts w:ascii="NanumMyeongjo" w:cs="NanumMyeongjo" w:eastAsia="NanumMyeongjo" w:hAnsi="NanumMyeongjo"/>
-                <w:b w:val="false"/>
-                <w:bCs w:val="false"/>
-                <w:color w:val="000000"/>
-                <w:sz w:val="16"/>
-                <w:szCs w:val="16"/>
-              </w:rPr>
-              <w:t xml:space="preserve">불가능</w:t>
-            </w:r>
-          </w:p>
-        </w:tc>
-        <w:tc>
-          <w:tcPr>
-            <w:tcW w:type="dxa" w:w="5550"/>
-            <w:tcMar>
-              <w:top w:type="dxa" w:w="40"/>
-              <w:left w:type="dxa" w:w="90"/>
-              <w:bottom w:type="dxa" w:w="40"/>
-              <w:right w:type="dxa" w:w="90"/>
-            </w:tcMar>
-            <w:vAlign w:val="center"/>
-          </w:tcPr>
-          <w:p>
-            <w:pPr>
-              <w:jc w:val="left"/>
-            </w:pPr>
-            <w:r>
-              <w:rPr>
-                <w:rFonts w:ascii="NanumMyeongjo" w:cs="NanumMyeongjo" w:eastAsia="NanumMyeongjo" w:hAnsi="NanumMyeongjo"/>
-                <w:b w:val="false"/>
-                <w:bCs w:val="false"/>
-                <w:color w:val="000000"/>
-                <w:sz w:val="16"/>
-                <w:szCs w:val="16"/>
-              </w:rPr>
-              <w:t xml:space="preserve">예외·재량이 필요한 로직은 결국 운영자 판단에 맡겨진다.</w:t>
-            </w:r>
-          </w:p>
-        </w:tc>
-      </w:tr>
-      <w:tr>
-        <w:trPr>
-          <w:cantSplit/>
-        </w:trPr>
-        <w:tc>
-          <w:tcPr>
-            <w:tcW w:type="dxa" w:w="2750"/>
-            <w:tcMar>
-              <w:top w:type="dxa" w:w="40"/>
-              <w:left w:type="dxa" w:w="90"/>
-              <w:bottom w:type="dxa" w:w="40"/>
-              <w:right w:type="dxa" w:w="90"/>
-            </w:tcMar>
-            <w:vAlign w:val="center"/>
-          </w:tcPr>
-          <w:p>
-            <w:pPr>
-              <w:jc w:val="left"/>
-            </w:pPr>
-            <w:r>
-              <w:rPr>
-                <w:rFonts w:ascii="NanumMyeongjo" w:cs="NanumMyeongjo" w:eastAsia="NanumMyeongjo" w:hAnsi="NanumMyeongjo"/>
-                <w:b w:val="false"/>
-                <w:bCs w:val="false"/>
-                <w:color w:val="000000"/>
-                <w:sz w:val="16"/>
-                <w:szCs w:val="16"/>
-              </w:rPr>
-              <w:t xml:space="preserve">팬이 플랫폼과 무관하게 이력 보유</w:t>
-            </w:r>
-          </w:p>
-        </w:tc>
-        <w:tc>
-          <w:tcPr>
-            <w:tcW w:type="dxa" w:w="800"/>
-            <w:tcMar>
-              <w:top w:type="dxa" w:w="40"/>
-              <w:left w:type="dxa" w:w="90"/>
-              <w:bottom w:type="dxa" w:w="40"/>
-              <w:right w:type="dxa" w:w="90"/>
-            </w:tcMar>
-            <w:vAlign w:val="center"/>
-          </w:tcPr>
-          <w:p>
-            <w:pPr>
-              <w:jc w:val="left"/>
-            </w:pPr>
-            <w:r>
-              <w:rPr>
-                <w:rFonts w:ascii="NanumMyeongjo" w:cs="NanumMyeongjo" w:eastAsia="NanumMyeongjo" w:hAnsi="NanumMyeongjo"/>
-                <w:b w:val="false"/>
-                <w:bCs w:val="false"/>
-                <w:color w:val="000000"/>
-                <w:sz w:val="16"/>
-                <w:szCs w:val="16"/>
-              </w:rPr>
-              <w:t xml:space="preserve">불가능</w:t>
-            </w:r>
-          </w:p>
-        </w:tc>
-        <w:tc>
-          <w:tcPr>
-            <w:tcW w:type="dxa" w:w="5550"/>
-            <w:tcMar>
-              <w:top w:type="dxa" w:w="40"/>
-              <w:left w:type="dxa" w:w="90"/>
-              <w:bottom w:type="dxa" w:w="40"/>
-              <w:right w:type="dxa" w:w="90"/>
-            </w:tcMar>
-            <w:vAlign w:val="center"/>
-          </w:tcPr>
-          <w:p>
-            <w:pPr>
-              <w:jc w:val="left"/>
-            </w:pPr>
-            <w:r>
-              <w:rPr>
-                <w:rFonts w:ascii="NanumMyeongjo" w:cs="NanumMyeongjo" w:eastAsia="NanumMyeongjo" w:hAnsi="NanumMyeongjo"/>
-                <w:b w:val="false"/>
-                <w:bCs w:val="false"/>
-                <w:color w:val="000000"/>
-                <w:sz w:val="16"/>
-                <w:szCs w:val="16"/>
-              </w:rPr>
-              <w:t xml:space="preserve">탈퇴·서비스 종료 시 이력도 함께 사라진다.</w:t>
+            <w:tcW w:type="dxa" w:w="1900"/>
+            <w:tcMar>
+              <w:top w:type="dxa" w:w="40"/>
+              <w:left w:type="dxa" w:w="90"/>
+              <w:bottom w:type="dxa" w:w="40"/>
+              <w:right w:type="dxa" w:w="90"/>
+            </w:tcMar>
+            <w:vAlign w:val="center"/>
+          </w:tcPr>
+          <w:p>
+            <w:pPr>
+              <w:jc w:val="left"/>
+            </w:pPr>
+            <w:r>
+              <w:rPr>
+                <w:rFonts w:ascii="NanumMyeongjo" w:cs="NanumMyeongjo" w:eastAsia="NanumMyeongjo" w:hAnsi="NanumMyeongjo"/>
+                <w:b w:val="false"/>
+                <w:bCs w:val="false"/>
+                <w:color w:val="000000"/>
+                <w:sz w:val="16"/>
+                <w:szCs w:val="16"/>
+              </w:rPr>
+              <w:t xml:space="preserve">OfficialTransfer</w:t>
+            </w:r>
+          </w:p>
+        </w:tc>
+        <w:tc>
+          <w:tcPr>
+            <w:tcW w:type="dxa" w:w="4600"/>
+            <w:tcMar>
+              <w:top w:type="dxa" w:w="40"/>
+              <w:left w:type="dxa" w:w="90"/>
+              <w:bottom w:type="dxa" w:w="40"/>
+              <w:right w:type="dxa" w:w="90"/>
+            </w:tcMar>
+            <w:vAlign w:val="center"/>
+          </w:tcPr>
+          <w:p>
+            <w:pPr>
+              <w:jc w:val="left"/>
+            </w:pPr>
+            <w:r>
+              <w:rPr>
+                <w:rFonts w:ascii="NanumMyeongjo" w:cs="NanumMyeongjo" w:eastAsia="NanumMyeongjo" w:hAnsi="NanumMyeongjo"/>
+                <w:b w:val="false"/>
+                <w:bCs w:val="false"/>
+                <w:color w:val="000000"/>
+                <w:sz w:val="16"/>
+                <w:szCs w:val="16"/>
+              </w:rPr>
+              <w:t xml:space="preserve">본인확인·가격상한·수령 동의 확인 후 티켓 이전</w:t>
+            </w:r>
+          </w:p>
+        </w:tc>
+        <w:tc>
+          <w:tcPr>
+            <w:tcW w:type="dxa" w:w="2550"/>
+            <w:tcMar>
+              <w:top w:type="dxa" w:w="40"/>
+              <w:left w:type="dxa" w:w="90"/>
+              <w:bottom w:type="dxa" w:w="40"/>
+              <w:right w:type="dxa" w:w="90"/>
+            </w:tcMar>
+            <w:vAlign w:val="center"/>
+          </w:tcPr>
+          <w:p>
+            <w:pPr>
+              <w:jc w:val="left"/>
+            </w:pPr>
+            <w:r>
+              <w:rPr>
+                <w:rFonts w:ascii="NanumMyeongjo" w:cs="NanumMyeongjo" w:eastAsia="NanumMyeongjo" w:hAnsi="NanumMyeongjo"/>
+                <w:b w:val="false"/>
+                <w:bCs w:val="false"/>
+                <w:color w:val="000000"/>
+                <w:sz w:val="16"/>
+                <w:szCs w:val="16"/>
+              </w:rPr>
+              <w:t xml:space="preserve">제한적 가능</w:t>
             </w:r>
           </w:p>
         </w:tc>
@@ -1157,44 +579,40 @@
           <w:sz w:val="15"/>
           <w:szCs w:val="15"/>
         </w:rPr>
-        <w:t xml:space="preserve">표 1. 중앙화된 DB로는 원리적으로 풀리지 않는 다섯 가지 요구</w:t>
-      </w:r>
-    </w:p>
-    <w:p>
-      <w:pPr>
-        <w:pStyle w:val="Heading1"/>
-      </w:pPr>
-      <w:r>
-        <w:rPr>
-          <w:rFonts w:ascii="NanumMyeongjo" w:cs="NanumMyeongjo" w:eastAsia="NanumMyeongjo" w:hAnsi="NanumMyeongjo"/>
-          <w:b/>
-          <w:bCs/>
-          <w:color w:val="1F1F1F"/>
-          <w:sz w:val="26"/>
-          <w:szCs w:val="26"/>
-        </w:rPr>
-        <w:t xml:space="preserve">제 5 장  기존 시스템과의 비교 및 장단점</w:t>
-      </w:r>
-    </w:p>
-    <w:p>
-      <w:pPr>
-        <w:pStyle w:val="Heading2"/>
-      </w:pPr>
-      <w:r>
-        <w:rPr>
-          <w:rFonts w:ascii="NanumMyeongjo" w:cs="NanumMyeongjo" w:eastAsia="NanumMyeongjo" w:hAnsi="NanumMyeongjo"/>
-          <w:b/>
-          <w:bCs/>
-          <w:color w:val="1F1F1F"/>
-          <w:sz w:val="22"/>
-          <w:szCs w:val="22"/>
-        </w:rPr>
-        <w:t xml:space="preserve">제 1 절  장점</w:t>
+        <w:t xml:space="preserve">표 1. 시스템 구성요소</w:t>
+      </w:r>
+    </w:p>
+    <w:p>
+      <w:pPr>
+        <w:spacing w:after="60" w:line="222"/>
+        <w:jc w:val="both"/>
+      </w:pPr>
+      <w:r>
+        <w:rPr>
+          <w:rFonts w:ascii="NanumMyeongjo" w:cs="NanumMyeongjo" w:eastAsia="NanumMyeongjo" w:hAnsi="NanumMyeongjo"/>
+          <w:sz w:val="20"/>
+          <w:szCs w:val="20"/>
+        </w:rPr>
+        <w:t xml:space="preserve">FanPassport는 사람당 한 번 발급되는 소울바운드 토큰이다. ERC-5484는 발행 후 양도할 수 없는 SBT 구조를 정의하며, 팬의 참여 이력처럼 특정 개인에게 계속 귀속되어야 하는 기록에 적합하다. 여권은 티켓 구매 시점이 아니라 공연장 검표를 통과한 시점에만 기록을 추가한다. TicketBox는 공연마다 생성되며, 티켓은 일반 지갑 간 전송이나 NFT 마켓 등록이 허용되지 않는다. 다만 OfficialTransfer를 통해 본인확인, 중복 보유 여부, 정가 상한, 양수인의 수령 동의가 모두 확인될 때만 이전할 수 있다.</w:t>
+      </w:r>
+    </w:p>
+    <w:p>
+      <w:pPr>
+        <w:spacing w:after="60" w:line="222"/>
+        <w:jc w:val="both"/>
+      </w:pPr>
+      <w:r>
+        <w:rPr>
+          <w:rFonts w:ascii="NanumMyeongjo" w:cs="NanumMyeongjo" w:eastAsia="NanumMyeongjo" w:hAnsi="NanumMyeongjo"/>
+          <w:sz w:val="20"/>
+          <w:szCs w:val="20"/>
+        </w:rPr>
+        <w:t xml:space="preserve">리워드는 현금이나 가상자산으로 교환할 수 없고 타인에게 전송할 수도 없는 팬 활동 점수이므로, 되팔아 차익을 얻는 구조와 분리된다. 실제 입장 후에만 확정되어 표를 대량 확보해도 관람하지 않으면 쌓이지 않는다.</w:t>
       </w:r>
     </w:p>
     <w:tbl>
       <w:tblPr>
-        <w:tblW w:type="dxa" w:w="9200"/>
+        <w:tblW w:type="dxa" w:w="9050"/>
         <w:tblBorders>
           <w:top w:val="single" w:color="auto" w:sz="4"/>
           <w:left w:val="single" w:color="auto" w:sz="4"/>
@@ -1205,9 +623,10 @@
         </w:tblBorders>
       </w:tblPr>
       <w:tblGrid>
-        <w:gridCol w:w="1800"/>
-        <w:gridCol w:w="3400"/>
-        <w:gridCol w:w="4000"/>
+        <w:gridCol w:w="3000"/>
+        <w:gridCol w:w="1750"/>
+        <w:gridCol w:w="1600"/>
+        <w:gridCol w:w="2700"/>
       </w:tblGrid>
       <w:tr>
         <w:trPr>
@@ -1215,7 +634,7 @@
         </w:trPr>
         <w:tc>
           <w:tcPr>
-            <w:tcW w:type="dxa" w:w="1800"/>
+            <w:tcW w:type="dxa" w:w="3000"/>
             <w:shd w:fill="1F1F1F" w:val="clear"/>
             <w:tcMar>
               <w:top w:type="dxa" w:w="40"/>
@@ -1238,13 +657,13 @@
                 <w:sz w:val="16"/>
                 <w:szCs w:val="16"/>
               </w:rPr>
-              <w:t xml:space="preserve">항목</w:t>
-            </w:r>
-          </w:p>
-        </w:tc>
-        <w:tc>
-          <w:tcPr>
-            <w:tcW w:type="dxa" w:w="3400"/>
+              <w:t xml:space="preserve">상황</w:t>
+            </w:r>
+          </w:p>
+        </w:tc>
+        <w:tc>
+          <w:tcPr>
+            <w:tcW w:type="dxa" w:w="1750"/>
             <w:shd w:fill="1F1F1F" w:val="clear"/>
             <w:tcMar>
               <w:top w:type="dxa" w:w="40"/>
@@ -1267,13 +686,13 @@
                 <w:sz w:val="16"/>
                 <w:szCs w:val="16"/>
               </w:rPr>
-              <w:t xml:space="preserve">지금의 티켓팅</w:t>
-            </w:r>
-          </w:p>
-        </w:tc>
-        <w:tc>
-          <w:tcPr>
-            <w:tcW w:type="dxa" w:w="4000"/>
+              <w:t xml:space="preserve">원구매자</w:t>
+            </w:r>
+          </w:p>
+        </w:tc>
+        <w:tc>
+          <w:tcPr>
+            <w:tcW w:type="dxa" w:w="1600"/>
             <w:shd w:fill="1F1F1F" w:val="clear"/>
             <w:tcMar>
               <w:top w:type="dxa" w:w="40"/>
@@ -1296,7 +715,36 @@
                 <w:sz w:val="16"/>
                 <w:szCs w:val="16"/>
               </w:rPr>
-              <w:t xml:space="preserve">제안하는 시스템</w:t>
+              <w:t xml:space="preserve">양수인</w:t>
+            </w:r>
+          </w:p>
+        </w:tc>
+        <w:tc>
+          <w:tcPr>
+            <w:tcW w:type="dxa" w:w="2700"/>
+            <w:shd w:fill="1F1F1F" w:val="clear"/>
+            <w:tcMar>
+              <w:top w:type="dxa" w:w="40"/>
+              <w:left w:type="dxa" w:w="90"/>
+              <w:bottom w:type="dxa" w:w="40"/>
+              <w:right w:type="dxa" w:w="90"/>
+            </w:tcMar>
+            <w:vAlign w:val="center"/>
+          </w:tcPr>
+          <w:p>
+            <w:pPr>
+              <w:jc w:val="left"/>
+            </w:pPr>
+            <w:r>
+              <w:rPr>
+                <w:rFonts w:ascii="NanumMyeongjo" w:cs="NanumMyeongjo" w:eastAsia="NanumMyeongjo" w:hAnsi="NanumMyeongjo"/>
+                <w:b/>
+                <w:bCs/>
+                <w:color w:val="FFFFFF"/>
+                <w:sz w:val="16"/>
+                <w:szCs w:val="16"/>
+              </w:rPr>
+              <w:t xml:space="preserve">조건</w:t>
             </w:r>
           </w:p>
         </w:tc>
@@ -1307,85 +755,113 @@
         </w:trPr>
         <w:tc>
           <w:tcPr>
-            <w:tcW w:type="dxa" w:w="1800"/>
-            <w:tcMar>
-              <w:top w:type="dxa" w:w="40"/>
-              <w:left w:type="dxa" w:w="90"/>
-              <w:bottom w:type="dxa" w:w="40"/>
-              <w:right w:type="dxa" w:w="90"/>
-            </w:tcMar>
-            <w:vAlign w:val="center"/>
-          </w:tcPr>
-          <w:p>
-            <w:pPr>
-              <w:jc w:val="left"/>
-            </w:pPr>
-            <w:r>
-              <w:rPr>
-                <w:rFonts w:ascii="NanumMyeongjo" w:cs="NanumMyeongjo" w:eastAsia="NanumMyeongjo" w:hAnsi="NanumMyeongjo"/>
-                <w:b w:val="false"/>
-                <w:bCs w:val="false"/>
-                <w:color w:val="000000"/>
-                <w:sz w:val="16"/>
-                <w:szCs w:val="16"/>
-              </w:rPr>
-              <w:t xml:space="preserve">암표 대응</w:t>
-            </w:r>
-          </w:p>
-        </w:tc>
-        <w:tc>
-          <w:tcPr>
-            <w:tcW w:type="dxa" w:w="3400"/>
-            <w:tcMar>
-              <w:top w:type="dxa" w:w="40"/>
-              <w:left w:type="dxa" w:w="90"/>
-              <w:bottom w:type="dxa" w:w="40"/>
-              <w:right w:type="dxa" w:w="90"/>
-            </w:tcMar>
-            <w:vAlign w:val="center"/>
-          </w:tcPr>
-          <w:p>
-            <w:pPr>
-              <w:jc w:val="left"/>
-            </w:pPr>
-            <w:r>
-              <w:rPr>
-                <w:rFonts w:ascii="NanumMyeongjo" w:cs="NanumMyeongjo" w:eastAsia="NanumMyeongjo" w:hAnsi="NanumMyeongjo"/>
-                <w:b w:val="false"/>
-                <w:bCs w:val="false"/>
-                <w:color w:val="000000"/>
-                <w:sz w:val="16"/>
-                <w:szCs w:val="16"/>
-              </w:rPr>
-              <w:t xml:space="preserve">사후 신고·단속 (조치율 약 5.6%)</w:t>
-            </w:r>
-          </w:p>
-        </w:tc>
-        <w:tc>
-          <w:tcPr>
-            <w:tcW w:type="dxa" w:w="4000"/>
-            <w:tcMar>
-              <w:top w:type="dxa" w:w="40"/>
-              <w:left w:type="dxa" w:w="90"/>
-              <w:bottom w:type="dxa" w:w="40"/>
-              <w:right w:type="dxa" w:w="90"/>
-            </w:tcMar>
-            <w:vAlign w:val="center"/>
-          </w:tcPr>
-          <w:p>
-            <w:pPr>
-              <w:jc w:val="left"/>
-            </w:pPr>
-            <w:r>
-              <w:rPr>
-                <w:rFonts w:ascii="NanumMyeongjo" w:cs="NanumMyeongjo" w:eastAsia="NanumMyeongjo" w:hAnsi="NanumMyeongjo"/>
-                <w:b w:val="false"/>
-                <w:bCs w:val="false"/>
-                <w:color w:val="000000"/>
-                <w:sz w:val="16"/>
-                <w:szCs w:val="16"/>
-              </w:rPr>
-              <w:t xml:space="preserve">표를 넘길 방법 자체가 없음</w:t>
+            <w:tcW w:type="dxa" w:w="3000"/>
+            <w:tcMar>
+              <w:top w:type="dxa" w:w="40"/>
+              <w:left w:type="dxa" w:w="90"/>
+              <w:bottom w:type="dxa" w:w="40"/>
+              <w:right w:type="dxa" w:w="90"/>
+            </w:tcMar>
+            <w:vAlign w:val="center"/>
+          </w:tcPr>
+          <w:p>
+            <w:pPr>
+              <w:jc w:val="left"/>
+            </w:pPr>
+            <w:r>
+              <w:rPr>
+                <w:rFonts w:ascii="NanumMyeongjo" w:cs="NanumMyeongjo" w:eastAsia="NanumMyeongjo" w:hAnsi="NanumMyeongjo"/>
+                <w:b w:val="false"/>
+                <w:bCs w:val="false"/>
+                <w:color w:val="000000"/>
+                <w:sz w:val="16"/>
+                <w:szCs w:val="16"/>
+              </w:rPr>
+              <w:t xml:space="preserve">원구매자가 직접 입장</w:t>
+            </w:r>
+          </w:p>
+        </w:tc>
+        <w:tc>
+          <w:tcPr>
+            <w:tcW w:type="dxa" w:w="1750"/>
+            <w:tcMar>
+              <w:top w:type="dxa" w:w="40"/>
+              <w:left w:type="dxa" w:w="90"/>
+              <w:bottom w:type="dxa" w:w="40"/>
+              <w:right w:type="dxa" w:w="90"/>
+            </w:tcMar>
+            <w:vAlign w:val="center"/>
+          </w:tcPr>
+          <w:p>
+            <w:pPr>
+              <w:jc w:val="left"/>
+            </w:pPr>
+            <w:r>
+              <w:rPr>
+                <w:rFonts w:ascii="NanumMyeongjo" w:cs="NanumMyeongjo" w:eastAsia="NanumMyeongjo" w:hAnsi="NanumMyeongjo"/>
+                <w:b w:val="false"/>
+                <w:bCs w:val="false"/>
+                <w:color w:val="000000"/>
+                <w:sz w:val="16"/>
+                <w:szCs w:val="16"/>
+              </w:rPr>
+              <w:t xml:space="preserve">300점</w:t>
+            </w:r>
+          </w:p>
+        </w:tc>
+        <w:tc>
+          <w:tcPr>
+            <w:tcW w:type="dxa" w:w="1600"/>
+            <w:tcMar>
+              <w:top w:type="dxa" w:w="40"/>
+              <w:left w:type="dxa" w:w="90"/>
+              <w:bottom w:type="dxa" w:w="40"/>
+              <w:right w:type="dxa" w:w="90"/>
+            </w:tcMar>
+            <w:vAlign w:val="center"/>
+          </w:tcPr>
+          <w:p>
+            <w:pPr>
+              <w:jc w:val="left"/>
+            </w:pPr>
+            <w:r>
+              <w:rPr>
+                <w:rFonts w:ascii="NanumMyeongjo" w:cs="NanumMyeongjo" w:eastAsia="NanumMyeongjo" w:hAnsi="NanumMyeongjo"/>
+                <w:b w:val="false"/>
+                <w:bCs w:val="false"/>
+                <w:color w:val="000000"/>
+                <w:sz w:val="16"/>
+                <w:szCs w:val="16"/>
+              </w:rPr>
+              <w:t xml:space="preserve">—</w:t>
+            </w:r>
+          </w:p>
+        </w:tc>
+        <w:tc>
+          <w:tcPr>
+            <w:tcW w:type="dxa" w:w="2700"/>
+            <w:tcMar>
+              <w:top w:type="dxa" w:w="40"/>
+              <w:left w:type="dxa" w:w="90"/>
+              <w:bottom w:type="dxa" w:w="40"/>
+              <w:right w:type="dxa" w:w="90"/>
+            </w:tcMar>
+            <w:vAlign w:val="center"/>
+          </w:tcPr>
+          <w:p>
+            <w:pPr>
+              <w:jc w:val="left"/>
+            </w:pPr>
+            <w:r>
+              <w:rPr>
+                <w:rFonts w:ascii="NanumMyeongjo" w:cs="NanumMyeongjo" w:eastAsia="NanumMyeongjo" w:hAnsi="NanumMyeongjo"/>
+                <w:b w:val="false"/>
+                <w:bCs w:val="false"/>
+                <w:color w:val="000000"/>
+                <w:sz w:val="16"/>
+                <w:szCs w:val="16"/>
+              </w:rPr>
+              <w:t xml:space="preserve">실제 검표 완료</w:t>
             </w:r>
           </w:p>
         </w:tc>
@@ -1396,85 +872,113 @@
         </w:trPr>
         <w:tc>
           <w:tcPr>
-            <w:tcW w:type="dxa" w:w="1800"/>
-            <w:tcMar>
-              <w:top w:type="dxa" w:w="40"/>
-              <w:left w:type="dxa" w:w="90"/>
-              <w:bottom w:type="dxa" w:w="40"/>
-              <w:right w:type="dxa" w:w="90"/>
-            </w:tcMar>
-            <w:vAlign w:val="center"/>
-          </w:tcPr>
-          <w:p>
-            <w:pPr>
-              <w:jc w:val="left"/>
-            </w:pPr>
-            <w:r>
-              <w:rPr>
-                <w:rFonts w:ascii="NanumMyeongjo" w:cs="NanumMyeongjo" w:eastAsia="NanumMyeongjo" w:hAnsi="NanumMyeongjo"/>
-                <w:b w:val="false"/>
-                <w:bCs w:val="false"/>
-                <w:color w:val="000000"/>
-                <w:sz w:val="16"/>
-                <w:szCs w:val="16"/>
-              </w:rPr>
-              <w:t xml:space="preserve">누구에게 표가 가는가</w:t>
-            </w:r>
-          </w:p>
-        </w:tc>
-        <w:tc>
-          <w:tcPr>
-            <w:tcW w:type="dxa" w:w="3400"/>
-            <w:tcMar>
-              <w:top w:type="dxa" w:w="40"/>
-              <w:left w:type="dxa" w:w="90"/>
-              <w:bottom w:type="dxa" w:w="40"/>
-              <w:right w:type="dxa" w:w="90"/>
-            </w:tcMar>
-            <w:vAlign w:val="center"/>
-          </w:tcPr>
-          <w:p>
-            <w:pPr>
-              <w:jc w:val="left"/>
-            </w:pPr>
-            <w:r>
-              <w:rPr>
-                <w:rFonts w:ascii="NanumMyeongjo" w:cs="NanumMyeongjo" w:eastAsia="NanumMyeongjo" w:hAnsi="NanumMyeongjo"/>
-                <w:b w:val="false"/>
-                <w:bCs w:val="false"/>
-                <w:color w:val="000000"/>
-                <w:sz w:val="16"/>
-                <w:szCs w:val="16"/>
-              </w:rPr>
-              <w:t xml:space="preserve">예매 속도, 매크로 여부</w:t>
-            </w:r>
-          </w:p>
-        </w:tc>
-        <w:tc>
-          <w:tcPr>
-            <w:tcW w:type="dxa" w:w="4000"/>
-            <w:tcMar>
-              <w:top w:type="dxa" w:w="40"/>
-              <w:left w:type="dxa" w:w="90"/>
-              <w:bottom w:type="dxa" w:w="40"/>
-              <w:right w:type="dxa" w:w="90"/>
-            </w:tcMar>
-            <w:vAlign w:val="center"/>
-          </w:tcPr>
-          <w:p>
-            <w:pPr>
-              <w:jc w:val="left"/>
-            </w:pPr>
-            <w:r>
-              <w:rPr>
-                <w:rFonts w:ascii="NanumMyeongjo" w:cs="NanumMyeongjo" w:eastAsia="NanumMyeongjo" w:hAnsi="NanumMyeongjo"/>
-                <w:b w:val="false"/>
-                <w:bCs w:val="false"/>
-                <w:color w:val="000000"/>
-                <w:sz w:val="16"/>
-                <w:szCs w:val="16"/>
-              </w:rPr>
-              <w:t xml:space="preserve">참여 이력(경매) + 무작위(추첨)</w:t>
+            <w:tcW w:type="dxa" w:w="3000"/>
+            <w:tcMar>
+              <w:top w:type="dxa" w:w="40"/>
+              <w:left w:type="dxa" w:w="90"/>
+              <w:bottom w:type="dxa" w:w="40"/>
+              <w:right w:type="dxa" w:w="90"/>
+            </w:tcMar>
+            <w:vAlign w:val="center"/>
+          </w:tcPr>
+          <w:p>
+            <w:pPr>
+              <w:jc w:val="left"/>
+            </w:pPr>
+            <w:r>
+              <w:rPr>
+                <w:rFonts w:ascii="NanumMyeongjo" w:cs="NanumMyeongjo" w:eastAsia="NanumMyeongjo" w:hAnsi="NanumMyeongjo"/>
+                <w:b w:val="false"/>
+                <w:bCs w:val="false"/>
+                <w:color w:val="000000"/>
+                <w:sz w:val="16"/>
+                <w:szCs w:val="16"/>
+              </w:rPr>
+              <w:t xml:space="preserve">공식 양도 후 양수인 입장</w:t>
+            </w:r>
+          </w:p>
+        </w:tc>
+        <w:tc>
+          <w:tcPr>
+            <w:tcW w:type="dxa" w:w="1750"/>
+            <w:tcMar>
+              <w:top w:type="dxa" w:w="40"/>
+              <w:left w:type="dxa" w:w="90"/>
+              <w:bottom w:type="dxa" w:w="40"/>
+              <w:right w:type="dxa" w:w="90"/>
+            </w:tcMar>
+            <w:vAlign w:val="center"/>
+          </w:tcPr>
+          <w:p>
+            <w:pPr>
+              <w:jc w:val="left"/>
+            </w:pPr>
+            <w:r>
+              <w:rPr>
+                <w:rFonts w:ascii="NanumMyeongjo" w:cs="NanumMyeongjo" w:eastAsia="NanumMyeongjo" w:hAnsi="NanumMyeongjo"/>
+                <w:b w:val="false"/>
+                <w:bCs w:val="false"/>
+                <w:color w:val="000000"/>
+                <w:sz w:val="16"/>
+                <w:szCs w:val="16"/>
+              </w:rPr>
+              <w:t xml:space="preserve">100점</w:t>
+            </w:r>
+          </w:p>
+        </w:tc>
+        <w:tc>
+          <w:tcPr>
+            <w:tcW w:type="dxa" w:w="1600"/>
+            <w:tcMar>
+              <w:top w:type="dxa" w:w="40"/>
+              <w:left w:type="dxa" w:w="90"/>
+              <w:bottom w:type="dxa" w:w="40"/>
+              <w:right w:type="dxa" w:w="90"/>
+            </w:tcMar>
+            <w:vAlign w:val="center"/>
+          </w:tcPr>
+          <w:p>
+            <w:pPr>
+              <w:jc w:val="left"/>
+            </w:pPr>
+            <w:r>
+              <w:rPr>
+                <w:rFonts w:ascii="NanumMyeongjo" w:cs="NanumMyeongjo" w:eastAsia="NanumMyeongjo" w:hAnsi="NanumMyeongjo"/>
+                <w:b w:val="false"/>
+                <w:bCs w:val="false"/>
+                <w:color w:val="000000"/>
+                <w:sz w:val="16"/>
+                <w:szCs w:val="16"/>
+              </w:rPr>
+              <w:t xml:space="preserve">200점</w:t>
+            </w:r>
+          </w:p>
+        </w:tc>
+        <w:tc>
+          <w:tcPr>
+            <w:tcW w:type="dxa" w:w="2700"/>
+            <w:tcMar>
+              <w:top w:type="dxa" w:w="40"/>
+              <w:left w:type="dxa" w:w="90"/>
+              <w:bottom w:type="dxa" w:w="40"/>
+              <w:right w:type="dxa" w:w="90"/>
+            </w:tcMar>
+            <w:vAlign w:val="center"/>
+          </w:tcPr>
+          <w:p>
+            <w:pPr>
+              <w:jc w:val="left"/>
+            </w:pPr>
+            <w:r>
+              <w:rPr>
+                <w:rFonts w:ascii="NanumMyeongjo" w:cs="NanumMyeongjo" w:eastAsia="NanumMyeongjo" w:hAnsi="NanumMyeongjo"/>
+                <w:b w:val="false"/>
+                <w:bCs w:val="false"/>
+                <w:color w:val="000000"/>
+                <w:sz w:val="16"/>
+                <w:szCs w:val="16"/>
+              </w:rPr>
+              <w:t xml:space="preserve">양도와 입장 모두 완료</w:t>
             </w:r>
           </w:p>
         </w:tc>
@@ -1485,85 +989,113 @@
         </w:trPr>
         <w:tc>
           <w:tcPr>
-            <w:tcW w:type="dxa" w:w="1800"/>
-            <w:tcMar>
-              <w:top w:type="dxa" w:w="40"/>
-              <w:left w:type="dxa" w:w="90"/>
-              <w:bottom w:type="dxa" w:w="40"/>
-              <w:right w:type="dxa" w:w="90"/>
-            </w:tcMar>
-            <w:vAlign w:val="center"/>
-          </w:tcPr>
-          <w:p>
-            <w:pPr>
-              <w:jc w:val="left"/>
-            </w:pPr>
-            <w:r>
-              <w:rPr>
-                <w:rFonts w:ascii="NanumMyeongjo" w:cs="NanumMyeongjo" w:eastAsia="NanumMyeongjo" w:hAnsi="NanumMyeongjo"/>
-                <w:b w:val="false"/>
-                <w:bCs w:val="false"/>
-                <w:color w:val="000000"/>
-                <w:sz w:val="16"/>
-                <w:szCs w:val="16"/>
-              </w:rPr>
-              <w:t xml:space="preserve">못 가게 됐을 때</w:t>
-            </w:r>
-          </w:p>
-        </w:tc>
-        <w:tc>
-          <w:tcPr>
-            <w:tcW w:type="dxa" w:w="3400"/>
-            <w:tcMar>
-              <w:top w:type="dxa" w:w="40"/>
-              <w:left w:type="dxa" w:w="90"/>
-              <w:bottom w:type="dxa" w:w="40"/>
-              <w:right w:type="dxa" w:w="90"/>
-            </w:tcMar>
-            <w:vAlign w:val="center"/>
-          </w:tcPr>
-          <w:p>
-            <w:pPr>
-              <w:jc w:val="left"/>
-            </w:pPr>
-            <w:r>
-              <w:rPr>
-                <w:rFonts w:ascii="NanumMyeongjo" w:cs="NanumMyeongjo" w:eastAsia="NanumMyeongjo" w:hAnsi="NanumMyeongjo"/>
-                <w:b w:val="false"/>
-                <w:bCs w:val="false"/>
-                <w:color w:val="000000"/>
-                <w:sz w:val="16"/>
-                <w:szCs w:val="16"/>
-              </w:rPr>
-              <w:t xml:space="preserve">수수료 부담 또는 암표로 흘러감</w:t>
-            </w:r>
-          </w:p>
-        </w:tc>
-        <w:tc>
-          <w:tcPr>
-            <w:tcW w:type="dxa" w:w="4000"/>
-            <w:tcMar>
-              <w:top w:type="dxa" w:w="40"/>
-              <w:left w:type="dxa" w:w="90"/>
-              <w:bottom w:type="dxa" w:w="40"/>
-              <w:right w:type="dxa" w:w="90"/>
-            </w:tcMar>
-            <w:vAlign w:val="center"/>
-          </w:tcPr>
-          <w:p>
-            <w:pPr>
-              <w:jc w:val="left"/>
-            </w:pPr>
-            <w:r>
-              <w:rPr>
-                <w:rFonts w:ascii="NanumMyeongjo" w:cs="NanumMyeongjo" w:eastAsia="NanumMyeongjo" w:hAnsi="NanumMyeongjo"/>
-                <w:b w:val="false"/>
-                <w:bCs w:val="false"/>
-                <w:color w:val="000000"/>
-                <w:sz w:val="16"/>
-                <w:szCs w:val="16"/>
-              </w:rPr>
-              <w:t xml:space="preserve">정가·보증금 전액 환불 후 자동 재배분</w:t>
+            <w:tcW w:type="dxa" w:w="3000"/>
+            <w:tcMar>
+              <w:top w:type="dxa" w:w="40"/>
+              <w:left w:type="dxa" w:w="90"/>
+              <w:bottom w:type="dxa" w:w="40"/>
+              <w:right w:type="dxa" w:w="90"/>
+            </w:tcMar>
+            <w:vAlign w:val="center"/>
+          </w:tcPr>
+          <w:p>
+            <w:pPr>
+              <w:jc w:val="left"/>
+            </w:pPr>
+            <w:r>
+              <w:rPr>
+                <w:rFonts w:ascii="NanumMyeongjo" w:cs="NanumMyeongjo" w:eastAsia="NanumMyeongjo" w:hAnsi="NanumMyeongjo"/>
+                <w:b w:val="false"/>
+                <w:bCs w:val="false"/>
+                <w:color w:val="000000"/>
+                <w:sz w:val="16"/>
+                <w:szCs w:val="16"/>
+              </w:rPr>
+              <w:t xml:space="preserve">공식 양도 후 양수인 노쇼</w:t>
+            </w:r>
+          </w:p>
+        </w:tc>
+        <w:tc>
+          <w:tcPr>
+            <w:tcW w:type="dxa" w:w="1750"/>
+            <w:tcMar>
+              <w:top w:type="dxa" w:w="40"/>
+              <w:left w:type="dxa" w:w="90"/>
+              <w:bottom w:type="dxa" w:w="40"/>
+              <w:right w:type="dxa" w:w="90"/>
+            </w:tcMar>
+            <w:vAlign w:val="center"/>
+          </w:tcPr>
+          <w:p>
+            <w:pPr>
+              <w:jc w:val="left"/>
+            </w:pPr>
+            <w:r>
+              <w:rPr>
+                <w:rFonts w:ascii="NanumMyeongjo" w:cs="NanumMyeongjo" w:eastAsia="NanumMyeongjo" w:hAnsi="NanumMyeongjo"/>
+                <w:b w:val="false"/>
+                <w:bCs w:val="false"/>
+                <w:color w:val="000000"/>
+                <w:sz w:val="16"/>
+                <w:szCs w:val="16"/>
+              </w:rPr>
+              <w:t xml:space="preserve">0점</w:t>
+            </w:r>
+          </w:p>
+        </w:tc>
+        <w:tc>
+          <w:tcPr>
+            <w:tcW w:type="dxa" w:w="1600"/>
+            <w:tcMar>
+              <w:top w:type="dxa" w:w="40"/>
+              <w:left w:type="dxa" w:w="90"/>
+              <w:bottom w:type="dxa" w:w="40"/>
+              <w:right w:type="dxa" w:w="90"/>
+            </w:tcMar>
+            <w:vAlign w:val="center"/>
+          </w:tcPr>
+          <w:p>
+            <w:pPr>
+              <w:jc w:val="left"/>
+            </w:pPr>
+            <w:r>
+              <w:rPr>
+                <w:rFonts w:ascii="NanumMyeongjo" w:cs="NanumMyeongjo" w:eastAsia="NanumMyeongjo" w:hAnsi="NanumMyeongjo"/>
+                <w:b w:val="false"/>
+                <w:bCs w:val="false"/>
+                <w:color w:val="000000"/>
+                <w:sz w:val="16"/>
+                <w:szCs w:val="16"/>
+              </w:rPr>
+              <w:t xml:space="preserve">0점</w:t>
+            </w:r>
+          </w:p>
+        </w:tc>
+        <w:tc>
+          <w:tcPr>
+            <w:tcW w:type="dxa" w:w="2700"/>
+            <w:tcMar>
+              <w:top w:type="dxa" w:w="40"/>
+              <w:left w:type="dxa" w:w="90"/>
+              <w:bottom w:type="dxa" w:w="40"/>
+              <w:right w:type="dxa" w:w="90"/>
+            </w:tcMar>
+            <w:vAlign w:val="center"/>
+          </w:tcPr>
+          <w:p>
+            <w:pPr>
+              <w:jc w:val="left"/>
+            </w:pPr>
+            <w:r>
+              <w:rPr>
+                <w:rFonts w:ascii="NanumMyeongjo" w:cs="NanumMyeongjo" w:eastAsia="NanumMyeongjo" w:hAnsi="NanumMyeongjo"/>
+                <w:b w:val="false"/>
+                <w:bCs w:val="false"/>
+                <w:color w:val="000000"/>
+                <w:sz w:val="16"/>
+                <w:szCs w:val="16"/>
+              </w:rPr>
+              <w:t xml:space="preserve">리워드 미확정</w:t>
             </w:r>
           </w:p>
         </w:tc>
@@ -1574,85 +1106,113 @@
         </w:trPr>
         <w:tc>
           <w:tcPr>
-            <w:tcW w:type="dxa" w:w="1800"/>
-            <w:tcMar>
-              <w:top w:type="dxa" w:w="40"/>
-              <w:left w:type="dxa" w:w="90"/>
-              <w:bottom w:type="dxa" w:w="40"/>
-              <w:right w:type="dxa" w:w="90"/>
-            </w:tcMar>
-            <w:vAlign w:val="center"/>
-          </w:tcPr>
-          <w:p>
-            <w:pPr>
-              <w:jc w:val="left"/>
-            </w:pPr>
-            <w:r>
-              <w:rPr>
-                <w:rFonts w:ascii="NanumMyeongjo" w:cs="NanumMyeongjo" w:eastAsia="NanumMyeongjo" w:hAnsi="NanumMyeongjo"/>
-                <w:b w:val="false"/>
-                <w:bCs w:val="false"/>
-                <w:color w:val="000000"/>
-                <w:sz w:val="16"/>
-                <w:szCs w:val="16"/>
-              </w:rPr>
-              <w:t xml:space="preserve">팬의 이력</w:t>
-            </w:r>
-          </w:p>
-        </w:tc>
-        <w:tc>
-          <w:tcPr>
-            <w:tcW w:type="dxa" w:w="3400"/>
-            <w:tcMar>
-              <w:top w:type="dxa" w:w="40"/>
-              <w:left w:type="dxa" w:w="90"/>
-              <w:bottom w:type="dxa" w:w="40"/>
-              <w:right w:type="dxa" w:w="90"/>
-            </w:tcMar>
-            <w:vAlign w:val="center"/>
-          </w:tcPr>
-          <w:p>
-            <w:pPr>
-              <w:jc w:val="left"/>
-            </w:pPr>
-            <w:r>
-              <w:rPr>
-                <w:rFonts w:ascii="NanumMyeongjo" w:cs="NanumMyeongjo" w:eastAsia="NanumMyeongjo" w:hAnsi="NanumMyeongjo"/>
-                <w:b w:val="false"/>
-                <w:bCs w:val="false"/>
-                <w:color w:val="000000"/>
-                <w:sz w:val="16"/>
-                <w:szCs w:val="16"/>
-              </w:rPr>
-              <w:t xml:space="preserve">예매처마다 흩어지고 탈퇴 시 소멸</w:t>
-            </w:r>
-          </w:p>
-        </w:tc>
-        <w:tc>
-          <w:tcPr>
-            <w:tcW w:type="dxa" w:w="4000"/>
-            <w:tcMar>
-              <w:top w:type="dxa" w:w="40"/>
-              <w:left w:type="dxa" w:w="90"/>
-              <w:bottom w:type="dxa" w:w="40"/>
-              <w:right w:type="dxa" w:w="90"/>
-            </w:tcMar>
-            <w:vAlign w:val="center"/>
-          </w:tcPr>
-          <w:p>
-            <w:pPr>
-              <w:jc w:val="left"/>
-            </w:pPr>
-            <w:r>
-              <w:rPr>
-                <w:rFonts w:ascii="NanumMyeongjo" w:cs="NanumMyeongjo" w:eastAsia="NanumMyeongjo" w:hAnsi="NanumMyeongjo"/>
-                <w:b w:val="false"/>
-                <w:bCs w:val="false"/>
-                <w:color w:val="000000"/>
-                <w:sz w:val="16"/>
-                <w:szCs w:val="16"/>
-              </w:rPr>
-              <w:t xml:space="preserve">팬 본인 소유, 플랫폼과 무관하게 유지</w:t>
+            <w:tcW w:type="dxa" w:w="3000"/>
+            <w:tcMar>
+              <w:top w:type="dxa" w:w="40"/>
+              <w:left w:type="dxa" w:w="90"/>
+              <w:bottom w:type="dxa" w:w="40"/>
+              <w:right w:type="dxa" w:w="90"/>
+            </w:tcMar>
+            <w:vAlign w:val="center"/>
+          </w:tcPr>
+          <w:p>
+            <w:pPr>
+              <w:jc w:val="left"/>
+            </w:pPr>
+            <w:r>
+              <w:rPr>
+                <w:rFonts w:ascii="NanumMyeongjo" w:cs="NanumMyeongjo" w:eastAsia="NanumMyeongjo" w:hAnsi="NanumMyeongjo"/>
+                <w:b w:val="false"/>
+                <w:bCs w:val="false"/>
+                <w:color w:val="000000"/>
+                <w:sz w:val="16"/>
+                <w:szCs w:val="16"/>
+              </w:rPr>
+              <w:t xml:space="preserve">공식 반납</w:t>
+            </w:r>
+          </w:p>
+        </w:tc>
+        <w:tc>
+          <w:tcPr>
+            <w:tcW w:type="dxa" w:w="1750"/>
+            <w:tcMar>
+              <w:top w:type="dxa" w:w="40"/>
+              <w:left w:type="dxa" w:w="90"/>
+              <w:bottom w:type="dxa" w:w="40"/>
+              <w:right w:type="dxa" w:w="90"/>
+            </w:tcMar>
+            <w:vAlign w:val="center"/>
+          </w:tcPr>
+          <w:p>
+            <w:pPr>
+              <w:jc w:val="left"/>
+            </w:pPr>
+            <w:r>
+              <w:rPr>
+                <w:rFonts w:ascii="NanumMyeongjo" w:cs="NanumMyeongjo" w:eastAsia="NanumMyeongjo" w:hAnsi="NanumMyeongjo"/>
+                <w:b w:val="false"/>
+                <w:bCs w:val="false"/>
+                <w:color w:val="000000"/>
+                <w:sz w:val="16"/>
+                <w:szCs w:val="16"/>
+              </w:rPr>
+              <w:t xml:space="preserve">0점</w:t>
+            </w:r>
+          </w:p>
+        </w:tc>
+        <w:tc>
+          <w:tcPr>
+            <w:tcW w:type="dxa" w:w="1600"/>
+            <w:tcMar>
+              <w:top w:type="dxa" w:w="40"/>
+              <w:left w:type="dxa" w:w="90"/>
+              <w:bottom w:type="dxa" w:w="40"/>
+              <w:right w:type="dxa" w:w="90"/>
+            </w:tcMar>
+            <w:vAlign w:val="center"/>
+          </w:tcPr>
+          <w:p>
+            <w:pPr>
+              <w:jc w:val="left"/>
+            </w:pPr>
+            <w:r>
+              <w:rPr>
+                <w:rFonts w:ascii="NanumMyeongjo" w:cs="NanumMyeongjo" w:eastAsia="NanumMyeongjo" w:hAnsi="NanumMyeongjo"/>
+                <w:b w:val="false"/>
+                <w:bCs w:val="false"/>
+                <w:color w:val="000000"/>
+                <w:sz w:val="16"/>
+                <w:szCs w:val="16"/>
+              </w:rPr>
+              <w:t xml:space="preserve">—</w:t>
+            </w:r>
+          </w:p>
+        </w:tc>
+        <w:tc>
+          <w:tcPr>
+            <w:tcW w:type="dxa" w:w="2700"/>
+            <w:tcMar>
+              <w:top w:type="dxa" w:w="40"/>
+              <w:left w:type="dxa" w:w="90"/>
+              <w:bottom w:type="dxa" w:w="40"/>
+              <w:right w:type="dxa" w:w="90"/>
+            </w:tcMar>
+            <w:vAlign w:val="center"/>
+          </w:tcPr>
+          <w:p>
+            <w:pPr>
+              <w:jc w:val="left"/>
+            </w:pPr>
+            <w:r>
+              <w:rPr>
+                <w:rFonts w:ascii="NanumMyeongjo" w:cs="NanumMyeongjo" w:eastAsia="NanumMyeongjo" w:hAnsi="NanumMyeongjo"/>
+                <w:b w:val="false"/>
+                <w:bCs w:val="false"/>
+                <w:color w:val="000000"/>
+                <w:sz w:val="16"/>
+                <w:szCs w:val="16"/>
+              </w:rPr>
+              <w:t xml:space="preserve">정가 환불</w:t>
             </w:r>
           </w:p>
         </w:tc>
@@ -1663,85 +1223,620 @@
         </w:trPr>
         <w:tc>
           <w:tcPr>
-            <w:tcW w:type="dxa" w:w="1800"/>
-            <w:tcMar>
-              <w:top w:type="dxa" w:w="40"/>
-              <w:left w:type="dxa" w:w="90"/>
-              <w:bottom w:type="dxa" w:w="40"/>
-              <w:right w:type="dxa" w:w="90"/>
-            </w:tcMar>
-            <w:vAlign w:val="center"/>
-          </w:tcPr>
-          <w:p>
-            <w:pPr>
-              <w:jc w:val="left"/>
-            </w:pPr>
-            <w:r>
-              <w:rPr>
-                <w:rFonts w:ascii="NanumMyeongjo" w:cs="NanumMyeongjo" w:eastAsia="NanumMyeongjo" w:hAnsi="NanumMyeongjo"/>
-                <w:b w:val="false"/>
-                <w:bCs w:val="false"/>
-                <w:color w:val="000000"/>
-                <w:sz w:val="16"/>
-                <w:szCs w:val="16"/>
-              </w:rPr>
-              <w:t xml:space="preserve">부족분 이득(지대)의 귀속</w:t>
+            <w:tcW w:type="dxa" w:w="3000"/>
+            <w:tcMar>
+              <w:top w:type="dxa" w:w="40"/>
+              <w:left w:type="dxa" w:w="90"/>
+              <w:bottom w:type="dxa" w:w="40"/>
+              <w:right w:type="dxa" w:w="90"/>
+            </w:tcMar>
+            <w:vAlign w:val="center"/>
+          </w:tcPr>
+          <w:p>
+            <w:pPr>
+              <w:jc w:val="left"/>
+            </w:pPr>
+            <w:r>
+              <w:rPr>
+                <w:rFonts w:ascii="NanumMyeongjo" w:cs="NanumMyeongjo" w:eastAsia="NanumMyeongjo" w:hAnsi="NanumMyeongjo"/>
+                <w:b w:val="false"/>
+                <w:bCs w:val="false"/>
+                <w:color w:val="000000"/>
+                <w:sz w:val="16"/>
+                <w:szCs w:val="16"/>
+              </w:rPr>
+              <w:t xml:space="preserve">무단 노쇼</w:t>
+            </w:r>
+          </w:p>
+        </w:tc>
+        <w:tc>
+          <w:tcPr>
+            <w:tcW w:type="dxa" w:w="1750"/>
+            <w:tcMar>
+              <w:top w:type="dxa" w:w="40"/>
+              <w:left w:type="dxa" w:w="90"/>
+              <w:bottom w:type="dxa" w:w="40"/>
+              <w:right w:type="dxa" w:w="90"/>
+            </w:tcMar>
+            <w:vAlign w:val="center"/>
+          </w:tcPr>
+          <w:p>
+            <w:pPr>
+              <w:jc w:val="left"/>
+            </w:pPr>
+            <w:r>
+              <w:rPr>
+                <w:rFonts w:ascii="NanumMyeongjo" w:cs="NanumMyeongjo" w:eastAsia="NanumMyeongjo" w:hAnsi="NanumMyeongjo"/>
+                <w:b w:val="false"/>
+                <w:bCs w:val="false"/>
+                <w:color w:val="000000"/>
+                <w:sz w:val="16"/>
+                <w:szCs w:val="16"/>
+              </w:rPr>
+              <w:t xml:space="preserve">0점</w:t>
+            </w:r>
+          </w:p>
+        </w:tc>
+        <w:tc>
+          <w:tcPr>
+            <w:tcW w:type="dxa" w:w="1600"/>
+            <w:tcMar>
+              <w:top w:type="dxa" w:w="40"/>
+              <w:left w:type="dxa" w:w="90"/>
+              <w:bottom w:type="dxa" w:w="40"/>
+              <w:right w:type="dxa" w:w="90"/>
+            </w:tcMar>
+            <w:vAlign w:val="center"/>
+          </w:tcPr>
+          <w:p>
+            <w:pPr>
+              <w:jc w:val="left"/>
+            </w:pPr>
+            <w:r>
+              <w:rPr>
+                <w:rFonts w:ascii="NanumMyeongjo" w:cs="NanumMyeongjo" w:eastAsia="NanumMyeongjo" w:hAnsi="NanumMyeongjo"/>
+                <w:b w:val="false"/>
+                <w:bCs w:val="false"/>
+                <w:color w:val="000000"/>
+                <w:sz w:val="16"/>
+                <w:szCs w:val="16"/>
+              </w:rPr>
+              <w:t xml:space="preserve">—</w:t>
+            </w:r>
+          </w:p>
+        </w:tc>
+        <w:tc>
+          <w:tcPr>
+            <w:tcW w:type="dxa" w:w="2700"/>
+            <w:tcMar>
+              <w:top w:type="dxa" w:w="40"/>
+              <w:left w:type="dxa" w:w="90"/>
+              <w:bottom w:type="dxa" w:w="40"/>
+              <w:right w:type="dxa" w:w="90"/>
+            </w:tcMar>
+            <w:vAlign w:val="center"/>
+          </w:tcPr>
+          <w:p>
+            <w:pPr>
+              <w:jc w:val="left"/>
+            </w:pPr>
+            <w:r>
+              <w:rPr>
+                <w:rFonts w:ascii="NanumMyeongjo" w:cs="NanumMyeongjo" w:eastAsia="NanumMyeongjo" w:hAnsi="NanumMyeongjo"/>
+                <w:b w:val="false"/>
+                <w:bCs w:val="false"/>
+                <w:color w:val="000000"/>
+                <w:sz w:val="16"/>
+                <w:szCs w:val="16"/>
+              </w:rPr>
+              <w:t xml:space="preserve">보증금 몰수</w:t>
+            </w:r>
+          </w:p>
+        </w:tc>
+      </w:tr>
+    </w:tbl>
+    <w:p>
+      <w:pPr>
+        <w:spacing w:after="110" w:before="30"/>
+        <w:jc w:val="center"/>
+      </w:pPr>
+      <w:r>
+        <w:rPr>
+          <w:rFonts w:ascii="NanumMyeongjo" w:cs="NanumMyeongjo" w:eastAsia="NanumMyeongjo" w:hAnsi="NanumMyeongjo"/>
+          <w:i/>
+          <w:iCs/>
+          <w:color w:val="555555"/>
+          <w:sz w:val="15"/>
+          <w:szCs w:val="15"/>
+        </w:rPr>
+        <w:t xml:space="preserve">표 2. 상황별 리워드 확정 규칙</w:t>
+      </w:r>
+    </w:p>
+    <w:p>
+      <w:pPr>
+        <w:pStyle w:val="Heading2"/>
+      </w:pPr>
+      <w:r>
+        <w:rPr>
+          <w:rFonts w:ascii="NanumMyeongjo" w:cs="NanumMyeongjo" w:eastAsia="NanumMyeongjo" w:hAnsi="NanumMyeongjo"/>
+          <w:b/>
+          <w:bCs/>
+          <w:color w:val="1F1F1F"/>
+          <w:sz w:val="22"/>
+          <w:szCs w:val="22"/>
+        </w:rPr>
+        <w:t xml:space="preserve">제 2 절  거래·입장 흐름</w:t>
+      </w:r>
+    </w:p>
+    <w:p>
+      <w:pPr>
+        <w:pStyle w:val="ListParagraph"/>
+        <w:numPr>
+          <w:ilvl w:val="0"/>
+          <w:numId w:val="2"/>
+        </w:numPr>
+        <w:spacing w:after="40" w:line="222"/>
+      </w:pPr>
+      <w:r>
+        <w:rPr>
+          <w:rFonts w:ascii="NanumMyeongjo" w:cs="NanumMyeongjo" w:eastAsia="NanumMyeongjo" w:hAnsi="NanumMyeongjo"/>
+          <w:sz w:val="20"/>
+          <w:szCs w:val="20"/>
+        </w:rPr>
+        <w:t xml:space="preserve">이용자는 오프체인 본인확인을 마치고 지갑에 FanPassport를 발급받는다.</w:t>
+      </w:r>
+    </w:p>
+    <w:p>
+      <w:pPr>
+        <w:pStyle w:val="ListParagraph"/>
+        <w:numPr>
+          <w:ilvl w:val="0"/>
+          <w:numId w:val="2"/>
+        </w:numPr>
+        <w:spacing w:after="40" w:line="222"/>
+      </w:pPr>
+      <w:r>
+        <w:rPr>
+          <w:rFonts w:ascii="NanumMyeongjo" w:cs="NanumMyeongjo" w:eastAsia="NanumMyeongjo" w:hAnsi="NanumMyeongjo"/>
+          <w:sz w:val="20"/>
+          <w:szCs w:val="20"/>
+        </w:rPr>
+        <w:t xml:space="preserve">TicketBox에서 티켓을 구매하거나 추첨·배정으로 받는다.</w:t>
+      </w:r>
+    </w:p>
+    <w:p>
+      <w:pPr>
+        <w:pStyle w:val="ListParagraph"/>
+        <w:numPr>
+          <w:ilvl w:val="0"/>
+          <w:numId w:val="2"/>
+        </w:numPr>
+        <w:spacing w:after="40" w:line="222"/>
+      </w:pPr>
+      <w:r>
+        <w:rPr>
+          <w:rFonts w:ascii="NanumMyeongjo" w:cs="NanumMyeongjo" w:eastAsia="NanumMyeongjo" w:hAnsi="NanumMyeongjo"/>
+          <w:sz w:val="20"/>
+          <w:szCs w:val="20"/>
+        </w:rPr>
+        <w:t xml:space="preserve">관람이 가능하면 검표 단말이 checkIn()을 호출하고, 원구매자에게 300점이 확정된다.</w:t>
+      </w:r>
+    </w:p>
+    <w:p>
+      <w:pPr>
+        <w:pStyle w:val="ListParagraph"/>
+        <w:numPr>
+          <w:ilvl w:val="0"/>
+          <w:numId w:val="2"/>
+        </w:numPr>
+        <w:spacing w:after="40" w:line="222"/>
+      </w:pPr>
+      <w:r>
+        <w:rPr>
+          <w:rFonts w:ascii="NanumMyeongjo" w:cs="NanumMyeongjo" w:eastAsia="NanumMyeongjo" w:hAnsi="NanumMyeongjo"/>
+          <w:sz w:val="20"/>
+          <w:szCs w:val="20"/>
+        </w:rPr>
+        <w:t xml:space="preserve">관람이 불가능하면 공식 반납 또는 공식 양도를 선택한다. 공식 양도는 가격 상한과 양수인의 본인확인·동의·중복 보유 여부를 확인한 뒤에만 실행된다.</w:t>
+      </w:r>
+    </w:p>
+    <w:p>
+      <w:pPr>
+        <w:pStyle w:val="ListParagraph"/>
+        <w:numPr>
+          <w:ilvl w:val="0"/>
+          <w:numId w:val="2"/>
+        </w:numPr>
+        <w:spacing w:after="40" w:line="222"/>
+      </w:pPr>
+      <w:r>
+        <w:rPr>
+          <w:rFonts w:ascii="NanumMyeongjo" w:cs="NanumMyeongjo" w:eastAsia="NanumMyeongjo" w:hAnsi="NanumMyeongjo"/>
+          <w:sz w:val="20"/>
+          <w:szCs w:val="20"/>
+        </w:rPr>
+        <w:t xml:space="preserve">양수인이 실제 입장하면 원구매자 100점, 양수인 200점이 확정된다. 입장하지 않으면 양도 관련 리워드는 발생하지 않는다.</w:t>
+      </w:r>
+    </w:p>
+    <w:p>
+      <w:pPr>
+        <w:pStyle w:val="ListParagraph"/>
+        <w:numPr>
+          <w:ilvl w:val="0"/>
+          <w:numId w:val="2"/>
+        </w:numPr>
+        <w:spacing w:after="40" w:line="222"/>
+      </w:pPr>
+      <w:r>
+        <w:rPr>
+          <w:rFonts w:ascii="NanumMyeongjo" w:cs="NanumMyeongjo" w:eastAsia="NanumMyeongjo" w:hAnsi="NanumMyeongjo"/>
+          <w:sz w:val="20"/>
+          <w:szCs w:val="20"/>
+        </w:rPr>
+        <w:t xml:space="preserve">반납도 입장도 하지 않은 좌석은 공연 후 보증금이 몰수되어 그 공연에 실제로 입장한 팬들에게 분배된다. 반납에는 벌칙이 없고 무단 불참에만 손해가 있으므로 빈 좌석 대신 반납하도록 유도된다.</w:t>
+      </w:r>
+    </w:p>
+    <w:p>
+      <w:pPr>
+        <w:spacing w:after="60" w:line="222"/>
+        <w:jc w:val="both"/>
+      </w:pPr>
+      <w:r>
+        <w:rPr>
+          <w:rFonts w:ascii="NanumMyeongjo" w:cs="NanumMyeongjo" w:eastAsia="NanumMyeongjo" w:hAnsi="NanumMyeongjo"/>
+          <w:sz w:val="20"/>
+          <w:szCs w:val="20"/>
+        </w:rPr>
+        <w:t xml:space="preserve">확정된 리워드는 굿즈 선구매, 한정 MD 구매 자격, 팬미팅 응모 가중치, 멤버십 등급 혜택에 쓰인다. 예컨대 '최근 24개월 동안 1,000점 이상' 같은 조건을 스마트컨트랙트가 직접 확인할 수 있다.</w:t>
+      </w:r>
+    </w:p>
+    <w:p>
+      <w:pPr>
+        <w:pStyle w:val="Heading2"/>
+      </w:pPr>
+      <w:r>
+        <w:rPr>
+          <w:rFonts w:ascii="NanumMyeongjo" w:cs="NanumMyeongjo" w:eastAsia="NanumMyeongjo" w:hAnsi="NanumMyeongjo"/>
+          <w:b/>
+          <w:bCs/>
+          <w:color w:val="1F1F1F"/>
+          <w:sz w:val="22"/>
+          <w:szCs w:val="22"/>
+        </w:rPr>
+        <w:t xml:space="preserve">제 3 절  비공식 재판매가 차단되는 이유</w:t>
+      </w:r>
+    </w:p>
+    <w:p>
+      <w:pPr>
+        <w:spacing w:after="60" w:line="222"/>
+        <w:jc w:val="both"/>
+      </w:pPr>
+      <w:r>
+        <w:rPr>
+          <w:rFonts w:ascii="NanumMyeongjo" w:cs="NanumMyeongjo" w:eastAsia="NanumMyeongjo" w:hAnsi="NanumMyeongjo"/>
+          <w:sz w:val="20"/>
+          <w:szCs w:val="20"/>
+        </w:rPr>
+        <w:t xml:space="preserve">표는 일반 지갑으로 전송되지 않는다. 친구에게 직접 보내는 것도 NFT 마켓 등록도 실패한다. 허용되는 경로는 공식 반납과 OfficialTransfer를 거치는 공식 양도뿐이다. 공식 양도는 양수인의 본인확인과 수령 동의, 중복 보유 여부, 정가 상한을 모두 통과해야 실행되므로 웃돈을 붙인 거래는 온체인에서 성립하지 않는다. 양도에 협조해도 원구매자의 리워드는 직접 입장의 3분의 1에 그쳐, 미리 사 두었다가 넘기는 전략은 이득이 되지 않는다. 중요한 것은 구매 기록을 블록체인에 남긴다는 것이 아니라 표 자체가 블록체인 위에 있다는 점이다. 예매처 서버라면 관리자가 소유자 이름 한 줄만 고치면 그만이지만, 이 계약에는 그 한 줄을 임의로 고칠 수 있는 함수가 존재하지 않는다.</w:t>
+      </w:r>
+    </w:p>
+    <w:p>
+      <w:pPr>
+        <w:pStyle w:val="Heading2"/>
+      </w:pPr>
+      <w:r>
+        <w:rPr>
+          <w:rFonts w:ascii="NanumMyeongjo" w:cs="NanumMyeongjo" w:eastAsia="NanumMyeongjo" w:hAnsi="NanumMyeongjo"/>
+          <w:b/>
+          <w:bCs/>
+          <w:color w:val="1F1F1F"/>
+          <w:sz w:val="22"/>
+          <w:szCs w:val="22"/>
+        </w:rPr>
+        <w:t xml:space="preserve">제 4 절  점수가 시간이 지나면 줄어드는 이유</w:t>
+      </w:r>
+    </w:p>
+    <w:p>
+      <w:pPr>
+        <w:spacing w:after="60" w:line="222"/>
+        <w:jc w:val="both"/>
+      </w:pPr>
+      <w:r>
+        <w:rPr>
+          <w:rFonts w:ascii="NanumMyeongjo" w:cs="NanumMyeongjo" w:eastAsia="NanumMyeongjo" w:hAnsi="NanumMyeongjo"/>
+          <w:sz w:val="20"/>
+          <w:szCs w:val="20"/>
+        </w:rPr>
+        <w:t xml:space="preserve">리워드 점수는 확정 시점부터 730일에 걸쳐 0점으로 줄어든다. 오래전에 다녀온 사람이 영원히 1순위를 차지하는 것을 막기 위해서다. 이때 쌓인 점수만 줄이고 이미 쓴 점수를 명목값으로 두면 차감액이 상대적으로 커져 모든 팬의 점수가 0으로 수렴하므로, 쓴 점수도 같은 속도로 줄여야 한다(구현 중 확인·수정). 한편 누적 참석 횟수는 누구나 조회할 수 있어, 굿즈 판매처가 별도 연동 없이 등급 조건을 직접 확인할 수 있다.</w:t>
+      </w:r>
+    </w:p>
+    <w:p>
+      <w:pPr>
+        <w:pStyle w:val="Heading1"/>
+      </w:pPr>
+      <w:r>
+        <w:rPr>
+          <w:rFonts w:ascii="NanumMyeongjo" w:cs="NanumMyeongjo" w:eastAsia="NanumMyeongjo" w:hAnsi="NanumMyeongjo"/>
+          <w:b/>
+          <w:bCs/>
+          <w:color w:val="1F1F1F"/>
+          <w:sz w:val="26"/>
+          <w:szCs w:val="26"/>
+        </w:rPr>
+        <w:t xml:space="preserve">제 4 장  블록체인 도입의 필요성</w:t>
+      </w:r>
+    </w:p>
+    <w:p>
+      <w:pPr>
+        <w:spacing w:after="60" w:line="222"/>
+        <w:jc w:val="both"/>
+      </w:pPr>
+      <w:r>
+        <w:rPr>
+          <w:rFonts w:ascii="NanumMyeongjo" w:cs="NanumMyeongjo" w:eastAsia="NanumMyeongjo" w:hAnsi="NanumMyeongjo"/>
+          <w:sz w:val="20"/>
+          <w:szCs w:val="20"/>
+        </w:rPr>
+        <w:t xml:space="preserve">'예매처가 서버 DB로 관리하면 되지 않는가'라는 질문에 답하려면, 중앙화된 서버로는 원리적으로 풀리지 않는 지점을 짚어야 한다.</w:t>
+      </w:r>
+    </w:p>
+    <w:p>
+      <w:pPr>
+        <w:pStyle w:val="Heading2"/>
+      </w:pPr>
+      <w:r>
+        <w:rPr>
+          <w:rFonts w:ascii="NanumMyeongjo" w:cs="NanumMyeongjo" w:eastAsia="NanumMyeongjo" w:hAnsi="NanumMyeongjo"/>
+          <w:b/>
+          <w:bCs/>
+          <w:color w:val="1F1F1F"/>
+          <w:sz w:val="22"/>
+          <w:szCs w:val="22"/>
+        </w:rPr>
+        <w:t xml:space="preserve">제 1 절  경쟁 플랫폼 간 신뢰 문제</w:t>
+      </w:r>
+    </w:p>
+    <w:p>
+      <w:pPr>
+        <w:spacing w:after="60" w:line="222"/>
+        <w:jc w:val="both"/>
+      </w:pPr>
+      <w:r>
+        <w:rPr>
+          <w:rFonts w:ascii="NanumMyeongjo" w:cs="NanumMyeongjo" w:eastAsia="NanumMyeongjo" w:hAnsi="NanumMyeongjo"/>
+          <w:sz w:val="20"/>
+          <w:szCs w:val="20"/>
+        </w:rPr>
+        <w:t xml:space="preserve">인터파크·예스24·위버스 등 경쟁 플랫폼의 이력을 통합하려면 한 회사가 DB를 소유·운영해야 하고, 나머지는 그 서버 로그를 무조건 신뢰해야 한다. 이 때문에 예매처 간 이력 통합은 시도조차 되지 않았다. 블록체인은 이를 '특정 회사에 대한 신뢰'에서 '검증 가능한 규칙에 대한 신뢰'로 전환한다.</w:t>
+      </w:r>
+    </w:p>
+    <w:p>
+      <w:pPr>
+        <w:pStyle w:val="Heading2"/>
+      </w:pPr>
+      <w:r>
+        <w:rPr>
+          <w:rFonts w:ascii="NanumMyeongjo" w:cs="NanumMyeongjo" w:eastAsia="NanumMyeongjo" w:hAnsi="NanumMyeongjo"/>
+          <w:b/>
+          <w:bCs/>
+          <w:color w:val="1F1F1F"/>
+          <w:sz w:val="22"/>
+          <w:szCs w:val="22"/>
+        </w:rPr>
+        <w:t xml:space="preserve">제 2 절  위변조 불가능성</w:t>
+      </w:r>
+    </w:p>
+    <w:p>
+      <w:pPr>
+        <w:spacing w:after="60" w:line="222"/>
+        <w:jc w:val="both"/>
+      </w:pPr>
+      <w:r>
+        <w:rPr>
+          <w:rFonts w:ascii="NanumMyeongjo" w:cs="NanumMyeongjo" w:eastAsia="NanumMyeongjo" w:hAnsi="NanumMyeongjo"/>
+          <w:sz w:val="20"/>
+          <w:szCs w:val="20"/>
+        </w:rPr>
+        <w:t xml:space="preserve">중앙 DB의 관리자는 구조적으로 언제나 수정 권한을 갖는다. 발행 회사조차 특정 팬의 이력을 지우거나 구매 내역을 조작할 가능성이 열려 있다. 블록체인은 기록이 해시체인으로 엮여 과거 기록 하나를 바꾸려면 이후 전체를 바꿔야 하므로 사실상 불가능하다. 팬 여권은 예매처가 달라도 실제 입장 이력을 하나의 양도 불가능한 기록으로 연결해, 특정 사업자가 이력을 독점하거나 서비스 종료와 함께 기록이 사라지는 위험을 줄인다.</w:t>
+      </w:r>
+    </w:p>
+    <w:p>
+      <w:pPr>
+        <w:pStyle w:val="Heading2"/>
+      </w:pPr>
+      <w:r>
+        <w:rPr>
+          <w:rFonts w:ascii="NanumMyeongjo" w:cs="NanumMyeongjo" w:eastAsia="NanumMyeongjo" w:hAnsi="NanumMyeongjo"/>
+          <w:b/>
+          <w:bCs/>
+          <w:color w:val="1F1F1F"/>
+          <w:sz w:val="22"/>
+          <w:szCs w:val="22"/>
+        </w:rPr>
+        <w:t xml:space="preserve">제 3 절  배분 결과의 검증가능성</w:t>
+      </w:r>
+    </w:p>
+    <w:p>
+      <w:pPr>
+        <w:spacing w:after="60" w:line="222"/>
+        <w:jc w:val="both"/>
+      </w:pPr>
+      <w:r>
+        <w:rPr>
+          <w:rFonts w:ascii="NanumMyeongjo" w:cs="NanumMyeongjo" w:eastAsia="NanumMyeongjo" w:hAnsi="NanumMyeongjo"/>
+          <w:sz w:val="20"/>
+          <w:szCs w:val="20"/>
+        </w:rPr>
+        <w:t xml:space="preserve">티켓팅 불신의 뿌리는 암표 자체보다 배분 과정의 불투명성에 있다. 스마트컨트랙트로 규칙을 코드화하면 누구나 이를 읽고, 경매·추첨 결과를 온체인 입력값으로부터 동일하게 재계산해 검증할 수 있다. 중앙 서버는 로그를 공개해도 그 로그의 무결성까지는 증명하지 못한다는 점에서 근본적으로 다르다.</w:t>
+      </w:r>
+    </w:p>
+    <w:p>
+      <w:pPr>
+        <w:pStyle w:val="Heading2"/>
+      </w:pPr>
+      <w:r>
+        <w:rPr>
+          <w:rFonts w:ascii="NanumMyeongjo" w:cs="NanumMyeongjo" w:eastAsia="NanumMyeongjo" w:hAnsi="NanumMyeongjo"/>
+          <w:b/>
+          <w:bCs/>
+          <w:color w:val="1F1F1F"/>
+          <w:sz w:val="22"/>
+          <w:szCs w:val="22"/>
+        </w:rPr>
+        <w:t xml:space="preserve">제 4 절  규칙의 자동 집행</w:t>
+      </w:r>
+    </w:p>
+    <w:p>
+      <w:pPr>
+        <w:spacing w:after="60" w:line="222"/>
+        <w:jc w:val="both"/>
+      </w:pPr>
+      <w:r>
+        <w:rPr>
+          <w:rFonts w:ascii="NanumMyeongjo" w:cs="NanumMyeongjo" w:eastAsia="NanumMyeongjo" w:hAnsi="NanumMyeongjo"/>
+          <w:sz w:val="20"/>
+          <w:szCs w:val="20"/>
+        </w:rPr>
+        <w:t xml:space="preserve">현행법은 부정 예매와 웃돈 재판매를 모두 입증해야 처벌 가능한 사후 절차이며, 이 때문에 유효조치율이 5.6%에 그친다. 스마트컨트랙트는 전송 제한·반납·보증금 몰수를 조건 충족 시 즉시 실행하고 미충족 시 트랜잭션 자체를 거부해, 암표를 '사후 적발'에서 '사전 차단'으로 전환한다.</w:t>
+      </w:r>
+    </w:p>
+    <w:p>
+      <w:pPr>
+        <w:pStyle w:val="Heading1"/>
+      </w:pPr>
+      <w:r>
+        <w:rPr>
+          <w:rFonts w:ascii="NanumMyeongjo" w:cs="NanumMyeongjo" w:eastAsia="NanumMyeongjo" w:hAnsi="NanumMyeongjo"/>
+          <w:b/>
+          <w:bCs/>
+          <w:color w:val="1F1F1F"/>
+          <w:sz w:val="26"/>
+          <w:szCs w:val="26"/>
+        </w:rPr>
+        <w:t xml:space="preserve">제 5 장  기존 시스템과의 비교 및 장단점</w:t>
+      </w:r>
+    </w:p>
+    <w:p>
+      <w:pPr>
+        <w:pStyle w:val="Heading2"/>
+      </w:pPr>
+      <w:r>
+        <w:rPr>
+          <w:rFonts w:ascii="NanumMyeongjo" w:cs="NanumMyeongjo" w:eastAsia="NanumMyeongjo" w:hAnsi="NanumMyeongjo"/>
+          <w:b/>
+          <w:bCs/>
+          <w:color w:val="1F1F1F"/>
+          <w:sz w:val="22"/>
+          <w:szCs w:val="22"/>
+        </w:rPr>
+        <w:t xml:space="preserve">제 1 절  장점</w:t>
+      </w:r>
+    </w:p>
+    <w:tbl>
+      <w:tblPr>
+        <w:tblW w:type="dxa" w:w="9050"/>
+        <w:tblBorders>
+          <w:top w:val="single" w:color="auto" w:sz="4"/>
+          <w:left w:val="single" w:color="auto" w:sz="4"/>
+          <w:bottom w:val="single" w:color="auto" w:sz="4"/>
+          <w:right w:val="single" w:color="auto" w:sz="4"/>
+          <w:insideH w:val="single" w:color="auto" w:sz="4"/>
+          <w:insideV w:val="single" w:color="auto" w:sz="4"/>
+        </w:tblBorders>
+      </w:tblPr>
+      <w:tblGrid>
+        <w:gridCol w:w="2100"/>
+        <w:gridCol w:w="3400"/>
+        <w:gridCol w:w="3550"/>
+      </w:tblGrid>
+      <w:tr>
+        <w:trPr>
+          <w:cantSplit/>
+        </w:trPr>
+        <w:tc>
+          <w:tcPr>
+            <w:tcW w:type="dxa" w:w="2100"/>
+            <w:shd w:fill="1F1F1F" w:val="clear"/>
+            <w:tcMar>
+              <w:top w:type="dxa" w:w="40"/>
+              <w:left w:type="dxa" w:w="90"/>
+              <w:bottom w:type="dxa" w:w="40"/>
+              <w:right w:type="dxa" w:w="90"/>
+            </w:tcMar>
+            <w:vAlign w:val="center"/>
+          </w:tcPr>
+          <w:p>
+            <w:pPr>
+              <w:jc w:val="left"/>
+            </w:pPr>
+            <w:r>
+              <w:rPr>
+                <w:rFonts w:ascii="NanumMyeongjo" w:cs="NanumMyeongjo" w:eastAsia="NanumMyeongjo" w:hAnsi="NanumMyeongjo"/>
+                <w:b/>
+                <w:bCs/>
+                <w:color w:val="FFFFFF"/>
+                <w:sz w:val="16"/>
+                <w:szCs w:val="16"/>
+              </w:rPr>
+              <w:t xml:space="preserve">항목</w:t>
             </w:r>
           </w:p>
         </w:tc>
         <w:tc>
           <w:tcPr>
             <w:tcW w:type="dxa" w:w="3400"/>
-            <w:tcMar>
-              <w:top w:type="dxa" w:w="40"/>
-              <w:left w:type="dxa" w:w="90"/>
-              <w:bottom w:type="dxa" w:w="40"/>
-              <w:right w:type="dxa" w:w="90"/>
-            </w:tcMar>
-            <w:vAlign w:val="center"/>
-          </w:tcPr>
-          <w:p>
-            <w:pPr>
-              <w:jc w:val="left"/>
-            </w:pPr>
-            <w:r>
-              <w:rPr>
-                <w:rFonts w:ascii="NanumMyeongjo" w:cs="NanumMyeongjo" w:eastAsia="NanumMyeongjo" w:hAnsi="NanumMyeongjo"/>
-                <w:b w:val="false"/>
-                <w:bCs w:val="false"/>
-                <w:color w:val="000000"/>
-                <w:sz w:val="16"/>
-                <w:szCs w:val="16"/>
-              </w:rPr>
-              <w:t xml:space="preserve">암표상</w:t>
-            </w:r>
-          </w:p>
-        </w:tc>
-        <w:tc>
-          <w:tcPr>
-            <w:tcW w:type="dxa" w:w="4000"/>
-            <w:tcMar>
-              <w:top w:type="dxa" w:w="40"/>
-              <w:left w:type="dxa" w:w="90"/>
-              <w:bottom w:type="dxa" w:w="40"/>
-              <w:right w:type="dxa" w:w="90"/>
-            </w:tcMar>
-            <w:vAlign w:val="center"/>
-          </w:tcPr>
-          <w:p>
-            <w:pPr>
-              <w:jc w:val="left"/>
-            </w:pPr>
-            <w:r>
-              <w:rPr>
-                <w:rFonts w:ascii="NanumMyeongjo" w:cs="NanumMyeongjo" w:eastAsia="NanumMyeongjo" w:hAnsi="NanumMyeongjo"/>
-                <w:b w:val="false"/>
-                <w:bCs w:val="false"/>
-                <w:color w:val="000000"/>
-                <w:sz w:val="16"/>
-                <w:szCs w:val="16"/>
-              </w:rPr>
-              <w:t xml:space="preserve">실제로 참여한 팬</w:t>
+            <w:shd w:fill="1F1F1F" w:val="clear"/>
+            <w:tcMar>
+              <w:top w:type="dxa" w:w="40"/>
+              <w:left w:type="dxa" w:w="90"/>
+              <w:bottom w:type="dxa" w:w="40"/>
+              <w:right w:type="dxa" w:w="90"/>
+            </w:tcMar>
+            <w:vAlign w:val="center"/>
+          </w:tcPr>
+          <w:p>
+            <w:pPr>
+              <w:jc w:val="left"/>
+            </w:pPr>
+            <w:r>
+              <w:rPr>
+                <w:rFonts w:ascii="NanumMyeongjo" w:cs="NanumMyeongjo" w:eastAsia="NanumMyeongjo" w:hAnsi="NanumMyeongjo"/>
+                <w:b/>
+                <w:bCs/>
+                <w:color w:val="FFFFFF"/>
+                <w:sz w:val="16"/>
+                <w:szCs w:val="16"/>
+              </w:rPr>
+              <w:t xml:space="preserve">지금의 티켓팅</w:t>
+            </w:r>
+          </w:p>
+        </w:tc>
+        <w:tc>
+          <w:tcPr>
+            <w:tcW w:type="dxa" w:w="3550"/>
+            <w:shd w:fill="1F1F1F" w:val="clear"/>
+            <w:tcMar>
+              <w:top w:type="dxa" w:w="40"/>
+              <w:left w:type="dxa" w:w="90"/>
+              <w:bottom w:type="dxa" w:w="40"/>
+              <w:right w:type="dxa" w:w="90"/>
+            </w:tcMar>
+            <w:vAlign w:val="center"/>
+          </w:tcPr>
+          <w:p>
+            <w:pPr>
+              <w:jc w:val="left"/>
+            </w:pPr>
+            <w:r>
+              <w:rPr>
+                <w:rFonts w:ascii="NanumMyeongjo" w:cs="NanumMyeongjo" w:eastAsia="NanumMyeongjo" w:hAnsi="NanumMyeongjo"/>
+                <w:b/>
+                <w:bCs/>
+                <w:color w:val="FFFFFF"/>
+                <w:sz w:val="16"/>
+                <w:szCs w:val="16"/>
+              </w:rPr>
+              <w:t xml:space="preserve">제안하는 시스템</w:t>
             </w:r>
           </w:p>
         </w:tc>
@@ -1752,29 +1847,29 @@
         </w:trPr>
         <w:tc>
           <w:tcPr>
-            <w:tcW w:type="dxa" w:w="1800"/>
-            <w:tcMar>
-              <w:top w:type="dxa" w:w="40"/>
-              <w:left w:type="dxa" w:w="90"/>
-              <w:bottom w:type="dxa" w:w="40"/>
-              <w:right w:type="dxa" w:w="90"/>
-            </w:tcMar>
-            <w:vAlign w:val="center"/>
-          </w:tcPr>
-          <w:p>
-            <w:pPr>
-              <w:jc w:val="left"/>
-            </w:pPr>
-            <w:r>
-              <w:rPr>
-                <w:rFonts w:ascii="NanumMyeongjo" w:cs="NanumMyeongjo" w:eastAsia="NanumMyeongjo" w:hAnsi="NanumMyeongjo"/>
-                <w:b w:val="false"/>
-                <w:bCs w:val="false"/>
-                <w:color w:val="000000"/>
-                <w:sz w:val="16"/>
-                <w:szCs w:val="16"/>
-              </w:rPr>
-              <w:t xml:space="preserve">규칙 집행 비용</w:t>
+            <w:tcW w:type="dxa" w:w="2100"/>
+            <w:tcMar>
+              <w:top w:type="dxa" w:w="40"/>
+              <w:left w:type="dxa" w:w="90"/>
+              <w:bottom w:type="dxa" w:w="40"/>
+              <w:right w:type="dxa" w:w="90"/>
+            </w:tcMar>
+            <w:vAlign w:val="center"/>
+          </w:tcPr>
+          <w:p>
+            <w:pPr>
+              <w:jc w:val="left"/>
+            </w:pPr>
+            <w:r>
+              <w:rPr>
+                <w:rFonts w:ascii="NanumMyeongjo" w:cs="NanumMyeongjo" w:eastAsia="NanumMyeongjo" w:hAnsi="NanumMyeongjo"/>
+                <w:b w:val="false"/>
+                <w:bCs w:val="false"/>
+                <w:color w:val="000000"/>
+                <w:sz w:val="16"/>
+                <w:szCs w:val="16"/>
+              </w:rPr>
+              <w:t xml:space="preserve">티켓 양도</w:t>
             </w:r>
           </w:p>
         </w:tc>
@@ -1802,35 +1897,391 @@
                 <w:sz w:val="16"/>
                 <w:szCs w:val="16"/>
               </w:rPr>
-              <w:t xml:space="preserve">신고·조사 인건비</w:t>
-            </w:r>
-          </w:p>
-        </w:tc>
-        <w:tc>
-          <w:tcPr>
-            <w:tcW w:type="dxa" w:w="4000"/>
-            <w:tcMar>
-              <w:top w:type="dxa" w:w="40"/>
-              <w:left w:type="dxa" w:w="90"/>
-              <w:bottom w:type="dxa" w:w="40"/>
-              <w:right w:type="dxa" w:w="90"/>
-            </w:tcMar>
-            <w:vAlign w:val="center"/>
-          </w:tcPr>
-          <w:p>
-            <w:pPr>
-              <w:jc w:val="left"/>
-            </w:pPr>
-            <w:r>
-              <w:rPr>
-                <w:rFonts w:ascii="NanumMyeongjo" w:cs="NanumMyeongjo" w:eastAsia="NanumMyeongjo" w:hAnsi="NanumMyeongjo"/>
-                <w:b w:val="false"/>
-                <w:bCs w:val="false"/>
-                <w:color w:val="000000"/>
-                <w:sz w:val="16"/>
-                <w:szCs w:val="16"/>
-              </w:rPr>
-              <w:t xml:space="preserve">코드 실행 비용(가스비), 5.2절</w:t>
+              <w:t xml:space="preserve">개인 간 비공식 거래</w:t>
+            </w:r>
+          </w:p>
+        </w:tc>
+        <w:tc>
+          <w:tcPr>
+            <w:tcW w:type="dxa" w:w="3550"/>
+            <w:tcMar>
+              <w:top w:type="dxa" w:w="40"/>
+              <w:left w:type="dxa" w:w="90"/>
+              <w:bottom w:type="dxa" w:w="40"/>
+              <w:right w:type="dxa" w:w="90"/>
+            </w:tcMar>
+            <w:vAlign w:val="center"/>
+          </w:tcPr>
+          <w:p>
+            <w:pPr>
+              <w:jc w:val="left"/>
+            </w:pPr>
+            <w:r>
+              <w:rPr>
+                <w:rFonts w:ascii="NanumMyeongjo" w:cs="NanumMyeongjo" w:eastAsia="NanumMyeongjo" w:hAnsi="NanumMyeongjo"/>
+                <w:b w:val="false"/>
+                <w:bCs w:val="false"/>
+                <w:color w:val="000000"/>
+                <w:sz w:val="16"/>
+                <w:szCs w:val="16"/>
+              </w:rPr>
+              <w:t xml:space="preserve">본인인증·가격상한을 통과한 공식 양도만</w:t>
+            </w:r>
+          </w:p>
+        </w:tc>
+      </w:tr>
+      <w:tr>
+        <w:trPr>
+          <w:cantSplit/>
+        </w:trPr>
+        <w:tc>
+          <w:tcPr>
+            <w:tcW w:type="dxa" w:w="2100"/>
+            <w:tcMar>
+              <w:top w:type="dxa" w:w="40"/>
+              <w:left w:type="dxa" w:w="90"/>
+              <w:bottom w:type="dxa" w:w="40"/>
+              <w:right w:type="dxa" w:w="90"/>
+            </w:tcMar>
+            <w:vAlign w:val="center"/>
+          </w:tcPr>
+          <w:p>
+            <w:pPr>
+              <w:jc w:val="left"/>
+            </w:pPr>
+            <w:r>
+              <w:rPr>
+                <w:rFonts w:ascii="NanumMyeongjo" w:cs="NanumMyeongjo" w:eastAsia="NanumMyeongjo" w:hAnsi="NanumMyeongjo"/>
+                <w:b w:val="false"/>
+                <w:bCs w:val="false"/>
+                <w:color w:val="000000"/>
+                <w:sz w:val="16"/>
+                <w:szCs w:val="16"/>
+              </w:rPr>
+              <w:t xml:space="preserve">암표 대응</w:t>
+            </w:r>
+          </w:p>
+        </w:tc>
+        <w:tc>
+          <w:tcPr>
+            <w:tcW w:type="dxa" w:w="3400"/>
+            <w:tcMar>
+              <w:top w:type="dxa" w:w="40"/>
+              <w:left w:type="dxa" w:w="90"/>
+              <w:bottom w:type="dxa" w:w="40"/>
+              <w:right w:type="dxa" w:w="90"/>
+            </w:tcMar>
+            <w:vAlign w:val="center"/>
+          </w:tcPr>
+          <w:p>
+            <w:pPr>
+              <w:jc w:val="left"/>
+            </w:pPr>
+            <w:r>
+              <w:rPr>
+                <w:rFonts w:ascii="NanumMyeongjo" w:cs="NanumMyeongjo" w:eastAsia="NanumMyeongjo" w:hAnsi="NanumMyeongjo"/>
+                <w:b w:val="false"/>
+                <w:bCs w:val="false"/>
+                <w:color w:val="000000"/>
+                <w:sz w:val="16"/>
+                <w:szCs w:val="16"/>
+              </w:rPr>
+              <w:t xml:space="preserve">사후 신고·단속 (조치율 약 5.6%)</w:t>
+            </w:r>
+          </w:p>
+        </w:tc>
+        <w:tc>
+          <w:tcPr>
+            <w:tcW w:type="dxa" w:w="3550"/>
+            <w:tcMar>
+              <w:top w:type="dxa" w:w="40"/>
+              <w:left w:type="dxa" w:w="90"/>
+              <w:bottom w:type="dxa" w:w="40"/>
+              <w:right w:type="dxa" w:w="90"/>
+            </w:tcMar>
+            <w:vAlign w:val="center"/>
+          </w:tcPr>
+          <w:p>
+            <w:pPr>
+              <w:jc w:val="left"/>
+            </w:pPr>
+            <w:r>
+              <w:rPr>
+                <w:rFonts w:ascii="NanumMyeongjo" w:cs="NanumMyeongjo" w:eastAsia="NanumMyeongjo" w:hAnsi="NanumMyeongjo"/>
+                <w:b w:val="false"/>
+                <w:bCs w:val="false"/>
+                <w:color w:val="000000"/>
+                <w:sz w:val="16"/>
+                <w:szCs w:val="16"/>
+              </w:rPr>
+              <w:t xml:space="preserve">일반 전송 차단으로 사전 억제</w:t>
+            </w:r>
+          </w:p>
+        </w:tc>
+      </w:tr>
+      <w:tr>
+        <w:trPr>
+          <w:cantSplit/>
+        </w:trPr>
+        <w:tc>
+          <w:tcPr>
+            <w:tcW w:type="dxa" w:w="2100"/>
+            <w:tcMar>
+              <w:top w:type="dxa" w:w="40"/>
+              <w:left w:type="dxa" w:w="90"/>
+              <w:bottom w:type="dxa" w:w="40"/>
+              <w:right w:type="dxa" w:w="90"/>
+            </w:tcMar>
+            <w:vAlign w:val="center"/>
+          </w:tcPr>
+          <w:p>
+            <w:pPr>
+              <w:jc w:val="left"/>
+            </w:pPr>
+            <w:r>
+              <w:rPr>
+                <w:rFonts w:ascii="NanumMyeongjo" w:cs="NanumMyeongjo" w:eastAsia="NanumMyeongjo" w:hAnsi="NanumMyeongjo"/>
+                <w:b w:val="false"/>
+                <w:bCs w:val="false"/>
+                <w:color w:val="000000"/>
+                <w:sz w:val="16"/>
+                <w:szCs w:val="16"/>
+              </w:rPr>
+              <w:t xml:space="preserve">팬의 이력</w:t>
+            </w:r>
+          </w:p>
+        </w:tc>
+        <w:tc>
+          <w:tcPr>
+            <w:tcW w:type="dxa" w:w="3400"/>
+            <w:tcMar>
+              <w:top w:type="dxa" w:w="40"/>
+              <w:left w:type="dxa" w:w="90"/>
+              <w:bottom w:type="dxa" w:w="40"/>
+              <w:right w:type="dxa" w:w="90"/>
+            </w:tcMar>
+            <w:vAlign w:val="center"/>
+          </w:tcPr>
+          <w:p>
+            <w:pPr>
+              <w:jc w:val="left"/>
+            </w:pPr>
+            <w:r>
+              <w:rPr>
+                <w:rFonts w:ascii="NanumMyeongjo" w:cs="NanumMyeongjo" w:eastAsia="NanumMyeongjo" w:hAnsi="NanumMyeongjo"/>
+                <w:b w:val="false"/>
+                <w:bCs w:val="false"/>
+                <w:color w:val="000000"/>
+                <w:sz w:val="16"/>
+                <w:szCs w:val="16"/>
+              </w:rPr>
+              <w:t xml:space="preserve">예매처별 분절, 탈퇴 시 소멸</w:t>
+            </w:r>
+          </w:p>
+        </w:tc>
+        <w:tc>
+          <w:tcPr>
+            <w:tcW w:type="dxa" w:w="3550"/>
+            <w:tcMar>
+              <w:top w:type="dxa" w:w="40"/>
+              <w:left w:type="dxa" w:w="90"/>
+              <w:bottom w:type="dxa" w:w="40"/>
+              <w:right w:type="dxa" w:w="90"/>
+            </w:tcMar>
+            <w:vAlign w:val="center"/>
+          </w:tcPr>
+          <w:p>
+            <w:pPr>
+              <w:jc w:val="left"/>
+            </w:pPr>
+            <w:r>
+              <w:rPr>
+                <w:rFonts w:ascii="NanumMyeongjo" w:cs="NanumMyeongjo" w:eastAsia="NanumMyeongjo" w:hAnsi="NanumMyeongjo"/>
+                <w:b w:val="false"/>
+                <w:bCs w:val="false"/>
+                <w:color w:val="000000"/>
+                <w:sz w:val="16"/>
+                <w:szCs w:val="16"/>
+              </w:rPr>
+              <w:t xml:space="preserve">개인 귀속 여권에 누적, 플랫폼과 무관</w:t>
+            </w:r>
+          </w:p>
+        </w:tc>
+      </w:tr>
+      <w:tr>
+        <w:trPr>
+          <w:cantSplit/>
+        </w:trPr>
+        <w:tc>
+          <w:tcPr>
+            <w:tcW w:type="dxa" w:w="2100"/>
+            <w:tcMar>
+              <w:top w:type="dxa" w:w="40"/>
+              <w:left w:type="dxa" w:w="90"/>
+              <w:bottom w:type="dxa" w:w="40"/>
+              <w:right w:type="dxa" w:w="90"/>
+            </w:tcMar>
+            <w:vAlign w:val="center"/>
+          </w:tcPr>
+          <w:p>
+            <w:pPr>
+              <w:jc w:val="left"/>
+            </w:pPr>
+            <w:r>
+              <w:rPr>
+                <w:rFonts w:ascii="NanumMyeongjo" w:cs="NanumMyeongjo" w:eastAsia="NanumMyeongjo" w:hAnsi="NanumMyeongjo"/>
+                <w:b w:val="false"/>
+                <w:bCs w:val="false"/>
+                <w:color w:val="000000"/>
+                <w:sz w:val="16"/>
+                <w:szCs w:val="16"/>
+              </w:rPr>
+              <w:t xml:space="preserve">리워드 기준</w:t>
+            </w:r>
+          </w:p>
+        </w:tc>
+        <w:tc>
+          <w:tcPr>
+            <w:tcW w:type="dxa" w:w="3400"/>
+            <w:tcMar>
+              <w:top w:type="dxa" w:w="40"/>
+              <w:left w:type="dxa" w:w="90"/>
+              <w:bottom w:type="dxa" w:w="40"/>
+              <w:right w:type="dxa" w:w="90"/>
+            </w:tcMar>
+            <w:vAlign w:val="center"/>
+          </w:tcPr>
+          <w:p>
+            <w:pPr>
+              <w:jc w:val="left"/>
+            </w:pPr>
+            <w:r>
+              <w:rPr>
+                <w:rFonts w:ascii="NanumMyeongjo" w:cs="NanumMyeongjo" w:eastAsia="NanumMyeongjo" w:hAnsi="NanumMyeongjo"/>
+                <w:b w:val="false"/>
+                <w:bCs w:val="false"/>
+                <w:color w:val="000000"/>
+                <w:sz w:val="16"/>
+                <w:szCs w:val="16"/>
+              </w:rPr>
+              <w:t xml:space="preserve">구매금액·회원등급</w:t>
+            </w:r>
+          </w:p>
+        </w:tc>
+        <w:tc>
+          <w:tcPr>
+            <w:tcW w:type="dxa" w:w="3550"/>
+            <w:tcMar>
+              <w:top w:type="dxa" w:w="40"/>
+              <w:left w:type="dxa" w:w="90"/>
+              <w:bottom w:type="dxa" w:w="40"/>
+              <w:right w:type="dxa" w:w="90"/>
+            </w:tcMar>
+            <w:vAlign w:val="center"/>
+          </w:tcPr>
+          <w:p>
+            <w:pPr>
+              <w:jc w:val="left"/>
+            </w:pPr>
+            <w:r>
+              <w:rPr>
+                <w:rFonts w:ascii="NanumMyeongjo" w:cs="NanumMyeongjo" w:eastAsia="NanumMyeongjo" w:hAnsi="NanumMyeongjo"/>
+                <w:b w:val="false"/>
+                <w:bCs w:val="false"/>
+                <w:color w:val="000000"/>
+                <w:sz w:val="16"/>
+                <w:szCs w:val="16"/>
+              </w:rPr>
+              <w:t xml:space="preserve">실제 입장 여부</w:t>
+            </w:r>
+          </w:p>
+        </w:tc>
+      </w:tr>
+      <w:tr>
+        <w:trPr>
+          <w:cantSplit/>
+        </w:trPr>
+        <w:tc>
+          <w:tcPr>
+            <w:tcW w:type="dxa" w:w="2100"/>
+            <w:tcMar>
+              <w:top w:type="dxa" w:w="40"/>
+              <w:left w:type="dxa" w:w="90"/>
+              <w:bottom w:type="dxa" w:w="40"/>
+              <w:right w:type="dxa" w:w="90"/>
+            </w:tcMar>
+            <w:vAlign w:val="center"/>
+          </w:tcPr>
+          <w:p>
+            <w:pPr>
+              <w:jc w:val="left"/>
+            </w:pPr>
+            <w:r>
+              <w:rPr>
+                <w:rFonts w:ascii="NanumMyeongjo" w:cs="NanumMyeongjo" w:eastAsia="NanumMyeongjo" w:hAnsi="NanumMyeongjo"/>
+                <w:b w:val="false"/>
+                <w:bCs w:val="false"/>
+                <w:color w:val="000000"/>
+                <w:sz w:val="16"/>
+                <w:szCs w:val="16"/>
+              </w:rPr>
+              <w:t xml:space="preserve">부족분 이득(지대)의 귀속</w:t>
+            </w:r>
+          </w:p>
+        </w:tc>
+        <w:tc>
+          <w:tcPr>
+            <w:tcW w:type="dxa" w:w="3400"/>
+            <w:tcMar>
+              <w:top w:type="dxa" w:w="40"/>
+              <w:left w:type="dxa" w:w="90"/>
+              <w:bottom w:type="dxa" w:w="40"/>
+              <w:right w:type="dxa" w:w="90"/>
+            </w:tcMar>
+            <w:vAlign w:val="center"/>
+          </w:tcPr>
+          <w:p>
+            <w:pPr>
+              <w:jc w:val="left"/>
+            </w:pPr>
+            <w:r>
+              <w:rPr>
+                <w:rFonts w:ascii="NanumMyeongjo" w:cs="NanumMyeongjo" w:eastAsia="NanumMyeongjo" w:hAnsi="NanumMyeongjo"/>
+                <w:b w:val="false"/>
+                <w:bCs w:val="false"/>
+                <w:color w:val="000000"/>
+                <w:sz w:val="16"/>
+                <w:szCs w:val="16"/>
+              </w:rPr>
+              <w:t xml:space="preserve">암표상</w:t>
+            </w:r>
+          </w:p>
+        </w:tc>
+        <w:tc>
+          <w:tcPr>
+            <w:tcW w:type="dxa" w:w="3550"/>
+            <w:tcMar>
+              <w:top w:type="dxa" w:w="40"/>
+              <w:left w:type="dxa" w:w="90"/>
+              <w:bottom w:type="dxa" w:w="40"/>
+              <w:right w:type="dxa" w:w="90"/>
+            </w:tcMar>
+            <w:vAlign w:val="center"/>
+          </w:tcPr>
+          <w:p>
+            <w:pPr>
+              <w:jc w:val="left"/>
+            </w:pPr>
+            <w:r>
+              <w:rPr>
+                <w:rFonts w:ascii="NanumMyeongjo" w:cs="NanumMyeongjo" w:eastAsia="NanumMyeongjo" w:hAnsi="NanumMyeongjo"/>
+                <w:b w:val="false"/>
+                <w:bCs w:val="false"/>
+                <w:color w:val="000000"/>
+                <w:sz w:val="16"/>
+                <w:szCs w:val="16"/>
+              </w:rPr>
+              <w:t xml:space="preserve">실제로 참여한 팬</w:t>
             </w:r>
           </w:p>
         </w:tc>
@@ -1850,7 +2301,7 @@
           <w:sz w:val="15"/>
           <w:szCs w:val="15"/>
         </w:rPr>
-        <w:t xml:space="preserve">표 2. 지금의 티켓팅과 제안 시스템의 비교</w:t>
+        <w:t xml:space="preserve">표 3. 지금의 티켓팅과 제안 시스템의 비교</w:t>
       </w:r>
     </w:p>
     <w:p>
@@ -1864,7 +2315,7 @@
           <w:sz w:val="20"/>
           <w:szCs w:val="20"/>
         </w:rPr>
-        <w:t xml:space="preserve">암표 대응이 '적발률을 높이는 문제'에서 '거래 자체가 성립하지 않는 문제'로 바뀌고, 표 부족분의 이득이 누구에게 가는지가 처음으로 정책 목표로 다뤄진다는 점이 핵심이다.</w:t>
+        <w:t xml:space="preserve">암표 대응이 '적발률을 높이는 문제'에서 '웃돈 거래가 온체인에서 성립하지 않는 문제'로 바뀌고, 표 부족분의 이득이 누구에게 가는지가 처음으로 정책 목표로 다뤄진다는 점이 핵심이다.</w:t>
       </w:r>
     </w:p>
     <w:p>
@@ -1936,7 +2387,7 @@
           <w:sz w:val="20"/>
           <w:szCs w:val="20"/>
         </w:rPr>
-        <w:t xml:space="preserve">배포 후 코드 수정이 어려워 버그나 예외 상황(공연 취소 등)에 서버처럼 즉시 대응하기 어렵고, 업그레이드 구조를 두면 권한 귀속이라는 새 신뢰 문제가 생긴다.</w:t>
+        <w:t xml:space="preserve">배포 후 코드 수정이 어려워 공연 취소 같은 예외에 즉시 대응하기 어렵고, 업그레이드 구조를 두면 권한 귀속이라는 새 신뢰 문제가 생긴다.</w:t>
       </w:r>
     </w:p>
     <w:p>
@@ -1964,7 +2415,7 @@
           <w:sz w:val="20"/>
           <w:szCs w:val="20"/>
         </w:rPr>
-        <w:t xml:space="preserve">비밀키 분실 시 원칙적으로 복구 불가하다. 발급기관 이관 기능(3장)으로 일부 완화했으나, 이는 중앙화된 신뢰점의 부분적 재도입을 뜻한다.</w:t>
+        <w:t xml:space="preserve">비밀키 분실 시 복구가 불가하다. 발급기관 이관 기능으로 완화했으나 이는 중앙화된 신뢰점의 부분적 재도입이다.</w:t>
       </w:r>
     </w:p>
     <w:p>
@@ -1992,7 +2443,7 @@
           <w:sz w:val="20"/>
           <w:szCs w:val="20"/>
         </w:rPr>
-        <w:t xml:space="preserve">버그의 대가가 자금 손실로 직결될 수 있어 배포 전 보안 검증 비용과 기간이 늘어난다.</w:t>
+        <w:t xml:space="preserve">버그가 자금 손실로 직결되어 배포 전 검증 비용과 기간이 늘어난다.</w:t>
       </w:r>
     </w:p>
     <w:p>
@@ -2044,7 +2495,7 @@
           <w:sz w:val="20"/>
           <w:szCs w:val="20"/>
         </w:rPr>
-        <w:t xml:space="preserve">입구 검표 단말을 신뢰해야 하는 오라클 문제가 남는다.</w:t>
+        <w:t xml:space="preserve">공식 양도는 온체인 결제액만 정가 이하로 강제하므로 계좌이체 같은 오프체인 웃돈은 차단하지 못한다. 다만 양수인 본인확인과 리워드 차등(300점 대 100점)으로 유인을 줄인다.</w:t>
       </w:r>
     </w:p>
     <w:p>
@@ -2062,7 +2513,7 @@
           <w:sz w:val="20"/>
           <w:szCs w:val="20"/>
         </w:rPr>
-        <w:t xml:space="preserve">지갑 주소로 참석 이력이 노출되는 프라이버시 문제가 있어, 해시 커밋·영지식증명이 후속 과제다.</w:t>
+        <w:t xml:space="preserve">입구 검표 단말을 신뢰해야 하는 오라클 문제가 남는다.</w:t>
       </w:r>
     </w:p>
     <w:p>
@@ -2080,7 +2531,7 @@
           <w:sz w:val="20"/>
           <w:szCs w:val="20"/>
         </w:rPr>
-        <w:t xml:space="preserve">데모의 추첨 난수는 조작 가능하므로 실서비스는 체인링크 VRF 등이 필요하다.</w:t>
+        <w:t xml:space="preserve">지갑 주소로 참석 이력이 노출되는 프라이버시 문제가 있어, 해시 커밋·영지식증명이 후속 과제다.</w:t>
       </w:r>
     </w:p>
     <w:p>
@@ -2098,7 +2549,7 @@
           <w:sz w:val="20"/>
           <w:szCs w:val="20"/>
         </w:rPr>
-        <w:t xml:space="preserve">비밀키 자체를 통째로 넘기는 우회 거래는 막지 못하나, 판매자 신분증까지 필요해 거래비용이 크게 늘어난다.</w:t>
+        <w:t xml:space="preserve">데모의 추첨 난수는 조작 가능하므로 실서비스는 체인링크 VRF 등이 필요하다.</w:t>
       </w:r>
     </w:p>
     <w:p>
@@ -2128,7 +2579,7 @@
           <w:sz w:val="20"/>
           <w:szCs w:val="20"/>
         </w:rPr>
-        <w:t xml:space="preserve">암표 방지 실패와 팬 이력의 파편화는 '양도 불가능한 참여 이력을 배분의 화폐로 쓴다'는 하나의 장치로 함께 해소된다. 표 부족분의 이득을 암표상이 아닌 참여 팬에게 귀속시키는 것이 현실적 목표이며, 스마트컨트랙트로 구현해 22개 항목으로 검증했다(부록 A·B). 프라이버시 보호와 검증가능 난수 생성이 후속 과제다.</w:t>
+        <w:t xml:space="preserve">암표 방지 실패와 팬 이력의 파편화는 '양도 불가능한 참여 이력을 배분의 화폐로 쓴다'는 하나의 장치로 함께 해소된다. 부족분의 이득을 암표상이 아닌 참여 팬에게 귀속시키는 것이 현실적 목표이며, 스마트컨트랙트로 구현해 22개 항목으로 검증했다(부록 A·B). 프라이버시 보호와 검증가능 난수 생성이 후속 과제다.</w:t>
       </w:r>
     </w:p>
     <w:p>
@@ -2338,7 +2789,7 @@
           <w:sz w:val="20"/>
           <w:szCs w:val="20"/>
         </w:rPr>
-        <w:t xml:space="preserve">실제 구현은 두 개의 Solidity 스마트컨트랙트와 하나의 시연 스크립트로 이루어져 있으며, 코드 전문은 첨부 파일로 함께 제출한다. </w:t>
+        <w:t xml:space="preserve">실제 구현은 FanPassport와 TicketBox 두 계약, 그리고 시연 스크립트로 이루어져 있으며 코드 전문은 첨부 파일로 함께 제출한다. OfficialTransfer는 설계안으로 제시했으며 구현은 후속 과제다. </w:t>
       </w:r>
       <w:r>
         <w:rPr>
@@ -2348,7 +2799,7 @@
         </w:rPr>
         <w:t xml:space="preserve">아래 링크에서 지갑·설치 없이 컨트랙트 로직이 브라우저에서 즉시 실행되는 것을 클릭 몇 번으로 확인할 수 있다: </w:t>
       </w:r>
-      <w:hyperlink w:history="1" r:id="rIda-qmhwvhagq35te6yj9eb">
+      <w:hyperlink w:history="1" r:id="rId8ivr5cwo2_3knhrqsz0cx">
         <w:r>
           <w:rPr>
             <w:rFonts w:ascii="NanumMyeongjo" w:cs="NanumMyeongjo" w:eastAsia="NanumMyeongjo" w:hAnsi="NanumMyeongjo"/>
@@ -2368,7 +2819,7 @@
         </w:rPr>
         <w:t xml:space="preserve"> (소스: </w:t>
       </w:r>
-      <w:hyperlink w:history="1" r:id="rId-g6nknixwsprmqftae1ox">
+      <w:hyperlink w:history="1" r:id="rIdgel2j_uu8nxf875gqxz-3">
         <w:r>
           <w:rPr>
             <w:rFonts w:ascii="NanumMyeongjo" w:cs="NanumMyeongjo" w:eastAsia="NanumMyeongjo" w:hAnsi="NanumMyeongjo"/>
@@ -2434,7 +2885,7 @@
           <w:sz w:val="20"/>
           <w:szCs w:val="20"/>
         </w:rPr>
-        <w:t xml:space="preserve">공연 한 건의 발권과 배분을 담당하는 계약이다. 우선권·일반 트랙으로 나누어 응모를 받고(enterDraw) 추첨을 확정하며(draw), 공식 반납 창구가 아니면 어떤 전송도 막는 transferFrom을 두었다. 표를 반납하면 정가와 보증금을 전액 돌려주고(returnTicket), 현장 검표 시 여권에 기록을 남기는 동시에 보증금을 돌려주며(checkIn), 무단 노쇼는 보증금을 몰수한다(closeNoShow).</w:t>
+        <w:t xml:space="preserve">공연 한 건의 발권과 배분을 담당하는 계약이다. 우선권·일반 트랙으로 나누어 응모를 받고(enterDraw) 추첨을 확정하며(draw), 공식 반납 창구가 아니면 어떤 전송도 막는 transferFrom을 두었다. 표를 반납하면 정가와 보증금을 전액 돌려주고(returnTicket), 현장 검표 시 여권에 기록을 남기는 동시에 보증금을 돌려주며(checkIn), 무단 노쇼는 보증금을 몰수하고(closeNoShow), 몰수분은 실제 입장자에게 균등 분배한다(distributeReward).</w:t>
       </w:r>
     </w:p>
     <w:p>
@@ -3420,7 +3871,7 @@
           <w:sz w:val="15"/>
           <w:szCs w:val="15"/>
         </w:rPr>
-        <w:t xml:space="preserve">표 3. 시연 시나리오 아홉 단계와 그 결과 (총 22개 항목 전부 통과)</w:t>
+        <w:t xml:space="preserve">표 4. 시연 시나리오 아홉 단계와 그 결과 (총 22개 항목 전부 통과)</w:t>
       </w:r>
     </w:p>
     <w:sectPr>

--- a/docs/기말프로젝트_제안서.docx
+++ b/docs/기말프로젝트_제안서.docx
@@ -442,7 +442,7 @@
                 <w:sz w:val="16"/>
                 <w:szCs w:val="16"/>
               </w:rPr>
-              <w:t xml:space="preserve">공연별 좌석·가격·보증금·티켓 상태 관리</w:t>
+              <w:t xml:space="preserve">공연별 좌석·가격·티켓 상태 관리</w:t>
             </w:r>
           </w:p>
         </w:tc>
@@ -593,21 +593,7 @@
           <w:sz w:val="20"/>
           <w:szCs w:val="20"/>
         </w:rPr>
-        <w:t xml:space="preserve">FanPassport는 사람당 한 번 발급되는 소울바운드 토큰이다. ERC-5484는 발행 후 양도할 수 없는 SBT 구조를 정의하며, 팬의 참여 이력처럼 특정 개인에게 계속 귀속되어야 하는 기록에 적합하다. 여권은 티켓 구매 시점이 아니라 공연장 검표를 통과한 시점에만 기록을 추가한다. TicketBox는 공연마다 생성되며, 티켓은 일반 지갑 간 전송이나 NFT 마켓 등록이 허용되지 않는다. 다만 OfficialTransfer를 통해 본인확인, 중복 보유 여부, 정가 상한, 양수인의 수령 동의가 모두 확인될 때만 이전할 수 있다.</w:t>
-      </w:r>
-    </w:p>
-    <w:p>
-      <w:pPr>
-        <w:spacing w:after="60" w:line="222"/>
-        <w:jc w:val="both"/>
-      </w:pPr>
-      <w:r>
-        <w:rPr>
-          <w:rFonts w:ascii="NanumMyeongjo" w:cs="NanumMyeongjo" w:eastAsia="NanumMyeongjo" w:hAnsi="NanumMyeongjo"/>
-          <w:sz w:val="20"/>
-          <w:szCs w:val="20"/>
-        </w:rPr>
-        <w:t xml:space="preserve">리워드는 현금이나 가상자산으로 교환할 수 없고 타인에게 전송할 수도 없는 팬 활동 점수이므로, 되팔아 차익을 얻는 구조와 분리된다. 실제 입장 후에만 확정되어 표를 대량 확보해도 관람하지 않으면 쌓이지 않는다.</w:t>
+        <w:t xml:space="preserve">FanPassport는 사람당 한 번 발급되는 소울바운드 토큰이다. ERC-5484가 정의하는 양도 불가능한 SBT 구조는 팬의 참여 이력처럼 특정 개인에게 계속 귀속되어야 하는 기록에 적합하다. 여권은 구매 시점이 아니라 검표를 통과한 시점에만 기록을 추가한다. TicketBox는 공연마다 생성되며 티켓의 일반 전송이나 NFT 마켓 등록을 허용하지 않고, OfficialTransfer를 통해 본인확인·중복 보유·정가 상한·수령 동의가 모두 확인될 때만 이전할 수 있다.</w:t>
       </w:r>
     </w:p>
     <w:tbl>
@@ -1212,7 +1198,7 @@
                 <w:sz w:val="16"/>
                 <w:szCs w:val="16"/>
               </w:rPr>
-              <w:t xml:space="preserve">정가 환불</w:t>
+              <w:t xml:space="preserve">정가 전액 환불</w:t>
             </w:r>
           </w:p>
         </w:tc>
@@ -1329,7 +1315,7 @@
                 <w:sz w:val="16"/>
                 <w:szCs w:val="16"/>
               </w:rPr>
-              <w:t xml:space="preserve">보증금 몰수</w:t>
+              <w:t xml:space="preserve">환불 불가</w:t>
             </w:r>
           </w:p>
         </w:tc>
@@ -1350,6 +1336,20 @@
           <w:szCs w:val="15"/>
         </w:rPr>
         <w:t xml:space="preserve">표 2. 상황별 리워드 확정 규칙</w:t>
+      </w:r>
+    </w:p>
+    <w:p>
+      <w:pPr>
+        <w:spacing w:after="60" w:line="222"/>
+        <w:jc w:val="both"/>
+      </w:pPr>
+      <w:r>
+        <w:rPr>
+          <w:rFonts w:ascii="NanumMyeongjo" w:cs="NanumMyeongjo" w:eastAsia="NanumMyeongjo" w:hAnsi="NanumMyeongjo"/>
+          <w:sz w:val="20"/>
+          <w:szCs w:val="20"/>
+        </w:rPr>
+        <w:t xml:space="preserve">리워드는 현금이나 가상자산으로 교환할 수 없고 타인에게 전송할 수도 없는 팬 활동 점수이므로, 되팔아 차익을 얻는 구조와 분리된다. 실제 입장 후에만 확정되어 표를 대량 확보해도 관람하지 않으면 쌓이지 않는다. 확정된 점수는 730일에 걸쳐 0으로 줄어드는데, 오래전에 다녀온 사람이 영원히 우선순위를 차지하지 않도록 하기 위해서다. 한편 누적 참석 횟수는 누구나 조회할 수 있어, 굿즈 판매처가 별도 연동 없이 등급 조건을 직접 확인할 수 있다.</w:t>
       </w:r>
     </w:p>
     <w:p>
@@ -1419,7 +1419,7 @@
           <w:sz w:val="20"/>
           <w:szCs w:val="20"/>
         </w:rPr>
-        <w:t xml:space="preserve">관람이 가능하면 검표 단말이 checkIn()을 호출하고, 원구매자에게 300점이 확정된다.</w:t>
+        <w:t xml:space="preserve">관람 시 검표 단말이 checkIn()을 호출하면 여권에 기록이 남고 원구매자에게 300점이 확정된다.</w:t>
       </w:r>
     </w:p>
     <w:p>
@@ -1473,7 +1473,7 @@
           <w:sz w:val="20"/>
           <w:szCs w:val="20"/>
         </w:rPr>
-        <w:t xml:space="preserve">반납도 입장도 하지 않은 좌석은 공연 후 보증금이 몰수되어 그 공연에 실제로 입장한 팬들에게 분배된다. 반납에는 벌칙이 없고 무단 불참에만 손해가 있으므로 빈 좌석 대신 반납하도록 유도된다.</w:t>
+        <w:t xml:space="preserve">반납도 입장도 하지 않은 좌석은 환불되지 않는다. 반납에는 벌칙이 없고 무단 불참에만 손해가 있으므로, 빈 좌석 대신 반납하도록 유도된다.</w:t>
       </w:r>
     </w:p>
     <w:p>
@@ -1517,7 +1517,37 @@
           <w:sz w:val="20"/>
           <w:szCs w:val="20"/>
         </w:rPr>
-        <w:t xml:space="preserve">표는 일반 지갑으로 전송되지 않는다. 친구에게 직접 보내는 것도 NFT 마켓 등록도 실패한다. 허용되는 경로는 공식 반납과 OfficialTransfer를 거치는 공식 양도뿐이다. 공식 양도는 양수인의 본인확인과 수령 동의, 중복 보유 여부, 정가 상한을 모두 통과해야 실행되므로 웃돈을 붙인 거래는 온체인에서 성립하지 않는다. 양도에 협조해도 원구매자의 리워드는 직접 입장의 3분의 1에 그쳐, 미리 사 두었다가 넘기는 전략은 이득이 되지 않는다. 중요한 것은 구매 기록을 블록체인에 남긴다는 것이 아니라 표 자체가 블록체인 위에 있다는 점이다. 예매처 서버라면 관리자가 소유자 이름 한 줄만 고치면 그만이지만, 이 계약에는 그 한 줄을 임의로 고칠 수 있는 함수가 존재하지 않는다.</w:t>
+        <w:t xml:space="preserve">표는 일반 지갑으로 전송되지 않는다. 친구에게 직접 보내는 것도 NFT 마켓 등록도 실패하며, 허용되는 경로는 공식 반납과 공식 양도뿐이다. 공식 양도는 본인확인·수령 동의·중복 보유·정가 상한을 모두 통과해야 실행되므로 웃돈을 붙인 거래는 온체인에서 성립하지 않는다. 양도에 협조해도 원구매자의 리워드는 직접 입장의 3분의 1에 그쳐, 미리 사 두었다가 넘기는 전략은 이득이 되지 않는다. 중요한 것은 구매 기록을 블록체인에 남긴다는 것이 아니라 표 자체가 블록체인 위에 있다는 점이다. 예매처 서버라면 관리자가 소유자 이름 한 줄만 고치면 그만이지만, 이 계약에는 그 한 줄을 임의로 고칠 함수가 존재하지 않는다.</w:t>
+      </w:r>
+    </w:p>
+    <w:p>
+      <w:pPr>
+        <w:pStyle w:val="Heading1"/>
+      </w:pPr>
+      <w:r>
+        <w:rPr>
+          <w:rFonts w:ascii="NanumMyeongjo" w:cs="NanumMyeongjo" w:eastAsia="NanumMyeongjo" w:hAnsi="NanumMyeongjo"/>
+          <w:b/>
+          <w:bCs/>
+          <w:color w:val="1F1F1F"/>
+          <w:sz w:val="26"/>
+          <w:szCs w:val="26"/>
+        </w:rPr>
+        <w:t xml:space="preserve">제 4 장  블록체인 도입의 필요성</w:t>
+      </w:r>
+    </w:p>
+    <w:p>
+      <w:pPr>
+        <w:spacing w:after="60" w:line="222"/>
+        <w:jc w:val="both"/>
+      </w:pPr>
+      <w:r>
+        <w:rPr>
+          <w:rFonts w:ascii="NanumMyeongjo" w:cs="NanumMyeongjo" w:eastAsia="NanumMyeongjo" w:hAnsi="NanumMyeongjo"/>
+          <w:sz w:val="20"/>
+          <w:szCs w:val="20"/>
+        </w:rPr>
+        <w:t xml:space="preserve">'예매처가 서버 DB로 관리하면 되지 않는가'라는 질문에 답하려면, 중앙화된 서버로는 원리적으로 풀리지 않는 지점을 짚어야 한다.</w:t>
       </w:r>
     </w:p>
     <w:p>
@@ -1533,7 +1563,7 @@
           <w:sz w:val="22"/>
           <w:szCs w:val="22"/>
         </w:rPr>
-        <w:t xml:space="preserve">제 4 절  점수가 시간이 지나면 줄어드는 이유</w:t>
+        <w:t xml:space="preserve">제 1 절  경쟁 플랫폼 간 신뢰 문제</w:t>
       </w:r>
     </w:p>
     <w:p>
@@ -1547,37 +1577,7 @@
           <w:sz w:val="20"/>
           <w:szCs w:val="20"/>
         </w:rPr>
-        <w:t xml:space="preserve">리워드 점수는 확정 시점부터 730일에 걸쳐 0점으로 줄어든다. 오래전에 다녀온 사람이 영원히 1순위를 차지하는 것을 막기 위해서다. 이때 쌓인 점수만 줄이고 이미 쓴 점수를 명목값으로 두면 차감액이 상대적으로 커져 모든 팬의 점수가 0으로 수렴하므로, 쓴 점수도 같은 속도로 줄여야 한다(구현 중 확인·수정). 한편 누적 참석 횟수는 누구나 조회할 수 있어, 굿즈 판매처가 별도 연동 없이 등급 조건을 직접 확인할 수 있다.</w:t>
-      </w:r>
-    </w:p>
-    <w:p>
-      <w:pPr>
-        <w:pStyle w:val="Heading1"/>
-      </w:pPr>
-      <w:r>
-        <w:rPr>
-          <w:rFonts w:ascii="NanumMyeongjo" w:cs="NanumMyeongjo" w:eastAsia="NanumMyeongjo" w:hAnsi="NanumMyeongjo"/>
-          <w:b/>
-          <w:bCs/>
-          <w:color w:val="1F1F1F"/>
-          <w:sz w:val="26"/>
-          <w:szCs w:val="26"/>
-        </w:rPr>
-        <w:t xml:space="preserve">제 4 장  블록체인 도입의 필요성</w:t>
-      </w:r>
-    </w:p>
-    <w:p>
-      <w:pPr>
-        <w:spacing w:after="60" w:line="222"/>
-        <w:jc w:val="both"/>
-      </w:pPr>
-      <w:r>
-        <w:rPr>
-          <w:rFonts w:ascii="NanumMyeongjo" w:cs="NanumMyeongjo" w:eastAsia="NanumMyeongjo" w:hAnsi="NanumMyeongjo"/>
-          <w:sz w:val="20"/>
-          <w:szCs w:val="20"/>
-        </w:rPr>
-        <w:t xml:space="preserve">'예매처가 서버 DB로 관리하면 되지 않는가'라는 질문에 답하려면, 중앙화된 서버로는 원리적으로 풀리지 않는 지점을 짚어야 한다.</w:t>
+        <w:t xml:space="preserve">인터파크·예스24·위버스 등 경쟁 플랫폼의 이력을 통합하려면 한 회사가 DB를 소유·운영해야 하고, 나머지는 그 서버 로그를 무조건 신뢰해야 한다. 이 때문에 예매처 간 이력 통합은 시도조차 되지 않았다. 블록체인은 이를 '특정 회사에 대한 신뢰'에서 '검증 가능한 규칙에 대한 신뢰'로 전환한다.</w:t>
       </w:r>
     </w:p>
     <w:p>
@@ -1593,7 +1593,7 @@
           <w:sz w:val="22"/>
           <w:szCs w:val="22"/>
         </w:rPr>
-        <w:t xml:space="preserve">제 1 절  경쟁 플랫폼 간 신뢰 문제</w:t>
+        <w:t xml:space="preserve">제 2 절  위변조 불가능성</w:t>
       </w:r>
     </w:p>
     <w:p>
@@ -1607,7 +1607,7 @@
           <w:sz w:val="20"/>
           <w:szCs w:val="20"/>
         </w:rPr>
-        <w:t xml:space="preserve">인터파크·예스24·위버스 등 경쟁 플랫폼의 이력을 통합하려면 한 회사가 DB를 소유·운영해야 하고, 나머지는 그 서버 로그를 무조건 신뢰해야 한다. 이 때문에 예매처 간 이력 통합은 시도조차 되지 않았다. 블록체인은 이를 '특정 회사에 대한 신뢰'에서 '검증 가능한 규칙에 대한 신뢰'로 전환한다.</w:t>
+        <w:t xml:space="preserve">중앙 DB의 관리자는 구조적으로 언제나 수정 권한을 갖는다. 발행 회사조차 특정 팬의 이력을 지우거나 구매 내역을 조작할 가능성이 열려 있다. 블록체인은 기록이 해시체인으로 엮여 과거 기록 하나를 바꾸려면 이후 전체를 바꿔야 하므로 사실상 불가능하다. 팬 여권은 예매처가 달라도 실제 입장 이력을 하나의 양도 불가능한 기록으로 연결해, 특정 사업자가 이력을 독점하거나 서비스 종료와 함께 기록이 사라지는 위험을 줄인다.</w:t>
       </w:r>
     </w:p>
     <w:p>
@@ -1623,7 +1623,7 @@
           <w:sz w:val="22"/>
           <w:szCs w:val="22"/>
         </w:rPr>
-        <w:t xml:space="preserve">제 2 절  위변조 불가능성</w:t>
+        <w:t xml:space="preserve">제 3 절  배분 결과의 검증가능성</w:t>
       </w:r>
     </w:p>
     <w:p>
@@ -1637,7 +1637,7 @@
           <w:sz w:val="20"/>
           <w:szCs w:val="20"/>
         </w:rPr>
-        <w:t xml:space="preserve">중앙 DB의 관리자는 구조적으로 언제나 수정 권한을 갖는다. 발행 회사조차 특정 팬의 이력을 지우거나 구매 내역을 조작할 가능성이 열려 있다. 블록체인은 기록이 해시체인으로 엮여 과거 기록 하나를 바꾸려면 이후 전체를 바꿔야 하므로 사실상 불가능하다. 팬 여권은 예매처가 달라도 실제 입장 이력을 하나의 양도 불가능한 기록으로 연결해, 특정 사업자가 이력을 독점하거나 서비스 종료와 함께 기록이 사라지는 위험을 줄인다.</w:t>
+        <w:t xml:space="preserve">티켓팅 불신의 뿌리는 암표 자체보다 배분 과정의 불투명성에 있다. 스마트컨트랙트로 규칙을 코드화하면 누구나 이를 읽고, 경매·추첨 결과를 온체인 입력값으로부터 동일하게 재계산해 검증할 수 있다. 중앙 서버는 로그를 공개해도 그 로그의 무결성까지는 증명하지 못한다는 점에서 근본적으로 다르다.</w:t>
       </w:r>
     </w:p>
     <w:p>
@@ -1653,7 +1653,7 @@
           <w:sz w:val="22"/>
           <w:szCs w:val="22"/>
         </w:rPr>
-        <w:t xml:space="preserve">제 3 절  배분 결과의 검증가능성</w:t>
+        <w:t xml:space="preserve">제 4 절  규칙의 자동 집행</w:t>
       </w:r>
     </w:p>
     <w:p>
@@ -1667,37 +1667,7 @@
           <w:sz w:val="20"/>
           <w:szCs w:val="20"/>
         </w:rPr>
-        <w:t xml:space="preserve">티켓팅 불신의 뿌리는 암표 자체보다 배분 과정의 불투명성에 있다. 스마트컨트랙트로 규칙을 코드화하면 누구나 이를 읽고, 경매·추첨 결과를 온체인 입력값으로부터 동일하게 재계산해 검증할 수 있다. 중앙 서버는 로그를 공개해도 그 로그의 무결성까지는 증명하지 못한다는 점에서 근본적으로 다르다.</w:t>
-      </w:r>
-    </w:p>
-    <w:p>
-      <w:pPr>
-        <w:pStyle w:val="Heading2"/>
-      </w:pPr>
-      <w:r>
-        <w:rPr>
-          <w:rFonts w:ascii="NanumMyeongjo" w:cs="NanumMyeongjo" w:eastAsia="NanumMyeongjo" w:hAnsi="NanumMyeongjo"/>
-          <w:b/>
-          <w:bCs/>
-          <w:color w:val="1F1F1F"/>
-          <w:sz w:val="22"/>
-          <w:szCs w:val="22"/>
-        </w:rPr>
-        <w:t xml:space="preserve">제 4 절  규칙의 자동 집행</w:t>
-      </w:r>
-    </w:p>
-    <w:p>
-      <w:pPr>
-        <w:spacing w:after="60" w:line="222"/>
-        <w:jc w:val="both"/>
-      </w:pPr>
-      <w:r>
-        <w:rPr>
-          <w:rFonts w:ascii="NanumMyeongjo" w:cs="NanumMyeongjo" w:eastAsia="NanumMyeongjo" w:hAnsi="NanumMyeongjo"/>
-          <w:sz w:val="20"/>
-          <w:szCs w:val="20"/>
-        </w:rPr>
-        <w:t xml:space="preserve">현행법은 부정 예매와 웃돈 재판매를 모두 입증해야 처벌 가능한 사후 절차이며, 이 때문에 유효조치율이 5.6%에 그친다. 스마트컨트랙트는 전송 제한·반납·보증금 몰수를 조건 충족 시 즉시 실행하고 미충족 시 트랜잭션 자체를 거부해, 암표를 '사후 적발'에서 '사전 차단'으로 전환한다.</w:t>
+        <w:t xml:space="preserve">현행법은 부정 예매와 웃돈 재판매를 모두 입증해야 처벌 가능한 사후 절차이며, 이 때문에 유효조치율이 5.6%에 그친다. 스마트컨트랙트는 전송 제한과 반납·환불 규칙을 조건 충족 시 즉시 실행하고 미충족 시 트랜잭션 자체를 거부해, 암표를 '사후 적발'에서 '사전 차단'으로 전환한다.</w:t>
       </w:r>
     </w:p>
     <w:p>
@@ -1745,9 +1715,9 @@
         </w:tblBorders>
       </w:tblPr>
       <w:tblGrid>
-        <w:gridCol w:w="2100"/>
-        <w:gridCol w:w="3400"/>
+        <w:gridCol w:w="1900"/>
         <w:gridCol w:w="3550"/>
+        <w:gridCol w:w="3600"/>
       </w:tblGrid>
       <w:tr>
         <w:trPr>
@@ -1755,7 +1725,7 @@
         </w:trPr>
         <w:tc>
           <w:tcPr>
-            <w:tcW w:type="dxa" w:w="2100"/>
+            <w:tcW w:type="dxa" w:w="1900"/>
             <w:shd w:fill="1F1F1F" w:val="clear"/>
             <w:tcMar>
               <w:top w:type="dxa" w:w="40"/>
@@ -1784,7 +1754,7 @@
         </w:tc>
         <w:tc>
           <w:tcPr>
-            <w:tcW w:type="dxa" w:w="3400"/>
+            <w:tcW w:type="dxa" w:w="3550"/>
             <w:shd w:fill="1F1F1F" w:val="clear"/>
             <w:tcMar>
               <w:top w:type="dxa" w:w="40"/>
@@ -1807,13 +1777,13 @@
                 <w:sz w:val="16"/>
                 <w:szCs w:val="16"/>
               </w:rPr>
-              <w:t xml:space="preserve">지금의 티켓팅</w:t>
-            </w:r>
-          </w:p>
-        </w:tc>
-        <w:tc>
-          <w:tcPr>
-            <w:tcW w:type="dxa" w:w="3550"/>
+              <w:t xml:space="preserve">기존 예매 시스템</w:t>
+            </w:r>
+          </w:p>
+        </w:tc>
+        <w:tc>
+          <w:tcPr>
+            <w:tcW w:type="dxa" w:w="3600"/>
             <w:shd w:fill="1F1F1F" w:val="clear"/>
             <w:tcMar>
               <w:top w:type="dxa" w:w="40"/>
@@ -1836,7 +1806,7 @@
                 <w:sz w:val="16"/>
                 <w:szCs w:val="16"/>
               </w:rPr>
-              <w:t xml:space="preserve">제안하는 시스템</w:t>
+              <w:t xml:space="preserve">디지털 팬 여권</w:t>
             </w:r>
           </w:p>
         </w:tc>
@@ -1847,7 +1817,7 @@
         </w:trPr>
         <w:tc>
           <w:tcPr>
-            <w:tcW w:type="dxa" w:w="2100"/>
+            <w:tcW w:type="dxa" w:w="1900"/>
             <w:tcMar>
               <w:top w:type="dxa" w:w="40"/>
               <w:left w:type="dxa" w:w="90"/>
@@ -1875,34 +1845,6 @@
         </w:tc>
         <w:tc>
           <w:tcPr>
-            <w:tcW w:type="dxa" w:w="3400"/>
-            <w:tcMar>
-              <w:top w:type="dxa" w:w="40"/>
-              <w:left w:type="dxa" w:w="90"/>
-              <w:bottom w:type="dxa" w:w="40"/>
-              <w:right w:type="dxa" w:w="90"/>
-            </w:tcMar>
-            <w:vAlign w:val="center"/>
-          </w:tcPr>
-          <w:p>
-            <w:pPr>
-              <w:jc w:val="left"/>
-            </w:pPr>
-            <w:r>
-              <w:rPr>
-                <w:rFonts w:ascii="NanumMyeongjo" w:cs="NanumMyeongjo" w:eastAsia="NanumMyeongjo" w:hAnsi="NanumMyeongjo"/>
-                <w:b w:val="false"/>
-                <w:bCs w:val="false"/>
-                <w:color w:val="000000"/>
-                <w:sz w:val="16"/>
-                <w:szCs w:val="16"/>
-              </w:rPr>
-              <w:t xml:space="preserve">개인 간 비공식 거래</w:t>
-            </w:r>
-          </w:p>
-        </w:tc>
-        <w:tc>
-          <w:tcPr>
             <w:tcW w:type="dxa" w:w="3550"/>
             <w:tcMar>
               <w:top w:type="dxa" w:w="40"/>
@@ -1925,7 +1867,35 @@
                 <w:sz w:val="16"/>
                 <w:szCs w:val="16"/>
               </w:rPr>
-              <w:t xml:space="preserve">본인인증·가격상한을 통과한 공식 양도만</w:t>
+              <w:t xml:space="preserve">개인 간 비공식 거래 또는 플랫폼별 제한</w:t>
+            </w:r>
+          </w:p>
+        </w:tc>
+        <w:tc>
+          <w:tcPr>
+            <w:tcW w:type="dxa" w:w="3600"/>
+            <w:tcMar>
+              <w:top w:type="dxa" w:w="40"/>
+              <w:left w:type="dxa" w:w="90"/>
+              <w:bottom w:type="dxa" w:w="40"/>
+              <w:right w:type="dxa" w:w="90"/>
+            </w:tcMar>
+            <w:vAlign w:val="center"/>
+          </w:tcPr>
+          <w:p>
+            <w:pPr>
+              <w:jc w:val="left"/>
+            </w:pPr>
+            <w:r>
+              <w:rPr>
+                <w:rFonts w:ascii="NanumMyeongjo" w:cs="NanumMyeongjo" w:eastAsia="NanumMyeongjo" w:hAnsi="NanumMyeongjo"/>
+                <w:b w:val="false"/>
+                <w:bCs w:val="false"/>
+                <w:color w:val="000000"/>
+                <w:sz w:val="16"/>
+                <w:szCs w:val="16"/>
+              </w:rPr>
+              <w:t xml:space="preserve">본인인증·가격상한을 통과한 공식 양도만 허용</w:t>
             </w:r>
           </w:p>
         </w:tc>
@@ -1936,7 +1906,7 @@
         </w:trPr>
         <w:tc>
           <w:tcPr>
-            <w:tcW w:type="dxa" w:w="2100"/>
+            <w:tcW w:type="dxa" w:w="1900"/>
             <w:tcMar>
               <w:top w:type="dxa" w:w="40"/>
               <w:left w:type="dxa" w:w="90"/>
@@ -1964,34 +1934,6 @@
         </w:tc>
         <w:tc>
           <w:tcPr>
-            <w:tcW w:type="dxa" w:w="3400"/>
-            <w:tcMar>
-              <w:top w:type="dxa" w:w="40"/>
-              <w:left w:type="dxa" w:w="90"/>
-              <w:bottom w:type="dxa" w:w="40"/>
-              <w:right w:type="dxa" w:w="90"/>
-            </w:tcMar>
-            <w:vAlign w:val="center"/>
-          </w:tcPr>
-          <w:p>
-            <w:pPr>
-              <w:jc w:val="left"/>
-            </w:pPr>
-            <w:r>
-              <w:rPr>
-                <w:rFonts w:ascii="NanumMyeongjo" w:cs="NanumMyeongjo" w:eastAsia="NanumMyeongjo" w:hAnsi="NanumMyeongjo"/>
-                <w:b w:val="false"/>
-                <w:bCs w:val="false"/>
-                <w:color w:val="000000"/>
-                <w:sz w:val="16"/>
-                <w:szCs w:val="16"/>
-              </w:rPr>
-              <w:t xml:space="preserve">사후 신고·단속 (조치율 약 5.6%)</w:t>
-            </w:r>
-          </w:p>
-        </w:tc>
-        <w:tc>
-          <w:tcPr>
             <w:tcW w:type="dxa" w:w="3550"/>
             <w:tcMar>
               <w:top w:type="dxa" w:w="40"/>
@@ -2014,7 +1956,35 @@
                 <w:sz w:val="16"/>
                 <w:szCs w:val="16"/>
               </w:rPr>
-              <w:t xml:space="preserve">일반 전송 차단으로 사전 억제</w:t>
+              <w:t xml:space="preserve">신고·단속 중심의 사후 대응</w:t>
+            </w:r>
+          </w:p>
+        </w:tc>
+        <w:tc>
+          <w:tcPr>
+            <w:tcW w:type="dxa" w:w="3600"/>
+            <w:tcMar>
+              <w:top w:type="dxa" w:w="40"/>
+              <w:left w:type="dxa" w:w="90"/>
+              <w:bottom w:type="dxa" w:w="40"/>
+              <w:right w:type="dxa" w:w="90"/>
+            </w:tcMar>
+            <w:vAlign w:val="center"/>
+          </w:tcPr>
+          <w:p>
+            <w:pPr>
+              <w:jc w:val="left"/>
+            </w:pPr>
+            <w:r>
+              <w:rPr>
+                <w:rFonts w:ascii="NanumMyeongjo" w:cs="NanumMyeongjo" w:eastAsia="NanumMyeongjo" w:hAnsi="NanumMyeongjo"/>
+                <w:b w:val="false"/>
+                <w:bCs w:val="false"/>
+                <w:color w:val="000000"/>
+                <w:sz w:val="16"/>
+                <w:szCs w:val="16"/>
+              </w:rPr>
+              <w:t xml:space="preserve">일반 전송 차단과 공식 이전 규칙으로 사전 억제</w:t>
             </w:r>
           </w:p>
         </w:tc>
@@ -2025,57 +1995,29 @@
         </w:trPr>
         <w:tc>
           <w:tcPr>
-            <w:tcW w:type="dxa" w:w="2100"/>
-            <w:tcMar>
-              <w:top w:type="dxa" w:w="40"/>
-              <w:left w:type="dxa" w:w="90"/>
-              <w:bottom w:type="dxa" w:w="40"/>
-              <w:right w:type="dxa" w:w="90"/>
-            </w:tcMar>
-            <w:vAlign w:val="center"/>
-          </w:tcPr>
-          <w:p>
-            <w:pPr>
-              <w:jc w:val="left"/>
-            </w:pPr>
-            <w:r>
-              <w:rPr>
-                <w:rFonts w:ascii="NanumMyeongjo" w:cs="NanumMyeongjo" w:eastAsia="NanumMyeongjo" w:hAnsi="NanumMyeongjo"/>
-                <w:b w:val="false"/>
-                <w:bCs w:val="false"/>
-                <w:color w:val="000000"/>
-                <w:sz w:val="16"/>
-                <w:szCs w:val="16"/>
-              </w:rPr>
-              <w:t xml:space="preserve">팬의 이력</w:t>
-            </w:r>
-          </w:p>
-        </w:tc>
-        <w:tc>
-          <w:tcPr>
-            <w:tcW w:type="dxa" w:w="3400"/>
-            <w:tcMar>
-              <w:top w:type="dxa" w:w="40"/>
-              <w:left w:type="dxa" w:w="90"/>
-              <w:bottom w:type="dxa" w:w="40"/>
-              <w:right w:type="dxa" w:w="90"/>
-            </w:tcMar>
-            <w:vAlign w:val="center"/>
-          </w:tcPr>
-          <w:p>
-            <w:pPr>
-              <w:jc w:val="left"/>
-            </w:pPr>
-            <w:r>
-              <w:rPr>
-                <w:rFonts w:ascii="NanumMyeongjo" w:cs="NanumMyeongjo" w:eastAsia="NanumMyeongjo" w:hAnsi="NanumMyeongjo"/>
-                <w:b w:val="false"/>
-                <w:bCs w:val="false"/>
-                <w:color w:val="000000"/>
-                <w:sz w:val="16"/>
-                <w:szCs w:val="16"/>
-              </w:rPr>
-              <w:t xml:space="preserve">예매처별 분절, 탈퇴 시 소멸</w:t>
+            <w:tcW w:type="dxa" w:w="1900"/>
+            <w:tcMar>
+              <w:top w:type="dxa" w:w="40"/>
+              <w:left w:type="dxa" w:w="90"/>
+              <w:bottom w:type="dxa" w:w="40"/>
+              <w:right w:type="dxa" w:w="90"/>
+            </w:tcMar>
+            <w:vAlign w:val="center"/>
+          </w:tcPr>
+          <w:p>
+            <w:pPr>
+              <w:jc w:val="left"/>
+            </w:pPr>
+            <w:r>
+              <w:rPr>
+                <w:rFonts w:ascii="NanumMyeongjo" w:cs="NanumMyeongjo" w:eastAsia="NanumMyeongjo" w:hAnsi="NanumMyeongjo"/>
+                <w:b w:val="false"/>
+                <w:bCs w:val="false"/>
+                <w:color w:val="000000"/>
+                <w:sz w:val="16"/>
+                <w:szCs w:val="16"/>
+              </w:rPr>
+              <w:t xml:space="preserve">팬 이력</w:t>
             </w:r>
           </w:p>
         </w:tc>
@@ -2103,7 +2045,35 @@
                 <w:sz w:val="16"/>
                 <w:szCs w:val="16"/>
               </w:rPr>
-              <w:t xml:space="preserve">개인 귀속 여권에 누적, 플랫폼과 무관</w:t>
+              <w:t xml:space="preserve">예매처별로 분절, 탈퇴 시 소멸</w:t>
+            </w:r>
+          </w:p>
+        </w:tc>
+        <w:tc>
+          <w:tcPr>
+            <w:tcW w:type="dxa" w:w="3600"/>
+            <w:tcMar>
+              <w:top w:type="dxa" w:w="40"/>
+              <w:left w:type="dxa" w:w="90"/>
+              <w:bottom w:type="dxa" w:w="40"/>
+              <w:right w:type="dxa" w:w="90"/>
+            </w:tcMar>
+            <w:vAlign w:val="center"/>
+          </w:tcPr>
+          <w:p>
+            <w:pPr>
+              <w:jc w:val="left"/>
+            </w:pPr>
+            <w:r>
+              <w:rPr>
+                <w:rFonts w:ascii="NanumMyeongjo" w:cs="NanumMyeongjo" w:eastAsia="NanumMyeongjo" w:hAnsi="NanumMyeongjo"/>
+                <w:b w:val="false"/>
+                <w:bCs w:val="false"/>
+                <w:color w:val="000000"/>
+                <w:sz w:val="16"/>
+                <w:szCs w:val="16"/>
+              </w:rPr>
+              <w:t xml:space="preserve">개인 귀속의 팬 여권에 누적</w:t>
             </w:r>
           </w:p>
         </w:tc>
@@ -2114,7 +2084,7 @@
         </w:trPr>
         <w:tc>
           <w:tcPr>
-            <w:tcW w:type="dxa" w:w="2100"/>
+            <w:tcW w:type="dxa" w:w="1900"/>
             <w:tcMar>
               <w:top w:type="dxa" w:w="40"/>
               <w:left w:type="dxa" w:w="90"/>
@@ -2142,34 +2112,6 @@
         </w:tc>
         <w:tc>
           <w:tcPr>
-            <w:tcW w:type="dxa" w:w="3400"/>
-            <w:tcMar>
-              <w:top w:type="dxa" w:w="40"/>
-              <w:left w:type="dxa" w:w="90"/>
-              <w:bottom w:type="dxa" w:w="40"/>
-              <w:right w:type="dxa" w:w="90"/>
-            </w:tcMar>
-            <w:vAlign w:val="center"/>
-          </w:tcPr>
-          <w:p>
-            <w:pPr>
-              <w:jc w:val="left"/>
-            </w:pPr>
-            <w:r>
-              <w:rPr>
-                <w:rFonts w:ascii="NanumMyeongjo" w:cs="NanumMyeongjo" w:eastAsia="NanumMyeongjo" w:hAnsi="NanumMyeongjo"/>
-                <w:b w:val="false"/>
-                <w:bCs w:val="false"/>
-                <w:color w:val="000000"/>
-                <w:sz w:val="16"/>
-                <w:szCs w:val="16"/>
-              </w:rPr>
-              <w:t xml:space="preserve">구매금액·회원등급</w:t>
-            </w:r>
-          </w:p>
-        </w:tc>
-        <w:tc>
-          <w:tcPr>
             <w:tcW w:type="dxa" w:w="3550"/>
             <w:tcMar>
               <w:top w:type="dxa" w:w="40"/>
@@ -2192,96 +2134,35 @@
                 <w:sz w:val="16"/>
                 <w:szCs w:val="16"/>
               </w:rPr>
-              <w:t xml:space="preserve">실제 입장 여부</w:t>
-            </w:r>
-          </w:p>
-        </w:tc>
-      </w:tr>
-      <w:tr>
-        <w:trPr>
-          <w:cantSplit/>
-        </w:trPr>
-        <w:tc>
-          <w:tcPr>
-            <w:tcW w:type="dxa" w:w="2100"/>
-            <w:tcMar>
-              <w:top w:type="dxa" w:w="40"/>
-              <w:left w:type="dxa" w:w="90"/>
-              <w:bottom w:type="dxa" w:w="40"/>
-              <w:right w:type="dxa" w:w="90"/>
-            </w:tcMar>
-            <w:vAlign w:val="center"/>
-          </w:tcPr>
-          <w:p>
-            <w:pPr>
-              <w:jc w:val="left"/>
-            </w:pPr>
-            <w:r>
-              <w:rPr>
-                <w:rFonts w:ascii="NanumMyeongjo" w:cs="NanumMyeongjo" w:eastAsia="NanumMyeongjo" w:hAnsi="NanumMyeongjo"/>
-                <w:b w:val="false"/>
-                <w:bCs w:val="false"/>
-                <w:color w:val="000000"/>
-                <w:sz w:val="16"/>
-                <w:szCs w:val="16"/>
-              </w:rPr>
-              <w:t xml:space="preserve">부족분 이득(지대)의 귀속</w:t>
-            </w:r>
-          </w:p>
-        </w:tc>
-        <w:tc>
-          <w:tcPr>
-            <w:tcW w:type="dxa" w:w="3400"/>
-            <w:tcMar>
-              <w:top w:type="dxa" w:w="40"/>
-              <w:left w:type="dxa" w:w="90"/>
-              <w:bottom w:type="dxa" w:w="40"/>
-              <w:right w:type="dxa" w:w="90"/>
-            </w:tcMar>
-            <w:vAlign w:val="center"/>
-          </w:tcPr>
-          <w:p>
-            <w:pPr>
-              <w:jc w:val="left"/>
-            </w:pPr>
-            <w:r>
-              <w:rPr>
-                <w:rFonts w:ascii="NanumMyeongjo" w:cs="NanumMyeongjo" w:eastAsia="NanumMyeongjo" w:hAnsi="NanumMyeongjo"/>
-                <w:b w:val="false"/>
-                <w:bCs w:val="false"/>
-                <w:color w:val="000000"/>
-                <w:sz w:val="16"/>
-                <w:szCs w:val="16"/>
-              </w:rPr>
-              <w:t xml:space="preserve">암표상</w:t>
-            </w:r>
-          </w:p>
-        </w:tc>
-        <w:tc>
-          <w:tcPr>
-            <w:tcW w:type="dxa" w:w="3550"/>
-            <w:tcMar>
-              <w:top w:type="dxa" w:w="40"/>
-              <w:left w:type="dxa" w:w="90"/>
-              <w:bottom w:type="dxa" w:w="40"/>
-              <w:right w:type="dxa" w:w="90"/>
-            </w:tcMar>
-            <w:vAlign w:val="center"/>
-          </w:tcPr>
-          <w:p>
-            <w:pPr>
-              <w:jc w:val="left"/>
-            </w:pPr>
-            <w:r>
-              <w:rPr>
-                <w:rFonts w:ascii="NanumMyeongjo" w:cs="NanumMyeongjo" w:eastAsia="NanumMyeongjo" w:hAnsi="NanumMyeongjo"/>
-                <w:b w:val="false"/>
-                <w:bCs w:val="false"/>
-                <w:color w:val="000000"/>
-                <w:sz w:val="16"/>
-                <w:szCs w:val="16"/>
-              </w:rPr>
-              <w:t xml:space="preserve">실제로 참여한 팬</w:t>
+              <w:t xml:space="preserve">구매금액·회원등급 중심</w:t>
+            </w:r>
+          </w:p>
+        </w:tc>
+        <w:tc>
+          <w:tcPr>
+            <w:tcW w:type="dxa" w:w="3600"/>
+            <w:tcMar>
+              <w:top w:type="dxa" w:w="40"/>
+              <w:left w:type="dxa" w:w="90"/>
+              <w:bottom w:type="dxa" w:w="40"/>
+              <w:right w:type="dxa" w:w="90"/>
+            </w:tcMar>
+            <w:vAlign w:val="center"/>
+          </w:tcPr>
+          <w:p>
+            <w:pPr>
+              <w:jc w:val="left"/>
+            </w:pPr>
+            <w:r>
+              <w:rPr>
+                <w:rFonts w:ascii="NanumMyeongjo" w:cs="NanumMyeongjo" w:eastAsia="NanumMyeongjo" w:hAnsi="NanumMyeongjo"/>
+                <w:b w:val="false"/>
+                <w:bCs w:val="false"/>
+                <w:color w:val="000000"/>
+                <w:sz w:val="16"/>
+                <w:szCs w:val="16"/>
+              </w:rPr>
+              <w:t xml:space="preserve">실제 입장과 공식 양도 협조에 기반</w:t>
             </w:r>
           </w:p>
         </w:tc>
@@ -2301,7 +2182,7 @@
           <w:sz w:val="15"/>
           <w:szCs w:val="15"/>
         </w:rPr>
-        <w:t xml:space="preserve">표 3. 지금의 티켓팅과 제안 시스템의 비교</w:t>
+        <w:t xml:space="preserve">표 3. 기존 예매 시스템과 제안 시스템의 비교</w:t>
       </w:r>
     </w:p>
     <w:p>
@@ -2331,7 +2212,21 @@
           <w:sz w:val="22"/>
           <w:szCs w:val="22"/>
         </w:rPr>
-        <w:t xml:space="preserve">제 2 절  단점 및 새로 발생하는 비용</w:t>
+        <w:t xml:space="preserve">제 2 절  비용과 한계</w:t>
+      </w:r>
+    </w:p>
+    <w:p>
+      <w:pPr>
+        <w:spacing w:after="60" w:line="222"/>
+        <w:jc w:val="both"/>
+      </w:pPr>
+      <w:r>
+        <w:rPr>
+          <w:rFonts w:ascii="NanumMyeongjo" w:cs="NanumMyeongjo" w:eastAsia="NanumMyeongjo" w:hAnsi="NanumMyeongjo"/>
+          <w:sz w:val="20"/>
+          <w:szCs w:val="20"/>
+        </w:rPr>
+        <w:t xml:space="preserve">제안 시스템은 도입에 따라 새로 발생하는 비용과, 도입하더라도 남는 한계를 함께 안는다. 본 설계는 블록체인만으로 암표를 완전히 제거한다고 주장하지 않는다.</w:t>
       </w:r>
     </w:p>
     <w:p>
@@ -2351,15 +2246,15 @@
           <w:sz w:val="20"/>
           <w:szCs w:val="20"/>
         </w:rPr>
-        <w:t xml:space="preserve">거래 비용. </w:t>
-      </w:r>
-      <w:r>
-        <w:rPr>
-          <w:rFonts w:ascii="NanumMyeongjo" w:cs="NanumMyeongjo" w:eastAsia="NanumMyeongjo" w:hAnsi="NanumMyeongjo"/>
-          <w:sz w:val="20"/>
-          <w:szCs w:val="20"/>
-        </w:rPr>
-        <w:t xml:space="preserve">계약 실측 결과 이더리움 메인넷 기준(20 gwei, 1 ETH=500만원 가정) 응모 1회 약 8,700~10,500원, 발권 1회 약 12,200원의 수수료가 발생했다. 레이어2 도입으로 이 비용을 낮추는 것이 전제되어야 한다.</w:t>
+        <w:t xml:space="preserve">오프체인 웃돈은 차단되지 않는다. </w:t>
+      </w:r>
+      <w:r>
+        <w:rPr>
+          <w:rFonts w:ascii="NanumMyeongjo" w:cs="NanumMyeongjo" w:eastAsia="NanumMyeongjo" w:hAnsi="NanumMyeongjo"/>
+          <w:sz w:val="20"/>
+          <w:szCs w:val="20"/>
+        </w:rPr>
+        <w:t xml:space="preserve">공식 양도는 온체인 결제액만 정가 이하로 강제하므로, 계좌이체 같은 장외 웃돈까지 막지는 못한다. 다만 양수인 본인확인과 리워드 차등(직접 입장 300점 대 양도 100점)으로 유인을 줄인다.</w:t>
       </w:r>
     </w:p>
     <w:p>
@@ -2379,15 +2274,15 @@
           <w:sz w:val="20"/>
           <w:szCs w:val="20"/>
         </w:rPr>
-        <w:t xml:space="preserve">규칙의 경직성. </w:t>
-      </w:r>
-      <w:r>
-        <w:rPr>
-          <w:rFonts w:ascii="NanumMyeongjo" w:cs="NanumMyeongjo" w:eastAsia="NanumMyeongjo" w:hAnsi="NanumMyeongjo"/>
-          <w:sz w:val="20"/>
-          <w:szCs w:val="20"/>
-        </w:rPr>
-        <w:t xml:space="preserve">배포 후 코드 수정이 어려워 공연 취소 같은 예외에 즉시 대응하기 어렵고, 업그레이드 구조를 두면 권한 귀속이라는 새 신뢰 문제가 생긴다.</w:t>
+        <w:t xml:space="preserve">신원·계정 관리가 체인 밖에 걸쳐 있다. </w:t>
+      </w:r>
+      <w:r>
+        <w:rPr>
+          <w:rFonts w:ascii="NanumMyeongjo" w:cs="NanumMyeongjo" w:eastAsia="NanumMyeongjo" w:hAnsi="NanumMyeongjo"/>
+          <w:sz w:val="20"/>
+          <w:szCs w:val="20"/>
+        </w:rPr>
+        <w:t xml:space="preserve">1인 1여권은 오프체인 실명 확인에 의존해 신분 위조를 통한 복수 발급을 막지 못하고, 입장 기록의 진위는 검표 단말을 신뢰해야 하는 오라클 문제로 남는다. 비밀키를 통째로 넘기는 계정 거래도 기술만으로는 차단할 수 없다(다만 판매자의 신분증까지 필요해 거래비용이 크게 오른다). 분실 시 복구가 불가능해 발급기관 이관 기능을 두었으나, 이는 중앙화된 신뢰점의 부분적 재도입이다.</w:t>
       </w:r>
     </w:p>
     <w:p>
@@ -2407,15 +2302,15 @@
           <w:sz w:val="20"/>
           <w:szCs w:val="20"/>
         </w:rPr>
-        <w:t xml:space="preserve">지갑 관리 부담. </w:t>
-      </w:r>
-      <w:r>
-        <w:rPr>
-          <w:rFonts w:ascii="NanumMyeongjo" w:cs="NanumMyeongjo" w:eastAsia="NanumMyeongjo" w:hAnsi="NanumMyeongjo"/>
-          <w:sz w:val="20"/>
-          <w:szCs w:val="20"/>
-        </w:rPr>
-        <w:t xml:space="preserve">비밀키 분실 시 복구가 불가하다. 발급기관 이관 기능으로 완화했으나 이는 중앙화된 신뢰점의 부분적 재도입이다.</w:t>
+        <w:t xml:space="preserve">거래마다 수수료가 든다. </w:t>
+      </w:r>
+      <w:r>
+        <w:rPr>
+          <w:rFonts w:ascii="NanumMyeongjo" w:cs="NanumMyeongjo" w:eastAsia="NanumMyeongjo" w:hAnsi="NanumMyeongjo"/>
+          <w:sz w:val="20"/>
+          <w:szCs w:val="20"/>
+        </w:rPr>
+        <w:t xml:space="preserve">계약 실측 결과 이더리움 메인넷 기준(20 gwei, 1 ETH=500만원 가정) 응모 1회 약 8,700~10,500원, 발권 1회 약 12,200원이 발생했다. 레이어2 도입으로 이 비용을 낮추는 것이 전제되어야 한다.</w:t>
       </w:r>
     </w:p>
     <w:p>
@@ -2435,31 +2330,15 @@
           <w:sz w:val="20"/>
           <w:szCs w:val="20"/>
         </w:rPr>
-        <w:t xml:space="preserve">개발·감사 난이도. </w:t>
-      </w:r>
-      <w:r>
-        <w:rPr>
-          <w:rFonts w:ascii="NanumMyeongjo" w:cs="NanumMyeongjo" w:eastAsia="NanumMyeongjo" w:hAnsi="NanumMyeongjo"/>
-          <w:sz w:val="20"/>
-          <w:szCs w:val="20"/>
-        </w:rPr>
-        <w:t xml:space="preserve">버그가 자금 손실로 직결되어 배포 전 검증 비용과 기간이 늘어난다.</w:t>
-      </w:r>
-    </w:p>
-    <w:p>
-      <w:pPr>
-        <w:pStyle w:val="Heading2"/>
-      </w:pPr>
-      <w:r>
-        <w:rPr>
-          <w:rFonts w:ascii="NanumMyeongjo" w:cs="NanumMyeongjo" w:eastAsia="NanumMyeongjo" w:hAnsi="NanumMyeongjo"/>
-          <w:b/>
-          <w:bCs/>
-          <w:color w:val="1F1F1F"/>
-          <w:sz w:val="22"/>
-          <w:szCs w:val="22"/>
-        </w:rPr>
-        <w:t xml:space="preserve">제 3 절  잔존하는 한계</w:t>
+        <w:t xml:space="preserve">실서비스 전 보완이 필요한 기술 요소가 있다. </w:t>
+      </w:r>
+      <w:r>
+        <w:rPr>
+          <w:rFonts w:ascii="NanumMyeongjo" w:cs="NanumMyeongjo" w:eastAsia="NanumMyeongjo" w:hAnsi="NanumMyeongjo"/>
+          <w:sz w:val="20"/>
+          <w:szCs w:val="20"/>
+        </w:rPr>
+        <w:t xml:space="preserve">지갑 주소로 참석 이력이 노출되므로 해시 커밋이나 영지식증명을 통한 비식별화가 필요하고, 데모의 블록 기반 추첨 난수는 조작 가능하므로 체인링크 VRF 같은 검증 가능한 난수로 대체해야 한다.</w:t>
       </w:r>
     </w:p>
     <w:p>
@@ -2467,89 +2346,27 @@
         <w:pStyle w:val="ListParagraph"/>
         <w:numPr>
           <w:ilvl w:val="0"/>
-          <w:numId w:val="4"/>
+          <w:numId w:val="3"/>
         </w:numPr>
         <w:spacing w:after="40" w:line="222"/>
       </w:pPr>
       <w:r>
         <w:rPr>
           <w:rFonts w:ascii="NanumMyeongjo" w:cs="NanumMyeongjo" w:eastAsia="NanumMyeongjo" w:hAnsi="NanumMyeongjo"/>
-          <w:sz w:val="20"/>
-          <w:szCs w:val="20"/>
-        </w:rPr>
-        <w:t xml:space="preserve">본인 확인은 오프체인 실명 확인에 의존하며, 신분 위조를 통한 복수 발급은 막지 못한다.</w:t>
-      </w:r>
-    </w:p>
-    <w:p>
-      <w:pPr>
-        <w:pStyle w:val="ListParagraph"/>
-        <w:numPr>
-          <w:ilvl w:val="0"/>
-          <w:numId w:val="4"/>
-        </w:numPr>
-        <w:spacing w:after="40" w:line="222"/>
-      </w:pPr>
-      <w:r>
-        <w:rPr>
-          <w:rFonts w:ascii="NanumMyeongjo" w:cs="NanumMyeongjo" w:eastAsia="NanumMyeongjo" w:hAnsi="NanumMyeongjo"/>
-          <w:sz w:val="20"/>
-          <w:szCs w:val="20"/>
-        </w:rPr>
-        <w:t xml:space="preserve">공식 양도는 온체인 결제액만 정가 이하로 강제하므로 계좌이체 같은 오프체인 웃돈은 차단하지 못한다. 다만 양수인 본인확인과 리워드 차등(300점 대 100점)으로 유인을 줄인다.</w:t>
-      </w:r>
-    </w:p>
-    <w:p>
-      <w:pPr>
-        <w:pStyle w:val="ListParagraph"/>
-        <w:numPr>
-          <w:ilvl w:val="0"/>
-          <w:numId w:val="4"/>
-        </w:numPr>
-        <w:spacing w:after="40" w:line="222"/>
-      </w:pPr>
-      <w:r>
-        <w:rPr>
-          <w:rFonts w:ascii="NanumMyeongjo" w:cs="NanumMyeongjo" w:eastAsia="NanumMyeongjo" w:hAnsi="NanumMyeongjo"/>
-          <w:sz w:val="20"/>
-          <w:szCs w:val="20"/>
-        </w:rPr>
-        <w:t xml:space="preserve">입구 검표 단말을 신뢰해야 하는 오라클 문제가 남는다.</w:t>
-      </w:r>
-    </w:p>
-    <w:p>
-      <w:pPr>
-        <w:pStyle w:val="ListParagraph"/>
-        <w:numPr>
-          <w:ilvl w:val="0"/>
-          <w:numId w:val="4"/>
-        </w:numPr>
-        <w:spacing w:after="40" w:line="222"/>
-      </w:pPr>
-      <w:r>
-        <w:rPr>
-          <w:rFonts w:ascii="NanumMyeongjo" w:cs="NanumMyeongjo" w:eastAsia="NanumMyeongjo" w:hAnsi="NanumMyeongjo"/>
-          <w:sz w:val="20"/>
-          <w:szCs w:val="20"/>
-        </w:rPr>
-        <w:t xml:space="preserve">지갑 주소로 참석 이력이 노출되는 프라이버시 문제가 있어, 해시 커밋·영지식증명이 후속 과제다.</w:t>
-      </w:r>
-    </w:p>
-    <w:p>
-      <w:pPr>
-        <w:pStyle w:val="ListParagraph"/>
-        <w:numPr>
-          <w:ilvl w:val="0"/>
-          <w:numId w:val="4"/>
-        </w:numPr>
-        <w:spacing w:after="40" w:line="222"/>
-      </w:pPr>
-      <w:r>
-        <w:rPr>
-          <w:rFonts w:ascii="NanumMyeongjo" w:cs="NanumMyeongjo" w:eastAsia="NanumMyeongjo" w:hAnsi="NanumMyeongjo"/>
-          <w:sz w:val="20"/>
-          <w:szCs w:val="20"/>
-        </w:rPr>
-        <w:t xml:space="preserve">데모의 추첨 난수는 조작 가능하므로 실서비스는 체인링크 VRF 등이 필요하다.</w:t>
+          <w:b/>
+          <w:bCs/>
+          <w:sz w:val="20"/>
+          <w:szCs w:val="20"/>
+        </w:rPr>
+        <w:t xml:space="preserve">규칙을 코드로 고정하는 대가가 있다. </w:t>
+      </w:r>
+      <w:r>
+        <w:rPr>
+          <w:rFonts w:ascii="NanumMyeongjo" w:cs="NanumMyeongjo" w:eastAsia="NanumMyeongjo" w:hAnsi="NanumMyeongjo"/>
+          <w:sz w:val="20"/>
+          <w:szCs w:val="20"/>
+        </w:rPr>
+        <w:t xml:space="preserve">배포 후 수정이 어려워 공연 취소 같은 예외에 즉시 대응하기 힘들고, 업그레이드 구조를 두면 권한 귀속이라는 새 신뢰 문제가 생긴다. 버그가 자금 손실로 직결되어 배포 전 검증 비용과 기간도 늘어난다.</w:t>
       </w:r>
     </w:p>
     <w:p>
@@ -2565,7 +2382,7 @@
           <w:sz w:val="26"/>
           <w:szCs w:val="26"/>
         </w:rPr>
-        <w:t xml:space="preserve">제 6 장  결론</w:t>
+        <w:t xml:space="preserve">제 6 장  마무리</w:t>
       </w:r>
     </w:p>
     <w:p>
@@ -2579,7 +2396,7 @@
           <w:sz w:val="20"/>
           <w:szCs w:val="20"/>
         </w:rPr>
-        <w:t xml:space="preserve">암표 방지 실패와 팬 이력의 파편화는 '양도 불가능한 참여 이력을 배분의 화폐로 쓴다'는 하나의 장치로 함께 해소된다. 부족분의 이득을 암표상이 아닌 참여 팬에게 귀속시키는 것이 현실적 목표이며, 스마트컨트랙트로 구현해 22개 항목으로 검증했다(부록 A·B). 프라이버시 보호와 검증가능 난수 생성이 후속 과제다.</w:t>
+        <w:t xml:space="preserve">'양도 불가능한 참여 이력을 배분의 화폐로 쓴다'는 아이디어로, 표 부족에서 생기는 이득을 암표상이 아닌 실제 팬에게 귀속시키는 것이 본 제안의 목표다. 오프체인 본인확인은 블록체인이 스스로 풀지 못하는 '한 지갑이 실제로 한 사람에게 연결되는가'를 보완하지만 명의도용·계정 대여·검표 부실까지 제거하지는 못한다. 본 시스템은 본인확인과 현장 신분 대조, 가격상한, 공식 양도 경로를 결합해 대량 사재기와 비공식 전매를 실질적으로 줄이는 것을 지향한다.</w:t>
       </w:r>
     </w:p>
     <w:p>
@@ -2799,7 +2616,7 @@
         </w:rPr>
         <w:t xml:space="preserve">아래 링크에서 지갑·설치 없이 컨트랙트 로직이 브라우저에서 즉시 실행되는 것을 클릭 몇 번으로 확인할 수 있다: </w:t>
       </w:r>
-      <w:hyperlink w:history="1" r:id="rId8ivr5cwo2_3knhrqsz0cx">
+      <w:hyperlink w:history="1" r:id="rId3_punjxii8pgkmgsyaq2e">
         <w:r>
           <w:rPr>
             <w:rFonts w:ascii="NanumMyeongjo" w:cs="NanumMyeongjo" w:eastAsia="NanumMyeongjo" w:hAnsi="NanumMyeongjo"/>
@@ -2819,7 +2636,7 @@
         </w:rPr>
         <w:t xml:space="preserve"> (소스: </w:t>
       </w:r>
-      <w:hyperlink w:history="1" r:id="rIdgel2j_uu8nxf875gqxz-3">
+      <w:hyperlink w:history="1" r:id="rIduv7pfh4l7b3jho4pvzwr9">
         <w:r>
           <w:rPr>
             <w:rFonts w:ascii="NanumMyeongjo" w:cs="NanumMyeongjo" w:eastAsia="NanumMyeongjo" w:hAnsi="NanumMyeongjo"/>
@@ -2885,7 +2702,7 @@
           <w:sz w:val="20"/>
           <w:szCs w:val="20"/>
         </w:rPr>
-        <w:t xml:space="preserve">공연 한 건의 발권과 배분을 담당하는 계약이다. 우선권·일반 트랙으로 나누어 응모를 받고(enterDraw) 추첨을 확정하며(draw), 공식 반납 창구가 아니면 어떤 전송도 막는 transferFrom을 두었다. 표를 반납하면 정가와 보증금을 전액 돌려주고(returnTicket), 현장 검표 시 여권에 기록을 남기는 동시에 보증금을 돌려주며(checkIn), 무단 노쇼는 보증금을 몰수하고(closeNoShow), 몰수분은 실제 입장자에게 균등 분배한다(distributeReward).</w:t>
+        <w:t xml:space="preserve">공연 한 건의 발권과 배분을 담당하는 계약이다. 우선권·일반 트랙으로 나누어 응모를 받고(enterDraw) 추첨을 확정하며(draw), 공식 반납 창구가 아니면 어떤 전송도 막는 transferFrom을 두었다. 표를 반납하면 대금을 전액 돌려주고(returnTicket), 현장 검표 시 여권에 기록을 남기며(checkIn), 무단 노쇼는 환불하지 않는다(closeNoShow). 다만 현재 코드는 노쇼 억제 장치로 별도의 보증금을 예치·몰수하는 방식을 쓰고 있어, 본문에서 제시한 '표값 자체를 담보로 삼는' 단순화된 규칙은 후속 반영 대상이다.</w:t>
       </w:r>
     </w:p>
     <w:p>
@@ -4119,12 +3936,6 @@
     </w:lvlOverride>
   </w:num>
   <w:num w:numId="3">
-    <w:abstractNumId w:val="2"/>
-    <w:lvlOverride w:ilvl="0">
-      <w:startOverride w:val="1"/>
-    </w:lvlOverride>
-  </w:num>
-  <w:num w:numId="4">
     <w:abstractNumId w:val="3"/>
     <w:lvlOverride w:ilvl="0">
       <w:startOverride w:val="1"/>

--- a/docs/기말프로젝트_제안서.docx
+++ b/docs/기말프로젝트_제안서.docx
@@ -2606,7 +2606,7 @@
           <w:sz w:val="20"/>
           <w:szCs w:val="20"/>
         </w:rPr>
-        <w:t xml:space="preserve">실제 구현은 FanPassport와 TicketBox 두 계약, 그리고 시연 스크립트로 이루어져 있으며 코드 전문은 첨부 파일로 함께 제출한다. OfficialTransfer는 설계안으로 제시했으며 구현은 후속 과제다. </w:t>
+        <w:t xml:space="preserve">실제 구현은 본문에서 설명한 세 계약과 시연 스크립트로 이루어져 있으며, 코드 전문은 첨부 파일로 함께 제출한다. </w:t>
       </w:r>
       <w:r>
         <w:rPr>
@@ -2616,7 +2616,7 @@
         </w:rPr>
         <w:t xml:space="preserve">아래 링크에서 지갑·설치 없이 컨트랙트 로직이 브라우저에서 즉시 실행되는 것을 클릭 몇 번으로 확인할 수 있다: </w:t>
       </w:r>
-      <w:hyperlink w:history="1" r:id="rId3_punjxii8pgkmgsyaq2e">
+      <w:hyperlink w:history="1" r:id="rIdktrf8psldg4_fngd6kbfs">
         <w:r>
           <w:rPr>
             <w:rFonts w:ascii="NanumMyeongjo" w:cs="NanumMyeongjo" w:eastAsia="NanumMyeongjo" w:hAnsi="NanumMyeongjo"/>
@@ -2636,7 +2636,7 @@
         </w:rPr>
         <w:t xml:space="preserve"> (소스: </w:t>
       </w:r>
-      <w:hyperlink w:history="1" r:id="rIduv7pfh4l7b3jho4pvzwr9">
+      <w:hyperlink w:history="1" r:id="rId3pxbqrbpp6xqltom2qxpe">
         <w:r>
           <w:rPr>
             <w:rFonts w:ascii="NanumMyeongjo" w:cs="NanumMyeongjo" w:eastAsia="NanumMyeongjo" w:hAnsi="NanumMyeongjo"/>
@@ -2702,7 +2702,7 @@
           <w:sz w:val="20"/>
           <w:szCs w:val="20"/>
         </w:rPr>
-        <w:t xml:space="preserve">공연 한 건의 발권과 배분을 담당하는 계약이다. 우선권·일반 트랙으로 나누어 응모를 받고(enterDraw) 추첨을 확정하며(draw), 공식 반납 창구가 아니면 어떤 전송도 막는 transferFrom을 두었다. 표를 반납하면 대금을 전액 돌려주고(returnTicket), 현장 검표 시 여권에 기록을 남기며(checkIn), 무단 노쇼는 환불하지 않는다(closeNoShow). 다만 현재 코드는 노쇼 억제 장치로 별도의 보증금을 예치·몰수하는 방식을 쓰고 있어, 본문에서 제시한 '표값 자체를 담보로 삼는' 단순화된 규칙은 후속 반영 대상이다.</w:t>
+        <w:t xml:space="preserve">공연 한 건의 발권과 배분을 담당하는 계약이다. 우선권·일반 트랙으로 나누어 응모를 받고(enterDraw) 추첨을 확정하며(draw), 공식 반납 창구가 아니면 어떤 전송도 막는 transferFrom을 두었다. 표를 반납하면 대금을 전액 돌려주고(returnTicket), 무단 노쇼는 환불하지 않는다(closeNoShow). 별도의 보증금은 두지 않고 표값 자체를 담보로 삼는다. 현장 검표(checkIn)에서는 표를 처음 산 사람과 지금 보유자가 같으면 300점을, 공식 양도를 거쳤으면 양수인에게 200점과 원구매자에게 100점을 나누어 확정한다.</w:t>
       </w:r>
     </w:p>
     <w:p>
@@ -2718,6 +2718,30 @@
           <w:sz w:val="20"/>
           <w:szCs w:val="20"/>
         </w:rPr>
+        <w:t xml:space="preserve">OfficialTransfer.sol  </w:t>
+      </w:r>
+      <w:r>
+        <w:rPr>
+          <w:rFonts w:ascii="NanumMyeongjo" w:cs="NanumMyeongjo" w:eastAsia="NanumMyeongjo" w:hAnsi="NanumMyeongjo"/>
+          <w:sz w:val="20"/>
+          <w:szCs w:val="20"/>
+        </w:rPr>
+        <w:t xml:space="preserve">공식 양도만 예외적으로 허용하는 계약이다. 보유자가 양수인과 가격을 지정해 등록하고(offer), 양수인이 직접 수령에 동의하며 대금을 지불할 때만(accept) 이전이 실행된다. 정가를 넘는 가격은 등록 단계에서 거부되고(PriceAboveFaceValue), 지정되지 않은 사람의 수령이나 금액 불일치도 각각 거부된다. 이 계약만이 TicketBox의 소유자를 바꿀 수 있다.</w:t>
+      </w:r>
+    </w:p>
+    <w:p>
+      <w:pPr>
+        <w:spacing w:after="60" w:line="222"/>
+        <w:jc w:val="both"/>
+      </w:pPr>
+      <w:r>
+        <w:rPr>
+          <w:rFonts w:ascii="NanumMyeongjo" w:cs="NanumMyeongjo" w:eastAsia="NanumMyeongjo" w:hAnsi="NanumMyeongjo"/>
+          <w:b/>
+          <w:bCs/>
+          <w:sz w:val="20"/>
+          <w:szCs w:val="20"/>
+        </w:rPr>
         <w:t xml:space="preserve">scripts/demo.js  </w:t>
       </w:r>
       <w:r>
@@ -2726,7 +2750,7 @@
           <w:sz w:val="20"/>
           <w:szCs w:val="20"/>
         </w:rPr>
-        <w:t xml:space="preserve">인메모리 이더리움(ganache) 위에 두 계약을 실제로 배포하고, 팬 여섯 명과 암표상 역할의 시험 계정 한 명으로 부록 B의 아홉 단계 시나리오를 실행해 검증하는 스크립트다. </w:t>
+        <w:t xml:space="preserve">인메모리 이더리움(ganache) 위에 세 계약을 실제로 배포하고, 팬 여섯 명과 암표상 역할의 시험 계정 한 명으로 부록 B의 시나리오를 실행해 검증하는 스크립트다. </w:t>
       </w:r>
       <w:r>
         <w:rPr>
@@ -3284,7 +3308,7 @@
                 <w:sz w:val="16"/>
                 <w:szCs w:val="16"/>
               </w:rPr>
-              <w:t xml:space="preserve">되팔지 못해 공식 반납</w:t>
+              <w:t xml:space="preserve">정가의 5배로 공식 양도 등록 시도</w:t>
             </w:r>
           </w:p>
         </w:tc>
@@ -3312,7 +3336,7 @@
                 <w:sz w:val="16"/>
                 <w:szCs w:val="16"/>
               </w:rPr>
-              <w:t xml:space="preserve">정가·보증금 전액 환불, 남는 차익 0</w:t>
+              <w:t xml:space="preserve">가격 상한 초과로 거부됨 (PriceAboveFaceValue)</w:t>
             </w:r>
           </w:p>
         </w:tc>
@@ -3373,7 +3397,7 @@
                 <w:sz w:val="16"/>
                 <w:szCs w:val="16"/>
               </w:rPr>
-              <w:t xml:space="preserve">반납된 좌석을 다시 배분</w:t>
+              <w:t xml:space="preserve">지정되지 않은 사람의 수령·금액 불일치 시도</w:t>
             </w:r>
           </w:p>
         </w:tc>
@@ -3401,7 +3425,7 @@
                 <w:sz w:val="16"/>
                 <w:szCs w:val="16"/>
               </w:rPr>
-              <w:t xml:space="preserve">점수 없는 계정의 입찰 거부됨 (InsufficientPoints)</w:t>
+              <w:t xml:space="preserve">각각 거부됨 (NotDesignatedBuyer, WrongPayment)</w:t>
             </w:r>
           </w:p>
         </w:tc>
@@ -3462,7 +3486,7 @@
                 <w:sz w:val="16"/>
                 <w:szCs w:val="16"/>
               </w:rPr>
-              <w:t xml:space="preserve">공연 당일 입장 및 노쇼 처리</w:t>
+              <w:t xml:space="preserve">되팔지 못해 공식 반납</w:t>
             </w:r>
           </w:p>
         </w:tc>
@@ -3490,7 +3514,7 @@
                 <w:sz w:val="16"/>
                 <w:szCs w:val="16"/>
               </w:rPr>
-              <w:t xml:space="preserve">입장할 때만 기록이 남고 보증금이 돌아오며, 노쇼는 몰수됨</w:t>
+              <w:t xml:space="preserve">정가 전액 환불, 남는 차익 0</w:t>
             </w:r>
           </w:p>
         </w:tc>
@@ -3551,7 +3575,7 @@
                 <w:sz w:val="16"/>
                 <w:szCs w:val="16"/>
               </w:rPr>
-              <w:t xml:space="preserve">1년이 지난 뒤 점수 조회</w:t>
+              <w:t xml:space="preserve">반납된 좌석을 다시 배분</w:t>
             </w:r>
           </w:p>
         </w:tc>
@@ -3579,7 +3603,7 @@
                 <w:sz w:val="16"/>
                 <w:szCs w:val="16"/>
               </w:rPr>
-              <w:t xml:space="preserve">선형으로 줄어드는 점수 확인</w:t>
+              <w:t xml:space="preserve">점수 없는 계정의 입찰 거부됨 (InsufficientPoints)</w:t>
             </w:r>
           </w:p>
         </w:tc>
@@ -3640,6 +3664,184 @@
                 <w:sz w:val="16"/>
                 <w:szCs w:val="16"/>
               </w:rPr>
+              <w:t xml:space="preserve">공연 당일 입장 및 노쇼 처리</w:t>
+            </w:r>
+          </w:p>
+        </w:tc>
+        <w:tc>
+          <w:tcPr>
+            <w:tcW w:type="dxa" w:w="4600"/>
+            <w:tcMar>
+              <w:top w:type="dxa" w:w="40"/>
+              <w:left w:type="dxa" w:w="90"/>
+              <w:bottom w:type="dxa" w:w="40"/>
+              <w:right w:type="dxa" w:w="90"/>
+            </w:tcMar>
+            <w:vAlign w:val="center"/>
+          </w:tcPr>
+          <w:p>
+            <w:pPr>
+              <w:jc w:val="left"/>
+            </w:pPr>
+            <w:r>
+              <w:rPr>
+                <w:rFonts w:ascii="NanumMyeongjo" w:cs="NanumMyeongjo" w:eastAsia="NanumMyeongjo" w:hAnsi="NanumMyeongjo"/>
+                <w:b w:val="false"/>
+                <w:bCs w:val="false"/>
+                <w:color w:val="000000"/>
+                <w:sz w:val="16"/>
+                <w:szCs w:val="16"/>
+              </w:rPr>
+              <w:t xml:space="preserve">입장할 때만 300점이 확정되고, 무단 노쇼는 환불되지 않음</w:t>
+            </w:r>
+          </w:p>
+        </w:tc>
+      </w:tr>
+      <w:tr>
+        <w:trPr>
+          <w:cantSplit/>
+        </w:trPr>
+        <w:tc>
+          <w:tcPr>
+            <w:tcW w:type="dxa" w:w="500"/>
+            <w:tcMar>
+              <w:top w:type="dxa" w:w="40"/>
+              <w:left w:type="dxa" w:w="90"/>
+              <w:bottom w:type="dxa" w:w="40"/>
+              <w:right w:type="dxa" w:w="90"/>
+            </w:tcMar>
+            <w:vAlign w:val="center"/>
+          </w:tcPr>
+          <w:p>
+            <w:pPr>
+              <w:jc w:val="left"/>
+            </w:pPr>
+            <w:r>
+              <w:rPr>
+                <w:rFonts w:ascii="NanumMyeongjo" w:cs="NanumMyeongjo" w:eastAsia="NanumMyeongjo" w:hAnsi="NanumMyeongjo"/>
+                <w:b w:val="false"/>
+                <w:bCs w:val="false"/>
+                <w:color w:val="000000"/>
+                <w:sz w:val="16"/>
+                <w:szCs w:val="16"/>
+              </w:rPr>
+              <w:t xml:space="preserve">10</w:t>
+            </w:r>
+          </w:p>
+        </w:tc>
+        <w:tc>
+          <w:tcPr>
+            <w:tcW w:type="dxa" w:w="4100"/>
+            <w:tcMar>
+              <w:top w:type="dxa" w:w="40"/>
+              <w:left w:type="dxa" w:w="90"/>
+              <w:bottom w:type="dxa" w:w="40"/>
+              <w:right w:type="dxa" w:w="90"/>
+            </w:tcMar>
+            <w:vAlign w:val="center"/>
+          </w:tcPr>
+          <w:p>
+            <w:pPr>
+              <w:jc w:val="left"/>
+            </w:pPr>
+            <w:r>
+              <w:rPr>
+                <w:rFonts w:ascii="NanumMyeongjo" w:cs="NanumMyeongjo" w:eastAsia="NanumMyeongjo" w:hAnsi="NanumMyeongjo"/>
+                <w:b w:val="false"/>
+                <w:bCs w:val="false"/>
+                <w:color w:val="000000"/>
+                <w:sz w:val="16"/>
+                <w:szCs w:val="16"/>
+              </w:rPr>
+              <w:t xml:space="preserve">1년이 지난 뒤 점수 조회</w:t>
+            </w:r>
+          </w:p>
+        </w:tc>
+        <w:tc>
+          <w:tcPr>
+            <w:tcW w:type="dxa" w:w="4600"/>
+            <w:tcMar>
+              <w:top w:type="dxa" w:w="40"/>
+              <w:left w:type="dxa" w:w="90"/>
+              <w:bottom w:type="dxa" w:w="40"/>
+              <w:right w:type="dxa" w:w="90"/>
+            </w:tcMar>
+            <w:vAlign w:val="center"/>
+          </w:tcPr>
+          <w:p>
+            <w:pPr>
+              <w:jc w:val="left"/>
+            </w:pPr>
+            <w:r>
+              <w:rPr>
+                <w:rFonts w:ascii="NanumMyeongjo" w:cs="NanumMyeongjo" w:eastAsia="NanumMyeongjo" w:hAnsi="NanumMyeongjo"/>
+                <w:b w:val="false"/>
+                <w:bCs w:val="false"/>
+                <w:color w:val="000000"/>
+                <w:sz w:val="16"/>
+                <w:szCs w:val="16"/>
+              </w:rPr>
+              <w:t xml:space="preserve">선형으로 줄어드는 점수 확인</w:t>
+            </w:r>
+          </w:p>
+        </w:tc>
+      </w:tr>
+      <w:tr>
+        <w:trPr>
+          <w:cantSplit/>
+        </w:trPr>
+        <w:tc>
+          <w:tcPr>
+            <w:tcW w:type="dxa" w:w="500"/>
+            <w:tcMar>
+              <w:top w:type="dxa" w:w="40"/>
+              <w:left w:type="dxa" w:w="90"/>
+              <w:bottom w:type="dxa" w:w="40"/>
+              <w:right w:type="dxa" w:w="90"/>
+            </w:tcMar>
+            <w:vAlign w:val="center"/>
+          </w:tcPr>
+          <w:p>
+            <w:pPr>
+              <w:jc w:val="left"/>
+            </w:pPr>
+            <w:r>
+              <w:rPr>
+                <w:rFonts w:ascii="NanumMyeongjo" w:cs="NanumMyeongjo" w:eastAsia="NanumMyeongjo" w:hAnsi="NanumMyeongjo"/>
+                <w:b w:val="false"/>
+                <w:bCs w:val="false"/>
+                <w:color w:val="000000"/>
+                <w:sz w:val="16"/>
+                <w:szCs w:val="16"/>
+              </w:rPr>
+              <w:t xml:space="preserve">11</w:t>
+            </w:r>
+          </w:p>
+        </w:tc>
+        <w:tc>
+          <w:tcPr>
+            <w:tcW w:type="dxa" w:w="4100"/>
+            <w:tcMar>
+              <w:top w:type="dxa" w:w="40"/>
+              <w:left w:type="dxa" w:w="90"/>
+              <w:bottom w:type="dxa" w:w="40"/>
+              <w:right w:type="dxa" w:w="90"/>
+            </w:tcMar>
+            <w:vAlign w:val="center"/>
+          </w:tcPr>
+          <w:p>
+            <w:pPr>
+              <w:jc w:val="left"/>
+            </w:pPr>
+            <w:r>
+              <w:rPr>
+                <w:rFonts w:ascii="NanumMyeongjo" w:cs="NanumMyeongjo" w:eastAsia="NanumMyeongjo" w:hAnsi="NanumMyeongjo"/>
+                <w:b w:val="false"/>
+                <w:bCs w:val="false"/>
+                <w:color w:val="000000"/>
+                <w:sz w:val="16"/>
+                <w:szCs w:val="16"/>
+              </w:rPr>
               <w:t xml:space="preserve">최종 상태 점검</w:t>
             </w:r>
           </w:p>
@@ -3688,7 +3890,7 @@
           <w:sz w:val="15"/>
           <w:szCs w:val="15"/>
         </w:rPr>
-        <w:t xml:space="preserve">표 4. 시연 시나리오 아홉 단계와 그 결과 (총 22개 항목 전부 통과)</w:t>
+        <w:t xml:space="preserve">표 4. 시연 시나리오와 그 결과 (총 27개 항목 전부 통과)</w:t>
       </w:r>
     </w:p>
     <w:sectPr>

--- a/docs/기말프로젝트_제안서.docx
+++ b/docs/기말프로젝트_제안서.docx
@@ -201,9 +201,9 @@
         </w:tblBorders>
       </w:tblPr>
       <w:tblGrid>
-        <w:gridCol w:w="1900"/>
-        <w:gridCol w:w="4600"/>
-        <w:gridCol w:w="2550"/>
+        <w:gridCol w:w="2450"/>
+        <w:gridCol w:w="4250"/>
+        <w:gridCol w:w="2350"/>
       </w:tblGrid>
       <w:tr>
         <w:trPr>
@@ -211,7 +211,7 @@
         </w:trPr>
         <w:tc>
           <w:tcPr>
-            <w:tcW w:type="dxa" w:w="1900"/>
+            <w:tcW w:type="dxa" w:w="2450"/>
             <w:shd w:fill="1F1F1F" w:val="clear"/>
             <w:tcMar>
               <w:top w:type="dxa" w:w="40"/>
@@ -240,7 +240,7 @@
         </w:tc>
         <w:tc>
           <w:tcPr>
-            <w:tcW w:type="dxa" w:w="4600"/>
+            <w:tcW w:type="dxa" w:w="4250"/>
             <w:shd w:fill="1F1F1F" w:val="clear"/>
             <w:tcMar>
               <w:top w:type="dxa" w:w="40"/>
@@ -269,7 +269,7 @@
         </w:tc>
         <w:tc>
           <w:tcPr>
-            <w:tcW w:type="dxa" w:w="2550"/>
+            <w:tcW w:type="dxa" w:w="2350"/>
             <w:shd w:fill="1F1F1F" w:val="clear"/>
             <w:tcMar>
               <w:top w:type="dxa" w:w="40"/>
@@ -303,7 +303,7 @@
         </w:trPr>
         <w:tc>
           <w:tcPr>
-            <w:tcW w:type="dxa" w:w="1900"/>
+            <w:tcW w:type="dxa" w:w="2450"/>
             <w:tcMar>
               <w:top w:type="dxa" w:w="40"/>
               <w:left w:type="dxa" w:w="90"/>
@@ -331,7 +331,7 @@
         </w:tc>
         <w:tc>
           <w:tcPr>
-            <w:tcW w:type="dxa" w:w="4600"/>
+            <w:tcW w:type="dxa" w:w="4250"/>
             <w:tcMar>
               <w:top w:type="dxa" w:w="40"/>
               <w:left w:type="dxa" w:w="90"/>
@@ -359,7 +359,7 @@
         </w:tc>
         <w:tc>
           <w:tcPr>
-            <w:tcW w:type="dxa" w:w="2550"/>
+            <w:tcW w:type="dxa" w:w="2350"/>
             <w:tcMar>
               <w:top w:type="dxa" w:w="40"/>
               <w:left w:type="dxa" w:w="90"/>
@@ -392,35 +392,35 @@
         </w:trPr>
         <w:tc>
           <w:tcPr>
-            <w:tcW w:type="dxa" w:w="1900"/>
-            <w:tcMar>
-              <w:top w:type="dxa" w:w="40"/>
-              <w:left w:type="dxa" w:w="90"/>
-              <w:bottom w:type="dxa" w:w="40"/>
-              <w:right w:type="dxa" w:w="90"/>
-            </w:tcMar>
-            <w:vAlign w:val="center"/>
-          </w:tcPr>
-          <w:p>
-            <w:pPr>
-              <w:jc w:val="left"/>
-            </w:pPr>
-            <w:r>
-              <w:rPr>
-                <w:rFonts w:ascii="NanumMyeongjo" w:cs="NanumMyeongjo" w:eastAsia="NanumMyeongjo" w:hAnsi="NanumMyeongjo"/>
-                <w:b w:val="false"/>
-                <w:bCs w:val="false"/>
-                <w:color w:val="000000"/>
-                <w:sz w:val="16"/>
-                <w:szCs w:val="16"/>
-              </w:rPr>
-              <w:t xml:space="preserve">TicketBox</w:t>
-            </w:r>
-          </w:p>
-        </w:tc>
-        <w:tc>
-          <w:tcPr>
-            <w:tcW w:type="dxa" w:w="4600"/>
+            <w:tcW w:type="dxa" w:w="2450"/>
+            <w:tcMar>
+              <w:top w:type="dxa" w:w="40"/>
+              <w:left w:type="dxa" w:w="90"/>
+              <w:bottom w:type="dxa" w:w="40"/>
+              <w:right w:type="dxa" w:w="90"/>
+            </w:tcMar>
+            <w:vAlign w:val="center"/>
+          </w:tcPr>
+          <w:p>
+            <w:pPr>
+              <w:jc w:val="left"/>
+            </w:pPr>
+            <w:r>
+              <w:rPr>
+                <w:rFonts w:ascii="NanumMyeongjo" w:cs="NanumMyeongjo" w:eastAsia="NanumMyeongjo" w:hAnsi="NanumMyeongjo"/>
+                <w:b w:val="false"/>
+                <w:bCs w:val="false"/>
+                <w:color w:val="000000"/>
+                <w:sz w:val="16"/>
+                <w:szCs w:val="16"/>
+              </w:rPr>
+              <w:t xml:space="preserve">TicketBox (티켓 구매)</w:t>
+            </w:r>
+          </w:p>
+        </w:tc>
+        <w:tc>
+          <w:tcPr>
+            <w:tcW w:type="dxa" w:w="4250"/>
             <w:tcMar>
               <w:top w:type="dxa" w:w="40"/>
               <w:left w:type="dxa" w:w="90"/>
@@ -448,7 +448,7 @@
         </w:tc>
         <w:tc>
           <w:tcPr>
-            <w:tcW w:type="dxa" w:w="2550"/>
+            <w:tcW w:type="dxa" w:w="2350"/>
             <w:tcMar>
               <w:top w:type="dxa" w:w="40"/>
               <w:left w:type="dxa" w:w="90"/>
@@ -481,35 +481,35 @@
         </w:trPr>
         <w:tc>
           <w:tcPr>
-            <w:tcW w:type="dxa" w:w="1900"/>
-            <w:tcMar>
-              <w:top w:type="dxa" w:w="40"/>
-              <w:left w:type="dxa" w:w="90"/>
-              <w:bottom w:type="dxa" w:w="40"/>
-              <w:right w:type="dxa" w:w="90"/>
-            </w:tcMar>
-            <w:vAlign w:val="center"/>
-          </w:tcPr>
-          <w:p>
-            <w:pPr>
-              <w:jc w:val="left"/>
-            </w:pPr>
-            <w:r>
-              <w:rPr>
-                <w:rFonts w:ascii="NanumMyeongjo" w:cs="NanumMyeongjo" w:eastAsia="NanumMyeongjo" w:hAnsi="NanumMyeongjo"/>
-                <w:b w:val="false"/>
-                <w:bCs w:val="false"/>
-                <w:color w:val="000000"/>
-                <w:sz w:val="16"/>
-                <w:szCs w:val="16"/>
-              </w:rPr>
-              <w:t xml:space="preserve">OfficialTransfer</w:t>
-            </w:r>
-          </w:p>
-        </w:tc>
-        <w:tc>
-          <w:tcPr>
-            <w:tcW w:type="dxa" w:w="4600"/>
+            <w:tcW w:type="dxa" w:w="2450"/>
+            <w:tcMar>
+              <w:top w:type="dxa" w:w="40"/>
+              <w:left w:type="dxa" w:w="90"/>
+              <w:bottom w:type="dxa" w:w="40"/>
+              <w:right w:type="dxa" w:w="90"/>
+            </w:tcMar>
+            <w:vAlign w:val="center"/>
+          </w:tcPr>
+          <w:p>
+            <w:pPr>
+              <w:jc w:val="left"/>
+            </w:pPr>
+            <w:r>
+              <w:rPr>
+                <w:rFonts w:ascii="NanumMyeongjo" w:cs="NanumMyeongjo" w:eastAsia="NanumMyeongjo" w:hAnsi="NanumMyeongjo"/>
+                <w:b w:val="false"/>
+                <w:bCs w:val="false"/>
+                <w:color w:val="000000"/>
+                <w:sz w:val="16"/>
+                <w:szCs w:val="16"/>
+              </w:rPr>
+              <w:t xml:space="preserve">OfficialTransfer (공식 양도)</w:t>
+            </w:r>
+          </w:p>
+        </w:tc>
+        <w:tc>
+          <w:tcPr>
+            <w:tcW w:type="dxa" w:w="4250"/>
             <w:tcMar>
               <w:top w:type="dxa" w:w="40"/>
               <w:left w:type="dxa" w:w="90"/>
@@ -537,7 +537,7 @@
         </w:tc>
         <w:tc>
           <w:tcPr>
-            <w:tcW w:type="dxa" w:w="2550"/>
+            <w:tcW w:type="dxa" w:w="2350"/>
             <w:tcMar>
               <w:top w:type="dxa" w:w="40"/>
               <w:left w:type="dxa" w:w="90"/>
@@ -1349,7 +1349,7 @@
           <w:sz w:val="20"/>
           <w:szCs w:val="20"/>
         </w:rPr>
-        <w:t xml:space="preserve">리워드는 현금이나 가상자산으로 교환할 수 없고 타인에게 전송할 수도 없는 팬 활동 점수이므로, 되팔아 차익을 얻는 구조와 분리된다. 실제 입장 후에만 확정되어 표를 대량 확보해도 관람하지 않으면 쌓이지 않는다. 확정된 점수는 730일에 걸쳐 0으로 줄어드는데, 오래전에 다녀온 사람이 영원히 우선순위를 차지하지 않도록 하기 위해서다. 한편 누적 참석 횟수는 누구나 조회할 수 있어, 굿즈 판매처가 별도 연동 없이 등급 조건을 직접 확인할 수 있다.</w:t>
+        <w:t xml:space="preserve">리워드는 현금이나 가상자산으로 교환할 수 없고 타인에게 전송할 수도 없는 팬 활동 점수이므로, 되팔아 차익을 얻는 구조와 분리된다. 실제 입장 후에만 확정되어 표를 대량 확보해도 관람하지 않으면 쌓이지 않는다. 확정된 점수는 5년에 걸쳐 0으로 줄어드는데, 오래전에 다녀온 사람이 영원히 우선순위를 차지하지 않도록 하기 위해서다. 한편 누적 참석 횟수는 누구나 조회할 수 있어, 굿즈 판매처가 별도 연동 없이 등급 조건을 직접 확인할 수 있다.</w:t>
       </w:r>
     </w:p>
     <w:p>
@@ -2616,7 +2616,7 @@
         </w:rPr>
         <w:t xml:space="preserve">아래 링크에서 지갑·설치 없이 컨트랙트 로직이 브라우저에서 즉시 실행되는 것을 클릭 몇 번으로 확인할 수 있다: </w:t>
       </w:r>
-      <w:hyperlink w:history="1" r:id="rIdktrf8psldg4_fngd6kbfs">
+      <w:hyperlink w:history="1" r:id="rIdfbdoxlrvzegy7gnhcrpm_">
         <w:r>
           <w:rPr>
             <w:rFonts w:ascii="NanumMyeongjo" w:cs="NanumMyeongjo" w:eastAsia="NanumMyeongjo" w:hAnsi="NanumMyeongjo"/>
@@ -2636,7 +2636,7 @@
         </w:rPr>
         <w:t xml:space="preserve"> (소스: </w:t>
       </w:r>
-      <w:hyperlink w:history="1" r:id="rId3pxbqrbpp6xqltom2qxpe">
+      <w:hyperlink w:history="1" r:id="rIdjtpzgqyysw3bepirciem2">
         <w:r>
           <w:rPr>
             <w:rFonts w:ascii="NanumMyeongjo" w:cs="NanumMyeongjo" w:eastAsia="NanumMyeongjo" w:hAnsi="NanumMyeongjo"/>
